--- a/docs/content/probability_inference/probability_inference_lecture.docx
+++ b/docs/content/probability_inference/probability_inference_lecture.docx
@@ -5692,7 +5692,7 @@
               <w:rPr>
                 <w:rStyle w:val="VerbatimChar"/>
               </w:rPr>
-              <w:t xml:space="preserve">Mean: 253.5 mm</w:t>
+              <w:t xml:space="preserve">Mean: 280.8 mm</w:t>
             </w:r>
           </w:p>
           <w:p>
@@ -5780,7 +5780,7 @@
               <w:rPr>
                 <w:rStyle w:val="VerbatimChar"/>
               </w:rPr>
-              <w:t xml:space="preserve">Standard deviation: 43.78 mm</w:t>
+              <w:t xml:space="preserve">Standard deviation: 35.23 mm</w:t>
             </w:r>
           </w:p>
           <w:p>
@@ -5868,7 +5868,7 @@
               <w:rPr>
                 <w:rStyle w:val="VerbatimChar"/>
               </w:rPr>
-              <w:t xml:space="preserve">Standard error: 13.84 mm</w:t>
+              <w:t xml:space="preserve">Standard error: 11.14 mm</w:t>
             </w:r>
           </w:p>
           <w:p>
@@ -5992,7 +5992,7 @@
               <w:rPr>
                 <w:rStyle w:val="VerbatimChar"/>
               </w:rPr>
-              <w:t xml:space="preserve">95% CI using z: 226.4 to 280.6 mm</w:t>
+              <w:t xml:space="preserve">95% CI using z: 259 to 302.6 mm</w:t>
             </w:r>
           </w:p>
           <w:p>
@@ -6116,7 +6116,7 @@
               <w:rPr>
                 <w:rStyle w:val="VerbatimChar"/>
               </w:rPr>
-              <w:t xml:space="preserve">95% CI using t: 222.2 to 284.8 mm</w:t>
+              <w:t xml:space="preserve">95% CI using t: 255.6 to 306 mm</w:t>
             </w:r>
           </w:p>
           <w:p>

--- a/docs/content/probability_inference/probability_inference_lecture.docx
+++ b/docs/content/probability_inference/probability_inference_lecture.docx
@@ -5692,7 +5692,7 @@
               <w:rPr>
                 <w:rStyle w:val="VerbatimChar"/>
               </w:rPr>
-              <w:t xml:space="preserve">Mean: 280.8 mm</w:t>
+              <w:t xml:space="preserve">Mean: 268.2 mm</w:t>
             </w:r>
           </w:p>
           <w:p>
@@ -5780,7 +5780,7 @@
               <w:rPr>
                 <w:rStyle w:val="VerbatimChar"/>
               </w:rPr>
-              <w:t xml:space="preserve">Standard deviation: 35.23 mm</w:t>
+              <w:t xml:space="preserve">Standard deviation: 18.77 mm</w:t>
             </w:r>
           </w:p>
           <w:p>
@@ -5868,7 +5868,7 @@
               <w:rPr>
                 <w:rStyle w:val="VerbatimChar"/>
               </w:rPr>
-              <w:t xml:space="preserve">Standard error: 11.14 mm</w:t>
+              <w:t xml:space="preserve">Standard error: 5.94 mm</w:t>
             </w:r>
           </w:p>
           <w:p>
@@ -5992,7 +5992,7 @@
               <w:rPr>
                 <w:rStyle w:val="VerbatimChar"/>
               </w:rPr>
-              <w:t xml:space="preserve">95% CI using z: 259 to 302.6 mm</w:t>
+              <w:t xml:space="preserve">95% CI using z: 256.6 to 279.8 mm</w:t>
             </w:r>
           </w:p>
           <w:p>
@@ -6116,7 +6116,7 @@
               <w:rPr>
                 <w:rStyle w:val="VerbatimChar"/>
               </w:rPr>
-              <w:t xml:space="preserve">95% CI using t: 255.6 to 306 mm</w:t>
+              <w:t xml:space="preserve">95% CI using t: 254.8 to 281.6 mm</w:t>
             </w:r>
           </w:p>
           <w:p>

--- a/docs/content/probability_inference/probability_inference_lecture.docx
+++ b/docs/content/probability_inference/probability_inference_lecture.docx
@@ -29,7 +29,7 @@
     <w:bookmarkStart w:id="12" w:name="Xf3967c703b08e9f2b5bdc09fd5478d50d974e43"/>
     <w:p>
       <w:pPr>
-        <w:pStyle w:val="Heading1"/>
+        <w:pStyle w:val="Heading2"/>
       </w:pPr>
       <w:r>
         <w:rPr>
@@ -150,7 +150,7 @@
     <w:bookmarkStart w:id="16" w:name="X54a01f2434b92051b91b21a0855f1728497fee3"/>
     <w:p>
       <w:pPr>
-        <w:pStyle w:val="Heading1"/>
+        <w:pStyle w:val="Heading2"/>
       </w:pPr>
       <w:r>
         <w:t xml:space="preserve">Practice Exercise 1: Exploring the Grayling Dataset</w:t>
@@ -730,7 +730,7 @@
     <w:bookmarkStart w:id="21" w:name="lecture-4-probability-distributions"/>
     <w:p>
       <w:pPr>
-        <w:pStyle w:val="Heading1"/>
+        <w:pStyle w:val="Heading2"/>
       </w:pPr>
       <w:r>
         <w:rPr>
@@ -749,7 +749,7 @@
     <w:bookmarkStart w:id="17" w:name="probability-distribution-functions"/>
     <w:p>
       <w:pPr>
-        <w:pStyle w:val="Heading2"/>
+        <w:pStyle w:val="Heading3"/>
       </w:pPr>
       <w:r>
         <w:t xml:space="preserve">Probability Distribution Functions</w:t>
@@ -919,7 +919,7 @@
     <w:bookmarkStart w:id="25" w:name="Xdfbb0734ac5e3bc180eae0b6c7f77663fff67df"/>
     <w:p>
       <w:pPr>
-        <w:pStyle w:val="Heading1"/>
+        <w:pStyle w:val="Heading2"/>
       </w:pPr>
       <w:r>
         <w:rPr>
@@ -1129,7 +1129,7 @@
     <w:bookmarkStart w:id="28" w:name="X036783e2982a7d254cea35a1058d9e9a70a51fb"/>
     <w:p>
       <w:pPr>
-        <w:pStyle w:val="Heading1"/>
+        <w:pStyle w:val="Heading2"/>
       </w:pPr>
       <w:r>
         <w:t xml:space="preserve">Practice Exercise 2: Calculating Z-scores of lake I3</w:t>
@@ -1628,7 +1628,7 @@
     <w:bookmarkStart w:id="32" w:name="lecture-4-the-fish-data-as-a-z-score"/>
     <w:p>
       <w:pPr>
-        <w:pStyle w:val="Heading1"/>
+        <w:pStyle w:val="Heading2"/>
       </w:pPr>
       <w:r>
         <w:rPr>
@@ -1709,7 +1709,7 @@
     <w:bookmarkStart w:id="34" w:name="z-score-results"/>
     <w:p>
       <w:pPr>
-        <w:pStyle w:val="Heading1"/>
+        <w:pStyle w:val="Heading2"/>
       </w:pPr>
       <w:r>
         <w:t xml:space="preserve">Z-score Results</w:t>
@@ -2098,7 +2098,7 @@
     <w:bookmarkStart w:id="38" w:name="X79ab317a3b0e3f1eb0442b52472bbf24c1b1d8d"/>
     <w:p>
       <w:pPr>
-        <w:pStyle w:val="Heading1"/>
+        <w:pStyle w:val="Heading2"/>
       </w:pPr>
       <w:r>
         <w:t xml:space="preserve">Lecture 4: Standard normal distribution - Fish Data</w:t>
@@ -2289,7 +2289,7 @@
     <w:bookmarkStart w:id="42" w:name="Xd23597060ff522e642dba701c764c6af4a40b83"/>
     <w:p>
       <w:pPr>
-        <w:pStyle w:val="Heading1"/>
+        <w:pStyle w:val="Heading2"/>
       </w:pPr>
       <w:r>
         <w:t xml:space="preserve">Lecture 4: Standard normal distribution properties</w:t>
@@ -2425,7 +2425,7 @@
     <w:bookmarkStart w:id="46" w:name="lecture-4-using-z-tables"/>
     <w:p>
       <w:pPr>
-        <w:pStyle w:val="Heading1"/>
+        <w:pStyle w:val="Heading2"/>
       </w:pPr>
       <w:r>
         <w:t xml:space="preserve">Lecture 4: Using Z-tables</w:t>
@@ -2560,7 +2560,7 @@
     <w:bookmarkStart w:id="51" w:name="lecture-4-z-score-formula"/>
     <w:p>
       <w:pPr>
-        <w:pStyle w:val="Heading1"/>
+        <w:pStyle w:val="Heading2"/>
       </w:pPr>
       <w:r>
         <w:t xml:space="preserve">Lecture 4: Z-score Formula</w:t>
@@ -2589,7 +2589,7 @@
     <w:bookmarkStart w:id="47" w:name="textz-fracx_i-musigma"/>
     <w:p>
       <w:pPr>
-        <w:pStyle w:val="Heading2"/>
+        <w:pStyle w:val="Heading3"/>
       </w:pPr>
       <m:oMath>
         <m:r>
@@ -2756,7 +2756,7 @@
     <w:bookmarkStart w:id="56" w:name="lecture-4-z-score-example-from-table"/>
     <w:p>
       <w:pPr>
-        <w:pStyle w:val="Heading1"/>
+        <w:pStyle w:val="Heading2"/>
       </w:pPr>
       <w:r>
         <w:t xml:space="preserve">Lecture 4: Z-score example from table</w:t>
@@ -2785,7 +2785,7 @@
     <w:bookmarkStart w:id="52" w:name="textz-fracx_i-musigma-1"/>
     <w:p>
       <w:pPr>
-        <w:pStyle w:val="Heading2"/>
+        <w:pStyle w:val="Heading3"/>
       </w:pPr>
       <m:oMath>
         <m:r>
@@ -3036,7 +3036,7 @@
     <w:bookmarkStart w:id="57" w:name="Xc70a39d62bd3f34fa62985126db8fa26220c5ea"/>
     <w:p>
       <w:pPr>
-        <w:pStyle w:val="Heading1"/>
+        <w:pStyle w:val="Heading2"/>
       </w:pPr>
       <w:r>
         <w:t xml:space="preserve">Lecture 4: Z-score example calculation in r</w:t>
@@ -3501,7 +3501,7 @@
     <w:bookmarkStart w:id="58" w:name="Xdfe3621476bd56d84458159c427340501c091de"/>
     <w:p>
       <w:pPr>
-        <w:pStyle w:val="Heading1"/>
+        <w:pStyle w:val="Heading2"/>
       </w:pPr>
       <w:r>
         <w:t xml:space="preserve">Lecture 4: We can now use this for fun in the fish</w:t>
@@ -3844,7 +3844,7 @@
     <w:bookmarkStart w:id="59" w:name="lecture-4-what-this-means"/>
     <w:p>
       <w:pPr>
-        <w:pStyle w:val="Heading1"/>
+        <w:pStyle w:val="Heading2"/>
       </w:pPr>
       <w:r>
         <w:t xml:space="preserve">Lecture 4: What this means</w:t>
@@ -3896,7 +3896,7 @@
     <w:bookmarkStart w:id="60" w:name="lecture-4-so-what-is-next"/>
     <w:p>
       <w:pPr>
-        <w:pStyle w:val="Heading1"/>
+        <w:pStyle w:val="Heading2"/>
       </w:pPr>
       <w:r>
         <w:t xml:space="preserve">Lecture 4: So what is next…</w:t>
@@ -4000,7 +4000,7 @@
     <w:bookmarkStart w:id="65" w:name="lecture-4-when-population-σ-is-unknown"/>
     <w:p>
       <w:pPr>
-        <w:pStyle w:val="Heading1"/>
+        <w:pStyle w:val="Heading2"/>
       </w:pPr>
       <w:r>
         <w:rPr>
@@ -4125,7 +4125,7 @@
     <w:bookmarkStart w:id="70" w:name="lecture-4-understanding-t-distribution"/>
     <w:p>
       <w:pPr>
-        <w:pStyle w:val="Heading1"/>
+        <w:pStyle w:val="Heading2"/>
       </w:pPr>
       <w:r>
         <w:rPr>
@@ -4326,7 +4326,7 @@
     <w:bookmarkStart w:id="76" w:name="students-t-distribution-formula"/>
     <w:p>
       <w:pPr>
-        <w:pStyle w:val="Heading1"/>
+        <w:pStyle w:val="Heading2"/>
       </w:pPr>
       <w:r>
         <w:t xml:space="preserve">Student’s t-distribution Formula</w:t>
@@ -4357,7 +4357,7 @@
     <w:bookmarkStart w:id="72" w:name="textci-bary-pm-t-cdot-fracssqrtn"/>
     <w:p>
       <w:pPr>
-        <w:pStyle w:val="Heading2"/>
+        <w:pStyle w:val="Heading3"/>
       </w:pPr>
       <m:oMath>
         <m:r>
@@ -4543,7 +4543,7 @@
     <w:bookmarkStart w:id="80" w:name="lecture-4-students-t-distribution-table"/>
     <w:p>
       <w:pPr>
-        <w:pStyle w:val="Heading1"/>
+        <w:pStyle w:val="Heading2"/>
       </w:pPr>
       <w:r>
         <w:rPr>
@@ -4674,7 +4674,7 @@
     <w:bookmarkStart w:id="88" w:name="lecture-4-one-tailed-questions"/>
     <w:p>
       <w:pPr>
-        <w:pStyle w:val="Heading1"/>
+        <w:pStyle w:val="Heading2"/>
       </w:pPr>
       <w:r>
         <w:rPr>
@@ -4822,7 +4822,7 @@
     <w:bookmarkStart w:id="95" w:name="lecture-4-two-tailed-questions"/>
     <w:p>
       <w:pPr>
-        <w:pStyle w:val="Heading1"/>
+        <w:pStyle w:val="Heading2"/>
       </w:pPr>
       <w:r>
         <w:rPr>
@@ -4968,7 +4968,7 @@
     <w:bookmarkStart w:id="100" w:name="lecture-4-t-distribution-ci-example"/>
     <w:p>
       <w:pPr>
-        <w:pStyle w:val="Heading1"/>
+        <w:pStyle w:val="Heading2"/>
       </w:pPr>
       <w:r>
         <w:rPr>
@@ -5003,7 +5003,7 @@
     <w:bookmarkStart w:id="96" w:name="textci-bary-pm-t-cdot-fracssqrtn-1"/>
     <w:p>
       <w:pPr>
-        <w:pStyle w:val="Heading2"/>
+        <w:pStyle w:val="Heading3"/>
       </w:pPr>
       <m:oMath>
         <m:r>
@@ -5178,10 +5178,10 @@
       </w:r>
     </w:p>
     <w:bookmarkEnd w:id="100"/>
-    <w:bookmarkStart w:id="105" w:name="X778e819be2241fac1d829fce675f6db2cdbd9e4"/>
-    <w:p>
-      <w:pPr>
-        <w:pStyle w:val="Heading1"/>
+    <w:bookmarkStart w:id="103" w:name="X778e819be2241fac1d829fce675f6db2cdbd9e4"/>
+    <w:p>
+      <w:pPr>
+        <w:pStyle w:val="Heading2"/>
       </w:pPr>
       <w:r>
         <w:t xml:space="preserve">Practice Exercise 4: Using the t-distribution</w:t>
@@ -5234,219 +5234,6 @@
                       <pic:pic>
                         <pic:nvPicPr>
                           <pic:cNvPr descr="/Applications/Positron.app/Contents/Resources/app/quarto/share/formats/docx/tip.png" id="102" name="Picture"/>
-                          <pic:cNvPicPr>
-                            <a:picLocks noChangeArrowheads="1" noChangeAspect="1"/>
-                          </pic:cNvPicPr>
-                        </pic:nvPicPr>
-                        <pic:blipFill>
-                          <a:blip r:embed="rId13"/>
-                          <a:stretch>
-                            <a:fillRect/>
-                          </a:stretch>
-                        </pic:blipFill>
-                        <pic:spPr bwMode="auto">
-                          <a:xfrm>
-                            <a:off x="0" y="0"/>
-                            <a:ext cx="152400" cy="152400"/>
-                          </a:xfrm>
-                          <a:prstGeom prst="rect">
-                            <a:avLst/>
-                          </a:prstGeom>
-                          <a:noFill/>
-                          <a:ln w="9525">
-                            <a:noFill/>
-                            <a:headEnd/>
-                            <a:tailEnd/>
-                          </a:ln>
-                        </pic:spPr>
-                      </pic:pic>
-                    </a:graphicData>
-                  </a:graphic>
-                </wp:inline>
-              </w:drawing>
-            </w:r>
-            <w:r>
-              <w:t xml:space="preserve"> </w:t>
-            </w:r>
-            <w:r>
-              <w:t xml:space="preserve"> </w:t>
-            </w:r>
-            <w:r>
-              <w:t xml:space="preserve">Practice Exercise 4: Using the t-distribution</w:t>
-            </w:r>
-          </w:p>
-        </w:tc>
-      </w:tr>
-      <w:tr>
-        <w:trPr>
-          <w:cantSplit/>
-        </w:trPr>
-        <w:tc>
-          <w:tcPr>
-            <w:tcMar>
-              <w:top w:w="108" w:type="dxa"/>
-              <w:bottom w:w="108" w:type="dxa"/>
-            </w:tcMar>
-          </w:tcPr>
-          <w:p>
-            <w:pPr>
-              <w:pStyle w:val="BodyText"/>
-            </w:pPr>
-            <w:pPr>
-              <w:spacing w:before="16"/>
-            </w:pPr>
-            <w:r>
-              <w:t xml:space="preserve">Let’s compare confidence intervals using the normal approximation (z)</w:t>
-            </w:r>
-            <w:r>
-              <w:t xml:space="preserve"> </w:t>
-            </w:r>
-            <w:r>
-              <w:t xml:space="preserve">versus the t-distribution for our fish data. I3 data and 10 fish Mean is</w:t>
-            </w:r>
-            <w:r>
-              <w:t xml:space="preserve"> </w:t>
-            </w:r>
-            <w:r>
-              <w:t xml:space="preserve">266.7 - sd is 17.12 - se is 5.41</w:t>
-            </w:r>
-          </w:p>
-          <w:p>
-            <w:pPr>
-              <w:pStyle w:val="BodyText"/>
-            </w:pPr>
-            <w:pPr>
-              <w:spacing w:after="16"/>
-            </w:pPr>
-            <w:r>
-              <w:t xml:space="preserve">##</w:t>
-            </w:r>
-            <w:r>
-              <w:t xml:space="preserve"> </w:t>
-            </w:r>
-            <m:oMath>
-              <m:r>
-                <m:rPr>
-                  <m:nor/>
-                  <m:sty m:val="p"/>
-                </m:rPr>
-                <m:t>CI</m:t>
-              </m:r>
-              <m:r>
-                <m:rPr>
-                  <m:sty m:val="p"/>
-                </m:rPr>
-                <m:t>=</m:t>
-              </m:r>
-              <m:acc>
-                <m:accPr>
-                  <m:chr m:val="‾"/>
-                </m:accPr>
-                <m:e>
-                  <m:r>
-                    <m:t>y</m:t>
-                  </m:r>
-                </m:e>
-              </m:acc>
-              <m:r>
-                <m:rPr>
-                  <m:sty m:val="p"/>
-                </m:rPr>
-                <m:t>±</m:t>
-              </m:r>
-              <m:r>
-                <m:t>t</m:t>
-              </m:r>
-              <m:r>
-                <m:rPr>
-                  <m:sty m:val="p"/>
-                </m:rPr>
-                <m:t>⋅</m:t>
-              </m:r>
-              <m:f>
-                <m:fPr>
-                  <m:type m:val="bar"/>
-                </m:fPr>
-                <m:num>
-                  <m:r>
-                    <m:t>s</m:t>
-                  </m:r>
-                </m:num>
-                <m:den>
-                  <m:rad>
-                    <m:radPr>
-                      <m:degHide m:val="on"/>
-                    </m:radPr>
-                    <m:deg/>
-                    <m:e>
-                      <m:r>
-                        <m:t>n</m:t>
-                      </m:r>
-                    </m:e>
-                  </m:rad>
-                </m:den>
-              </m:f>
-            </m:oMath>
-          </w:p>
-          <w:p/>
-        </w:tc>
-      </w:tr>
-    </w:tbl>
-    <w:p>
-      <w:pPr>
-        <w:pStyle w:val="BodyText"/>
-      </w:pPr>
-      <w:r>
-        <w:t xml:space="preserve"> </w:t>
-      </w:r>
-    </w:p>
-    <w:tbl>
-      <w:tblPr>
-        <w:tblStyle w:val="Table"/>
-        <w:tblLook w:firstRow="0" w:lastRow="0" w:firstColumn="0" w:lastColumn="0" w:noHBand="0" w:noVBand="0" w:val="0000"/>
-        <w:tblBorders>
-          <w:top w:val="single" w:sz="4" w:space="0" w:color="00A047"/>
-          <w:left w:val="single" w:sz="24" w:space="0" w:color="00A047"/>
-          <w:bottom w:val="single" w:sz="4" w:space="0" w:color="00A047"/>
-          <w:right w:val="single" w:sz="4" w:space="0" w:color="00A047"/>
-        </w:tblBorders>
-        <w:tblCellMar>
-          <w:left w:w="144" w:type="dxa"/>
-          <w:right w:w="144" w:type="dxa"/>
-        </w:tblCellMar>
-        <w:tblLook w:firstRow="0" w:lastRow="0" w:firstColumn="0" w:lastColumn="0" w:noHBand="0" w:noVBand="0" w:val="0000"/>
-      </w:tblPr>
-      <w:tr>
-        <w:trPr>
-          <w:cantSplit/>
-        </w:trPr>
-        <w:tc>
-          <w:tcPr>
-            <w:shd w:color="auto" w:fill="ccf1e3" w:val="clear"/>
-            <w:tcMar>
-              <w:top w:w="92" w:type="dxa"/>
-              <w:bottom w:w="92" w:type="dxa"/>
-            </w:tcMar>
-          </w:tcPr>
-          <w:p>
-            <w:pPr>
-              <w:pStyle w:val="BodyText"/>
-            </w:pPr>
-            <w:pPr>
-              <w:spacing w:before="0" w:after="0"/>
-              <w:textAlignment w:val="center"/>
-            </w:pPr>
-            <w:r>
-              <w:drawing>
-                <wp:inline>
-                  <wp:extent cx="152400" cy="152400"/>
-                  <wp:effectExtent b="0" l="0" r="0" t="0"/>
-                  <wp:docPr descr="" title="" id="103" name="Picture"/>
-                  <a:graphic>
-                    <a:graphicData uri="http://schemas.openxmlformats.org/drawingml/2006/picture">
-                      <pic:pic>
-                        <pic:nvPicPr>
-                          <pic:cNvPr descr="/Applications/Positron.app/Contents/Resources/app/quarto/share/formats/docx/tip.png" id="104" name="Picture"/>
                           <pic:cNvPicPr>
                             <a:picLocks noChangeArrowheads="1" noChangeAspect="1"/>
                           </pic:cNvPicPr>
@@ -5681,6 +5468,423 @@
               <w:rPr>
                 <w:rStyle w:val="NormalTok"/>
               </w:rPr>
+              <w:t xml:space="preserve">,</w:t>
+            </w:r>
+            <w:r>
+              <w:br/>
+            </w:r>
+            <w:r>
+              <w:rPr>
+                <w:rStyle w:val="NormalTok"/>
+              </w:rPr>
+              <w:t xml:space="preserve">    </w:t>
+            </w:r>
+            <w:r>
+              <w:rPr>
+                <w:rStyle w:val="StringTok"/>
+              </w:rPr>
+              <w:t xml:space="preserve">"Standard deviation:"</w:t>
+            </w:r>
+            <w:r>
+              <w:rPr>
+                <w:rStyle w:val="NormalTok"/>
+              </w:rPr>
+              <w:t xml:space="preserve">, </w:t>
+            </w:r>
+            <w:r>
+              <w:rPr>
+                <w:rStyle w:val="FunctionTok"/>
+              </w:rPr>
+              <w:t xml:space="preserve">round</w:t>
+            </w:r>
+            <w:r>
+              <w:rPr>
+                <w:rStyle w:val="NormalTok"/>
+              </w:rPr>
+              <w:t xml:space="preserve">(sample_sd, </w:t>
+            </w:r>
+            <w:r>
+              <w:rPr>
+                <w:rStyle w:val="DecValTok"/>
+              </w:rPr>
+              <w:t xml:space="preserve">2</w:t>
+            </w:r>
+            <w:r>
+              <w:rPr>
+                <w:rStyle w:val="NormalTok"/>
+              </w:rPr>
+              <w:t xml:space="preserve">), </w:t>
+            </w:r>
+            <w:r>
+              <w:rPr>
+                <w:rStyle w:val="StringTok"/>
+              </w:rPr>
+              <w:t xml:space="preserve">"mm</w:t>
+            </w:r>
+            <w:r>
+              <w:rPr>
+                <w:rStyle w:val="SpecialCharTok"/>
+              </w:rPr>
+              <w:t xml:space="preserve">\n</w:t>
+            </w:r>
+            <w:r>
+              <w:rPr>
+                <w:rStyle w:val="StringTok"/>
+              </w:rPr>
+              <w:t xml:space="preserve">"</w:t>
+            </w:r>
+            <w:r>
+              <w:rPr>
+                <w:rStyle w:val="NormalTok"/>
+              </w:rPr>
+              <w:t xml:space="preserve">,</w:t>
+            </w:r>
+            <w:r>
+              <w:br/>
+            </w:r>
+            <w:r>
+              <w:rPr>
+                <w:rStyle w:val="NormalTok"/>
+              </w:rPr>
+              <w:t xml:space="preserve">    </w:t>
+            </w:r>
+            <w:r>
+              <w:rPr>
+                <w:rStyle w:val="StringTok"/>
+              </w:rPr>
+              <w:t xml:space="preserve">"Standard error:"</w:t>
+            </w:r>
+            <w:r>
+              <w:rPr>
+                <w:rStyle w:val="NormalTok"/>
+              </w:rPr>
+              <w:t xml:space="preserve">, </w:t>
+            </w:r>
+            <w:r>
+              <w:rPr>
+                <w:rStyle w:val="FunctionTok"/>
+              </w:rPr>
+              <w:t xml:space="preserve">round</w:t>
+            </w:r>
+            <w:r>
+              <w:rPr>
+                <w:rStyle w:val="NormalTok"/>
+              </w:rPr>
+              <w:t xml:space="preserve">(sample_se, </w:t>
+            </w:r>
+            <w:r>
+              <w:rPr>
+                <w:rStyle w:val="DecValTok"/>
+              </w:rPr>
+              <w:t xml:space="preserve">2</w:t>
+            </w:r>
+            <w:r>
+              <w:rPr>
+                <w:rStyle w:val="NormalTok"/>
+              </w:rPr>
+              <w:t xml:space="preserve">), </w:t>
+            </w:r>
+            <w:r>
+              <w:rPr>
+                <w:rStyle w:val="StringTok"/>
+              </w:rPr>
+              <w:t xml:space="preserve">"mm</w:t>
+            </w:r>
+            <w:r>
+              <w:rPr>
+                <w:rStyle w:val="SpecialCharTok"/>
+              </w:rPr>
+              <w:t xml:space="preserve">\n</w:t>
+            </w:r>
+            <w:r>
+              <w:rPr>
+                <w:rStyle w:val="StringTok"/>
+              </w:rPr>
+              <w:t xml:space="preserve">"</w:t>
+            </w:r>
+            <w:r>
+              <w:rPr>
+                <w:rStyle w:val="NormalTok"/>
+              </w:rPr>
+              <w:t xml:space="preserve">,</w:t>
+            </w:r>
+            <w:r>
+              <w:br/>
+            </w:r>
+            <w:r>
+              <w:rPr>
+                <w:rStyle w:val="NormalTok"/>
+              </w:rPr>
+              <w:t xml:space="preserve">    </w:t>
+            </w:r>
+            <w:r>
+              <w:rPr>
+                <w:rStyle w:val="StringTok"/>
+              </w:rPr>
+              <w:t xml:space="preserve">"95% CI using z:"</w:t>
+            </w:r>
+            <w:r>
+              <w:rPr>
+                <w:rStyle w:val="NormalTok"/>
+              </w:rPr>
+              <w:t xml:space="preserve">, </w:t>
+            </w:r>
+            <w:r>
+              <w:rPr>
+                <w:rStyle w:val="FunctionTok"/>
+              </w:rPr>
+              <w:t xml:space="preserve">round</w:t>
+            </w:r>
+            <w:r>
+              <w:rPr>
+                <w:rStyle w:val="NormalTok"/>
+              </w:rPr>
+              <w:t xml:space="preserve">(z_ci_lower, </w:t>
+            </w:r>
+            <w:r>
+              <w:rPr>
+                <w:rStyle w:val="DecValTok"/>
+              </w:rPr>
+              <w:t xml:space="preserve">1</w:t>
+            </w:r>
+            <w:r>
+              <w:rPr>
+                <w:rStyle w:val="NormalTok"/>
+              </w:rPr>
+              <w:t xml:space="preserve">), </w:t>
+            </w:r>
+            <w:r>
+              <w:rPr>
+                <w:rStyle w:val="StringTok"/>
+              </w:rPr>
+              <w:t xml:space="preserve">"to"</w:t>
+            </w:r>
+            <w:r>
+              <w:rPr>
+                <w:rStyle w:val="NormalTok"/>
+              </w:rPr>
+              <w:t xml:space="preserve">, </w:t>
+            </w:r>
+            <w:r>
+              <w:rPr>
+                <w:rStyle w:val="FunctionTok"/>
+              </w:rPr>
+              <w:t xml:space="preserve">round</w:t>
+            </w:r>
+            <w:r>
+              <w:rPr>
+                <w:rStyle w:val="NormalTok"/>
+              </w:rPr>
+              <w:t xml:space="preserve">(z_ci_upper, </w:t>
+            </w:r>
+            <w:r>
+              <w:rPr>
+                <w:rStyle w:val="DecValTok"/>
+              </w:rPr>
+              <w:t xml:space="preserve">1</w:t>
+            </w:r>
+            <w:r>
+              <w:rPr>
+                <w:rStyle w:val="NormalTok"/>
+              </w:rPr>
+              <w:t xml:space="preserve">), </w:t>
+            </w:r>
+            <w:r>
+              <w:rPr>
+                <w:rStyle w:val="StringTok"/>
+              </w:rPr>
+              <w:t xml:space="preserve">"mm</w:t>
+            </w:r>
+            <w:r>
+              <w:rPr>
+                <w:rStyle w:val="SpecialCharTok"/>
+              </w:rPr>
+              <w:t xml:space="preserve">\n</w:t>
+            </w:r>
+            <w:r>
+              <w:rPr>
+                <w:rStyle w:val="StringTok"/>
+              </w:rPr>
+              <w:t xml:space="preserve">"</w:t>
+            </w:r>
+            <w:r>
+              <w:rPr>
+                <w:rStyle w:val="NormalTok"/>
+              </w:rPr>
+              <w:t xml:space="preserve">,</w:t>
+            </w:r>
+            <w:r>
+              <w:br/>
+            </w:r>
+            <w:r>
+              <w:rPr>
+                <w:rStyle w:val="NormalTok"/>
+              </w:rPr>
+              <w:t xml:space="preserve">    </w:t>
+            </w:r>
+            <w:r>
+              <w:rPr>
+                <w:rStyle w:val="StringTok"/>
+              </w:rPr>
+              <w:t xml:space="preserve">"95% CI using t:"</w:t>
+            </w:r>
+            <w:r>
+              <w:rPr>
+                <w:rStyle w:val="NormalTok"/>
+              </w:rPr>
+              <w:t xml:space="preserve">, </w:t>
+            </w:r>
+            <w:r>
+              <w:rPr>
+                <w:rStyle w:val="FunctionTok"/>
+              </w:rPr>
+              <w:t xml:space="preserve">round</w:t>
+            </w:r>
+            <w:r>
+              <w:rPr>
+                <w:rStyle w:val="NormalTok"/>
+              </w:rPr>
+              <w:t xml:space="preserve">(t_ci_lower, </w:t>
+            </w:r>
+            <w:r>
+              <w:rPr>
+                <w:rStyle w:val="DecValTok"/>
+              </w:rPr>
+              <w:t xml:space="preserve">1</w:t>
+            </w:r>
+            <w:r>
+              <w:rPr>
+                <w:rStyle w:val="NormalTok"/>
+              </w:rPr>
+              <w:t xml:space="preserve">), </w:t>
+            </w:r>
+            <w:r>
+              <w:rPr>
+                <w:rStyle w:val="StringTok"/>
+              </w:rPr>
+              <w:t xml:space="preserve">"to"</w:t>
+            </w:r>
+            <w:r>
+              <w:rPr>
+                <w:rStyle w:val="NormalTok"/>
+              </w:rPr>
+              <w:t xml:space="preserve">, </w:t>
+            </w:r>
+            <w:r>
+              <w:rPr>
+                <w:rStyle w:val="FunctionTok"/>
+              </w:rPr>
+              <w:t xml:space="preserve">round</w:t>
+            </w:r>
+            <w:r>
+              <w:rPr>
+                <w:rStyle w:val="NormalTok"/>
+              </w:rPr>
+              <w:t xml:space="preserve">(t_ci_upper, </w:t>
+            </w:r>
+            <w:r>
+              <w:rPr>
+                <w:rStyle w:val="DecValTok"/>
+              </w:rPr>
+              <w:t xml:space="preserve">1</w:t>
+            </w:r>
+            <w:r>
+              <w:rPr>
+                <w:rStyle w:val="NormalTok"/>
+              </w:rPr>
+              <w:t xml:space="preserve">), </w:t>
+            </w:r>
+            <w:r>
+              <w:rPr>
+                <w:rStyle w:val="StringTok"/>
+              </w:rPr>
+              <w:t xml:space="preserve">"mm</w:t>
+            </w:r>
+            <w:r>
+              <w:rPr>
+                <w:rStyle w:val="SpecialCharTok"/>
+              </w:rPr>
+              <w:t xml:space="preserve">\n</w:t>
+            </w:r>
+            <w:r>
+              <w:rPr>
+                <w:rStyle w:val="StringTok"/>
+              </w:rPr>
+              <w:t xml:space="preserve">"</w:t>
+            </w:r>
+            <w:r>
+              <w:rPr>
+                <w:rStyle w:val="NormalTok"/>
+              </w:rPr>
+              <w:t xml:space="preserve">,</w:t>
+            </w:r>
+            <w:r>
+              <w:br/>
+            </w:r>
+            <w:r>
+              <w:rPr>
+                <w:rStyle w:val="NormalTok"/>
+              </w:rPr>
+              <w:t xml:space="preserve">    </w:t>
+            </w:r>
+            <w:r>
+              <w:rPr>
+                <w:rStyle w:val="StringTok"/>
+              </w:rPr>
+              <w:t xml:space="preserve">"t critical value:"</w:t>
+            </w:r>
+            <w:r>
+              <w:rPr>
+                <w:rStyle w:val="NormalTok"/>
+              </w:rPr>
+              <w:t xml:space="preserve">, </w:t>
+            </w:r>
+            <w:r>
+              <w:rPr>
+                <w:rStyle w:val="FunctionTok"/>
+              </w:rPr>
+              <w:t xml:space="preserve">round</w:t>
+            </w:r>
+            <w:r>
+              <w:rPr>
+                <w:rStyle w:val="NormalTok"/>
+              </w:rPr>
+              <w:t xml:space="preserve">(t_crit, </w:t>
+            </w:r>
+            <w:r>
+              <w:rPr>
+                <w:rStyle w:val="DecValTok"/>
+              </w:rPr>
+              <w:t xml:space="preserve">3</w:t>
+            </w:r>
+            <w:r>
+              <w:rPr>
+                <w:rStyle w:val="NormalTok"/>
+              </w:rPr>
+              <w:t xml:space="preserve">), </w:t>
+            </w:r>
+            <w:r>
+              <w:rPr>
+                <w:rStyle w:val="StringTok"/>
+              </w:rPr>
+              <w:t xml:space="preserve">"vs z critical value: 1.96</w:t>
+            </w:r>
+            <w:r>
+              <w:rPr>
+                <w:rStyle w:val="SpecialCharTok"/>
+              </w:rPr>
+              <w:t xml:space="preserve">\n</w:t>
+            </w:r>
+            <w:r>
+              <w:rPr>
+                <w:rStyle w:val="StringTok"/>
+              </w:rPr>
+              <w:t xml:space="preserve">"</w:t>
+            </w:r>
+            <w:r>
+              <w:rPr>
+                <w:rStyle w:val="NormalTok"/>
+              </w:rPr>
               <w:t xml:space="preserve">)</w:t>
             </w:r>
           </w:p>
@@ -5692,530 +5896,63 @@
               <w:rPr>
                 <w:rStyle w:val="VerbatimChar"/>
               </w:rPr>
-              <w:t xml:space="preserve">Mean: 268.2 mm</w:t>
-            </w:r>
-          </w:p>
-          <w:p>
-            <w:pPr>
-              <w:pStyle w:val="SourceCode"/>
-            </w:pPr>
-            <w:r>
-              <w:rPr>
-                <w:rStyle w:val="FunctionTok"/>
-              </w:rPr>
-              <w:t xml:space="preserve">cat</w:t>
-            </w:r>
-            <w:r>
-              <w:rPr>
-                <w:rStyle w:val="NormalTok"/>
-              </w:rPr>
-              <w:t xml:space="preserve">(</w:t>
-            </w:r>
-            <w:r>
-              <w:rPr>
-                <w:rStyle w:val="StringTok"/>
-              </w:rPr>
-              <w:t xml:space="preserve">"Standard deviation:"</w:t>
-            </w:r>
-            <w:r>
-              <w:rPr>
-                <w:rStyle w:val="NormalTok"/>
-              </w:rPr>
-              <w:t xml:space="preserve">, </w:t>
-            </w:r>
-            <w:r>
-              <w:rPr>
-                <w:rStyle w:val="FunctionTok"/>
-              </w:rPr>
-              <w:t xml:space="preserve">round</w:t>
-            </w:r>
-            <w:r>
-              <w:rPr>
-                <w:rStyle w:val="NormalTok"/>
-              </w:rPr>
-              <w:t xml:space="preserve">(sample_sd, </w:t>
-            </w:r>
-            <w:r>
-              <w:rPr>
-                <w:rStyle w:val="DecValTok"/>
-              </w:rPr>
-              <w:t xml:space="preserve">2</w:t>
-            </w:r>
-            <w:r>
-              <w:rPr>
-                <w:rStyle w:val="NormalTok"/>
-              </w:rPr>
-              <w:t xml:space="preserve">), </w:t>
-            </w:r>
-            <w:r>
-              <w:rPr>
-                <w:rStyle w:val="StringTok"/>
-              </w:rPr>
-              <w:t xml:space="preserve">"mm</w:t>
-            </w:r>
-            <w:r>
-              <w:rPr>
-                <w:rStyle w:val="SpecialCharTok"/>
-              </w:rPr>
-              <w:t xml:space="preserve">\n</w:t>
-            </w:r>
-            <w:r>
-              <w:rPr>
-                <w:rStyle w:val="StringTok"/>
-              </w:rPr>
-              <w:t xml:space="preserve">"</w:t>
-            </w:r>
-            <w:r>
-              <w:rPr>
-                <w:rStyle w:val="NormalTok"/>
-              </w:rPr>
-              <w:t xml:space="preserve">)</w:t>
-            </w:r>
-          </w:p>
-          <w:p>
-            <w:pPr>
-              <w:pStyle w:val="SourceCode"/>
-            </w:pPr>
+              <w:t xml:space="preserve">Mean: 248.3 mm</w:t>
+            </w:r>
+            <w:r>
+              <w:br/>
+            </w:r>
             <w:r>
               <w:rPr>
                 <w:rStyle w:val="VerbatimChar"/>
               </w:rPr>
-              <w:t xml:space="preserve">Standard deviation: 18.77 mm</w:t>
-            </w:r>
-          </w:p>
-          <w:p>
-            <w:pPr>
-              <w:pStyle w:val="SourceCode"/>
-            </w:pPr>
-            <w:r>
-              <w:rPr>
-                <w:rStyle w:val="FunctionTok"/>
-              </w:rPr>
-              <w:t xml:space="preserve">cat</w:t>
-            </w:r>
-            <w:r>
-              <w:rPr>
-                <w:rStyle w:val="NormalTok"/>
-              </w:rPr>
-              <w:t xml:space="preserve">(</w:t>
-            </w:r>
-            <w:r>
-              <w:rPr>
-                <w:rStyle w:val="StringTok"/>
-              </w:rPr>
-              <w:t xml:space="preserve">"Standard error:"</w:t>
-            </w:r>
-            <w:r>
-              <w:rPr>
-                <w:rStyle w:val="NormalTok"/>
-              </w:rPr>
-              <w:t xml:space="preserve">, </w:t>
-            </w:r>
-            <w:r>
-              <w:rPr>
-                <w:rStyle w:val="FunctionTok"/>
-              </w:rPr>
-              <w:t xml:space="preserve">round</w:t>
-            </w:r>
-            <w:r>
-              <w:rPr>
-                <w:rStyle w:val="NormalTok"/>
-              </w:rPr>
-              <w:t xml:space="preserve">(sample_se, </w:t>
-            </w:r>
-            <w:r>
-              <w:rPr>
-                <w:rStyle w:val="DecValTok"/>
-              </w:rPr>
-              <w:t xml:space="preserve">2</w:t>
-            </w:r>
-            <w:r>
-              <w:rPr>
-                <w:rStyle w:val="NormalTok"/>
-              </w:rPr>
-              <w:t xml:space="preserve">), </w:t>
-            </w:r>
-            <w:r>
-              <w:rPr>
-                <w:rStyle w:val="StringTok"/>
-              </w:rPr>
-              <w:t xml:space="preserve">"mm</w:t>
-            </w:r>
-            <w:r>
-              <w:rPr>
-                <w:rStyle w:val="SpecialCharTok"/>
-              </w:rPr>
-              <w:t xml:space="preserve">\n</w:t>
-            </w:r>
-            <w:r>
-              <w:rPr>
-                <w:rStyle w:val="StringTok"/>
-              </w:rPr>
-              <w:t xml:space="preserve">"</w:t>
-            </w:r>
-            <w:r>
-              <w:rPr>
-                <w:rStyle w:val="NormalTok"/>
-              </w:rPr>
-              <w:t xml:space="preserve">)</w:t>
-            </w:r>
-          </w:p>
-          <w:p>
-            <w:pPr>
-              <w:pStyle w:val="SourceCode"/>
-            </w:pPr>
+              <w:t xml:space="preserve"> Standard deviation: 28.75 mm</w:t>
+            </w:r>
+            <w:r>
+              <w:br/>
+            </w:r>
             <w:r>
               <w:rPr>
                 <w:rStyle w:val="VerbatimChar"/>
               </w:rPr>
-              <w:t xml:space="preserve">Standard error: 5.94 mm</w:t>
-            </w:r>
-          </w:p>
-          <w:p>
-            <w:pPr>
-              <w:pStyle w:val="SourceCode"/>
-            </w:pPr>
-            <w:r>
-              <w:rPr>
-                <w:rStyle w:val="FunctionTok"/>
-              </w:rPr>
-              <w:t xml:space="preserve">cat</w:t>
-            </w:r>
-            <w:r>
-              <w:rPr>
-                <w:rStyle w:val="NormalTok"/>
-              </w:rPr>
-              <w:t xml:space="preserve">(</w:t>
-            </w:r>
-            <w:r>
-              <w:rPr>
-                <w:rStyle w:val="StringTok"/>
-              </w:rPr>
-              <w:t xml:space="preserve">"95% CI using z:"</w:t>
-            </w:r>
-            <w:r>
-              <w:rPr>
-                <w:rStyle w:val="NormalTok"/>
-              </w:rPr>
-              <w:t xml:space="preserve">, </w:t>
-            </w:r>
-            <w:r>
-              <w:rPr>
-                <w:rStyle w:val="FunctionTok"/>
-              </w:rPr>
-              <w:t xml:space="preserve">round</w:t>
-            </w:r>
-            <w:r>
-              <w:rPr>
-                <w:rStyle w:val="NormalTok"/>
-              </w:rPr>
-              <w:t xml:space="preserve">(z_ci_lower, </w:t>
-            </w:r>
-            <w:r>
-              <w:rPr>
-                <w:rStyle w:val="DecValTok"/>
-              </w:rPr>
-              <w:t xml:space="preserve">1</w:t>
-            </w:r>
-            <w:r>
-              <w:rPr>
-                <w:rStyle w:val="NormalTok"/>
-              </w:rPr>
-              <w:t xml:space="preserve">), </w:t>
-            </w:r>
-            <w:r>
-              <w:rPr>
-                <w:rStyle w:val="StringTok"/>
-              </w:rPr>
-              <w:t xml:space="preserve">"to"</w:t>
-            </w:r>
-            <w:r>
-              <w:rPr>
-                <w:rStyle w:val="NormalTok"/>
-              </w:rPr>
-              <w:t xml:space="preserve">, </w:t>
-            </w:r>
-            <w:r>
-              <w:rPr>
-                <w:rStyle w:val="FunctionTok"/>
-              </w:rPr>
-              <w:t xml:space="preserve">round</w:t>
-            </w:r>
-            <w:r>
-              <w:rPr>
-                <w:rStyle w:val="NormalTok"/>
-              </w:rPr>
-              <w:t xml:space="preserve">(z_ci_upper, </w:t>
-            </w:r>
-            <w:r>
-              <w:rPr>
-                <w:rStyle w:val="DecValTok"/>
-              </w:rPr>
-              <w:t xml:space="preserve">1</w:t>
-            </w:r>
-            <w:r>
-              <w:rPr>
-                <w:rStyle w:val="NormalTok"/>
-              </w:rPr>
-              <w:t xml:space="preserve">), </w:t>
-            </w:r>
-            <w:r>
-              <w:rPr>
-                <w:rStyle w:val="StringTok"/>
-              </w:rPr>
-              <w:t xml:space="preserve">"mm</w:t>
-            </w:r>
-            <w:r>
-              <w:rPr>
-                <w:rStyle w:val="SpecialCharTok"/>
-              </w:rPr>
-              <w:t xml:space="preserve">\n</w:t>
-            </w:r>
-            <w:r>
-              <w:rPr>
-                <w:rStyle w:val="StringTok"/>
-              </w:rPr>
-              <w:t xml:space="preserve">"</w:t>
-            </w:r>
-            <w:r>
-              <w:rPr>
-                <w:rStyle w:val="NormalTok"/>
-              </w:rPr>
-              <w:t xml:space="preserve">)</w:t>
-            </w:r>
-          </w:p>
-          <w:p>
-            <w:pPr>
-              <w:pStyle w:val="SourceCode"/>
-            </w:pPr>
+              <w:t xml:space="preserve"> Standard error: 9.09 mm</w:t>
+            </w:r>
+            <w:r>
+              <w:br/>
+            </w:r>
             <w:r>
               <w:rPr>
                 <w:rStyle w:val="VerbatimChar"/>
               </w:rPr>
-              <w:t xml:space="preserve">95% CI using z: 256.6 to 279.8 mm</w:t>
-            </w:r>
-          </w:p>
-          <w:p>
-            <w:pPr>
-              <w:pStyle w:val="SourceCode"/>
-            </w:pPr>
-            <w:r>
-              <w:rPr>
-                <w:rStyle w:val="FunctionTok"/>
-              </w:rPr>
-              <w:t xml:space="preserve">cat</w:t>
-            </w:r>
-            <w:r>
-              <w:rPr>
-                <w:rStyle w:val="NormalTok"/>
-              </w:rPr>
-              <w:t xml:space="preserve">(</w:t>
-            </w:r>
-            <w:r>
-              <w:rPr>
-                <w:rStyle w:val="StringTok"/>
-              </w:rPr>
-              <w:t xml:space="preserve">"95% CI using t:"</w:t>
-            </w:r>
-            <w:r>
-              <w:rPr>
-                <w:rStyle w:val="NormalTok"/>
-              </w:rPr>
-              <w:t xml:space="preserve">, </w:t>
-            </w:r>
-            <w:r>
-              <w:rPr>
-                <w:rStyle w:val="FunctionTok"/>
-              </w:rPr>
-              <w:t xml:space="preserve">round</w:t>
-            </w:r>
-            <w:r>
-              <w:rPr>
-                <w:rStyle w:val="NormalTok"/>
-              </w:rPr>
-              <w:t xml:space="preserve">(t_ci_lower, </w:t>
-            </w:r>
-            <w:r>
-              <w:rPr>
-                <w:rStyle w:val="DecValTok"/>
-              </w:rPr>
-              <w:t xml:space="preserve">1</w:t>
-            </w:r>
-            <w:r>
-              <w:rPr>
-                <w:rStyle w:val="NormalTok"/>
-              </w:rPr>
-              <w:t xml:space="preserve">), </w:t>
-            </w:r>
-            <w:r>
-              <w:rPr>
-                <w:rStyle w:val="StringTok"/>
-              </w:rPr>
-              <w:t xml:space="preserve">"to"</w:t>
-            </w:r>
-            <w:r>
-              <w:rPr>
-                <w:rStyle w:val="NormalTok"/>
-              </w:rPr>
-              <w:t xml:space="preserve">, </w:t>
-            </w:r>
-            <w:r>
-              <w:rPr>
-                <w:rStyle w:val="FunctionTok"/>
-              </w:rPr>
-              <w:t xml:space="preserve">round</w:t>
-            </w:r>
-            <w:r>
-              <w:rPr>
-                <w:rStyle w:val="NormalTok"/>
-              </w:rPr>
-              <w:t xml:space="preserve">(t_ci_upper, </w:t>
-            </w:r>
-            <w:r>
-              <w:rPr>
-                <w:rStyle w:val="DecValTok"/>
-              </w:rPr>
-              <w:t xml:space="preserve">1</w:t>
-            </w:r>
-            <w:r>
-              <w:rPr>
-                <w:rStyle w:val="NormalTok"/>
-              </w:rPr>
-              <w:t xml:space="preserve">), </w:t>
-            </w:r>
-            <w:r>
-              <w:rPr>
-                <w:rStyle w:val="StringTok"/>
-              </w:rPr>
-              <w:t xml:space="preserve">"mm</w:t>
-            </w:r>
-            <w:r>
-              <w:rPr>
-                <w:rStyle w:val="SpecialCharTok"/>
-              </w:rPr>
-              <w:t xml:space="preserve">\n</w:t>
-            </w:r>
-            <w:r>
-              <w:rPr>
-                <w:rStyle w:val="StringTok"/>
-              </w:rPr>
-              <w:t xml:space="preserve">"</w:t>
-            </w:r>
-            <w:r>
-              <w:rPr>
-                <w:rStyle w:val="NormalTok"/>
-              </w:rPr>
-              <w:t xml:space="preserve">)</w:t>
-            </w:r>
-          </w:p>
-          <w:p>
-            <w:pPr>
-              <w:pStyle w:val="SourceCode"/>
-            </w:pPr>
+              <w:t xml:space="preserve"> 95% CI using z: 230.5 to 266.1 mm</w:t>
+            </w:r>
+            <w:r>
+              <w:br/>
+            </w:r>
             <w:r>
               <w:rPr>
                 <w:rStyle w:val="VerbatimChar"/>
               </w:rPr>
-              <w:t xml:space="preserve">95% CI using t: 254.8 to 281.6 mm</w:t>
-            </w:r>
-          </w:p>
-          <w:p>
-            <w:pPr>
-              <w:pStyle w:val="SourceCode"/>
-            </w:pPr>
-            <w:r>
-              <w:rPr>
-                <w:rStyle w:val="FunctionTok"/>
-              </w:rPr>
-              <w:t xml:space="preserve">cat</w:t>
-            </w:r>
-            <w:r>
-              <w:rPr>
-                <w:rStyle w:val="NormalTok"/>
-              </w:rPr>
-              <w:t xml:space="preserve">(</w:t>
-            </w:r>
-            <w:r>
-              <w:rPr>
-                <w:rStyle w:val="StringTok"/>
-              </w:rPr>
-              <w:t xml:space="preserve">"t critical value:"</w:t>
-            </w:r>
-            <w:r>
-              <w:rPr>
-                <w:rStyle w:val="NormalTok"/>
-              </w:rPr>
-              <w:t xml:space="preserve">, </w:t>
-            </w:r>
-            <w:r>
-              <w:rPr>
-                <w:rStyle w:val="FunctionTok"/>
-              </w:rPr>
-              <w:t xml:space="preserve">round</w:t>
-            </w:r>
-            <w:r>
-              <w:rPr>
-                <w:rStyle w:val="NormalTok"/>
-              </w:rPr>
-              <w:t xml:space="preserve">(t_crit, </w:t>
-            </w:r>
-            <w:r>
-              <w:rPr>
-                <w:rStyle w:val="DecValTok"/>
-              </w:rPr>
-              <w:t xml:space="preserve">3</w:t>
-            </w:r>
-            <w:r>
-              <w:rPr>
-                <w:rStyle w:val="NormalTok"/>
-              </w:rPr>
-              <w:t xml:space="preserve">), </w:t>
-            </w:r>
-            <w:r>
-              <w:rPr>
-                <w:rStyle w:val="StringTok"/>
-              </w:rPr>
-              <w:t xml:space="preserve">"vs z critical value: 1.96</w:t>
-            </w:r>
-            <w:r>
-              <w:rPr>
-                <w:rStyle w:val="SpecialCharTok"/>
-              </w:rPr>
-              <w:t xml:space="preserve">\n</w:t>
-            </w:r>
-            <w:r>
-              <w:rPr>
-                <w:rStyle w:val="StringTok"/>
-              </w:rPr>
-              <w:t xml:space="preserve">"</w:t>
-            </w:r>
-            <w:r>
-              <w:rPr>
-                <w:rStyle w:val="NormalTok"/>
-              </w:rPr>
-              <w:t xml:space="preserve">)</w:t>
-            </w:r>
-          </w:p>
-          <w:p>
-            <w:pPr>
-              <w:pStyle w:val="SourceCode"/>
-            </w:pPr>
+              <w:t xml:space="preserve"> 95% CI using t: 227.7 to 268.9 mm</w:t>
+            </w:r>
+            <w:r>
+              <w:br/>
+            </w:r>
             <w:r>
               <w:rPr>
                 <w:rStyle w:val="VerbatimChar"/>
               </w:rPr>
-              <w:t xml:space="preserve">t critical value: 2.262 vs z critical value: 1.96</w:t>
+              <w:t xml:space="preserve"> t critical value: 2.262 vs z critical value: 1.96</w:t>
             </w:r>
           </w:p>
           <w:p/>
         </w:tc>
       </w:tr>
     </w:tbl>
-    <w:bookmarkEnd w:id="105"/>
-    <w:bookmarkStart w:id="106" w:name="X194f6ce4be61c2f7de25bca00683bc72761ab22"/>
-    <w:p>
-      <w:pPr>
-        <w:pStyle w:val="Heading1"/>
+    <w:bookmarkEnd w:id="103"/>
+    <w:bookmarkStart w:id="104" w:name="X65eec054523985b187da288b7755525c185a401"/>
+    <w:p>
+      <w:pPr>
+        <w:pStyle w:val="Heading2"/>
       </w:pPr>
       <w:r>
         <w:rPr>
@@ -6228,7 +5965,7 @@
         <w:t xml:space="preserve"> </w:t>
       </w:r>
       <w:r>
-        <w:t xml:space="preserve">Intro to Hypothesis Testing one tailed</w:t>
+        <w:t xml:space="preserve">Intro to Hypothesis Testing (One-Tailed) — The Numbers</w:t>
       </w:r>
     </w:p>
     <w:p>
@@ -6529,11 +6266,11 @@
         <w:t xml:space="preserve">Decision: Reject Ho (sample mean falls in upper rejection region)</w:t>
       </w:r>
     </w:p>
-    <w:bookmarkEnd w:id="106"/>
-    <w:bookmarkStart w:id="110" w:name="X673d7bb62bfbe83a28b60eed942fc852a091155"/>
-    <w:p>
-      <w:pPr>
-        <w:pStyle w:val="Heading1"/>
+    <w:bookmarkEnd w:id="104"/>
+    <w:bookmarkStart w:id="108" w:name="X6987138db6ef32882b5d429557ba13144f4d126"/>
+    <w:p>
+      <w:pPr>
+        <w:pStyle w:val="Heading2"/>
       </w:pPr>
       <w:r>
         <w:rPr>
@@ -6546,7 +6283,7 @@
         <w:t xml:space="preserve"> </w:t>
       </w:r>
       <w:r>
-        <w:t xml:space="preserve">Intro to Hypothesis Testing one tailed</w:t>
+        <w:t xml:space="preserve">Intro to Hypothesis Testing (One-Tailed) — The Picture</w:t>
       </w:r>
     </w:p>
     <w:p>
@@ -6746,18 +6483,18 @@
           <wp:inline>
             <wp:extent cx="4572000" cy="4572000"/>
             <wp:effectExtent b="0" l="0" r="0" t="0"/>
-            <wp:docPr descr="" title="" id="108" name="Picture"/>
+            <wp:docPr descr="" title="" id="106" name="Picture"/>
             <a:graphic>
               <a:graphicData uri="http://schemas.openxmlformats.org/drawingml/2006/picture">
                 <pic:pic>
                   <pic:nvPicPr>
-                    <pic:cNvPr descr="probability_inference_lecture_files/figure-docx/l04-17-1.png" id="109" name="Picture"/>
+                    <pic:cNvPr descr="probability_inference_lecture_files/figure-docx/l04-17-1.png" id="107" name="Picture"/>
                     <pic:cNvPicPr>
                       <a:picLocks noChangeArrowheads="1" noChangeAspect="1"/>
                     </pic:cNvPicPr>
                   </pic:nvPicPr>
                   <pic:blipFill>
-                    <a:blip r:embed="rId107"/>
+                    <a:blip r:embed="rId105"/>
                     <a:stretch>
                       <a:fillRect/>
                     </a:stretch>
@@ -6784,18 +6521,11 @@
         </w:drawing>
       </w:r>
     </w:p>
-    <w:bookmarkEnd w:id="110"/>
-    <w:bookmarkStart w:id="111" w:name="section"/>
-    <w:p>
-      <w:pPr>
-        <w:pStyle w:val="Heading1"/>
-      </w:pPr>
-    </w:p>
-    <w:bookmarkEnd w:id="111"/>
-    <w:bookmarkStart w:id="112" w:name="lecture-4-hypothesis-testing-two-tailed"/>
-    <w:p>
-      <w:pPr>
-        <w:pStyle w:val="Heading1"/>
+    <w:bookmarkEnd w:id="108"/>
+    <w:bookmarkStart w:id="109" w:name="X29dfce8ce90d9a28932237a031a9dabc5818f06"/>
+    <w:p>
+      <w:pPr>
+        <w:pStyle w:val="Heading2"/>
       </w:pPr>
       <w:r>
         <w:rPr>
@@ -6808,7 +6538,7 @@
         <w:t xml:space="preserve"> </w:t>
       </w:r>
       <w:r>
-        <w:t xml:space="preserve">Hypothesis Testing two tailed</w:t>
+        <w:t xml:space="preserve">Hypothesis Testing (Two-Tailed) — The Numbers</w:t>
       </w:r>
     </w:p>
     <w:p>
@@ -7088,11 +6818,11 @@
         <w:t xml:space="preserve">Decision: Reject Ho (sample mean falls in rejection region)</w:t>
       </w:r>
     </w:p>
-    <w:bookmarkEnd w:id="112"/>
-    <w:bookmarkStart w:id="116" w:name="X29a921c8a2bb7d4d22ca8005c6592b72821a36a"/>
-    <w:p>
-      <w:pPr>
-        <w:pStyle w:val="Heading1"/>
+    <w:bookmarkEnd w:id="109"/>
+    <w:bookmarkStart w:id="113" w:name="Xb56dc6884255265902b890ab04f9ed3d348dc85"/>
+    <w:p>
+      <w:pPr>
+        <w:pStyle w:val="Heading2"/>
       </w:pPr>
       <w:r>
         <w:rPr>
@@ -7105,7 +6835,7 @@
         <w:t xml:space="preserve"> </w:t>
       </w:r>
       <w:r>
-        <w:t xml:space="preserve">Hypothesis Testing two tailed</w:t>
+        <w:t xml:space="preserve">Hypothesis Testing (Two-Tailed) — The Picture</w:t>
       </w:r>
     </w:p>
     <w:p>
@@ -7303,18 +7033,18 @@
           <wp:inline>
             <wp:extent cx="4572000" cy="4572000"/>
             <wp:effectExtent b="0" l="0" r="0" t="0"/>
-            <wp:docPr descr="" title="" id="114" name="Picture"/>
+            <wp:docPr descr="" title="" id="111" name="Picture"/>
             <a:graphic>
               <a:graphicData uri="http://schemas.openxmlformats.org/drawingml/2006/picture">
                 <pic:pic>
                   <pic:nvPicPr>
-                    <pic:cNvPr descr="probability_inference_lecture_files/figure-docx/l04-19-1.png" id="115" name="Picture"/>
+                    <pic:cNvPr descr="probability_inference_lecture_files/figure-docx/l04-19-1.png" id="112" name="Picture"/>
                     <pic:cNvPicPr>
                       <a:picLocks noChangeArrowheads="1" noChangeAspect="1"/>
                     </pic:cNvPicPr>
                   </pic:nvPicPr>
                   <pic:blipFill>
-                    <a:blip r:embed="rId113"/>
+                    <a:blip r:embed="rId110"/>
                     <a:stretch>
                       <a:fillRect/>
                     </a:stretch>
@@ -7341,14 +7071,645 @@
         </w:drawing>
       </w:r>
     </w:p>
+    <w:bookmarkEnd w:id="113"/>
+    <w:bookmarkStart w:id="116" w:name="practice-exercise-5-one-sample-t-test"/>
+    <w:p>
+      <w:pPr>
+        <w:pStyle w:val="Heading2"/>
+      </w:pPr>
+      <w:r>
+        <w:t xml:space="preserve">Practice Exercise 5: One-Sample t-Test</w:t>
+      </w:r>
+    </w:p>
+    <w:tbl>
+      <w:tblPr>
+        <w:tblStyle w:val="Table"/>
+        <w:tblLook w:firstRow="0" w:lastRow="0" w:firstColumn="0" w:lastColumn="0" w:noHBand="0" w:noVBand="0" w:val="0000"/>
+        <w:tblBorders>
+          <w:top w:val="single" w:sz="4" w:space="0" w:color="00A047"/>
+          <w:left w:val="single" w:sz="24" w:space="0" w:color="00A047"/>
+          <w:bottom w:val="single" w:sz="4" w:space="0" w:color="00A047"/>
+          <w:right w:val="single" w:sz="4" w:space="0" w:color="00A047"/>
+        </w:tblBorders>
+        <w:tblCellMar>
+          <w:left w:w="144" w:type="dxa"/>
+          <w:right w:w="144" w:type="dxa"/>
+        </w:tblCellMar>
+        <w:tblLook w:firstRow="0" w:lastRow="0" w:firstColumn="0" w:lastColumn="0" w:noHBand="0" w:noVBand="0" w:val="0000"/>
+      </w:tblPr>
+      <w:tr>
+        <w:trPr>
+          <w:cantSplit/>
+        </w:trPr>
+        <w:tc>
+          <w:tcPr>
+            <w:shd w:color="auto" w:fill="ccf1e3" w:val="clear"/>
+            <w:tcMar>
+              <w:top w:w="92" w:type="dxa"/>
+              <w:bottom w:w="92" w:type="dxa"/>
+            </w:tcMar>
+          </w:tcPr>
+          <w:p>
+            <w:pPr>
+              <w:pStyle w:val="FirstParagraph"/>
+            </w:pPr>
+            <w:pPr>
+              <w:spacing w:before="0" w:after="0"/>
+              <w:textAlignment w:val="center"/>
+            </w:pPr>
+            <w:r>
+              <w:drawing>
+                <wp:inline>
+                  <wp:extent cx="152400" cy="152400"/>
+                  <wp:effectExtent b="0" l="0" r="0" t="0"/>
+                  <wp:docPr descr="" title="" id="114" name="Picture"/>
+                  <a:graphic>
+                    <a:graphicData uri="http://schemas.openxmlformats.org/drawingml/2006/picture">
+                      <pic:pic>
+                        <pic:nvPicPr>
+                          <pic:cNvPr descr="/Applications/Positron.app/Contents/Resources/app/quarto/share/formats/docx/tip.png" id="115" name="Picture"/>
+                          <pic:cNvPicPr>
+                            <a:picLocks noChangeArrowheads="1" noChangeAspect="1"/>
+                          </pic:cNvPicPr>
+                        </pic:nvPicPr>
+                        <pic:blipFill>
+                          <a:blip r:embed="rId13"/>
+                          <a:stretch>
+                            <a:fillRect/>
+                          </a:stretch>
+                        </pic:blipFill>
+                        <pic:spPr bwMode="auto">
+                          <a:xfrm>
+                            <a:off x="0" y="0"/>
+                            <a:ext cx="152400" cy="152400"/>
+                          </a:xfrm>
+                          <a:prstGeom prst="rect">
+                            <a:avLst/>
+                          </a:prstGeom>
+                          <a:noFill/>
+                          <a:ln w="9525">
+                            <a:noFill/>
+                            <a:headEnd/>
+                            <a:tailEnd/>
+                          </a:ln>
+                        </pic:spPr>
+                      </pic:pic>
+                    </a:graphicData>
+                  </a:graphic>
+                </wp:inline>
+              </w:drawing>
+            </w:r>
+            <w:r>
+              <w:t xml:space="preserve"> </w:t>
+            </w:r>
+            <w:r>
+              <w:t xml:space="preserve"> </w:t>
+            </w:r>
+            <w:r>
+              <w:t xml:space="preserve">Practice Exercise 5: Lets practice a One-Sample t-Test</w:t>
+            </w:r>
+          </w:p>
+        </w:tc>
+      </w:tr>
+      <w:tr>
+        <w:trPr>
+          <w:cantSplit/>
+        </w:trPr>
+        <w:tc>
+          <w:tcPr>
+            <w:tcMar>
+              <w:top w:w="108" w:type="dxa"/>
+              <w:bottom w:w="108" w:type="dxa"/>
+            </w:tcMar>
+          </w:tcPr>
+          <w:p>
+            <w:pPr>
+              <w:pStyle w:val="BodyText"/>
+            </w:pPr>
+            <w:pPr>
+              <w:spacing w:before="16"/>
+            </w:pPr>
+            <w:r>
+              <w:t xml:space="preserve">Let’s perform a one-sample t-test to determine if the mean fish length</w:t>
+            </w:r>
+            <w:r>
+              <w:t xml:space="preserve"> </w:t>
+            </w:r>
+            <w:r>
+              <w:t xml:space="preserve">in Lake I3 differs from 260 mm:</w:t>
+            </w:r>
+          </w:p>
+          <w:p>
+            <w:pPr>
+              <w:pStyle w:val="SourceCode"/>
+            </w:pPr>
+            <w:r>
+              <w:rPr>
+                <w:rStyle w:val="CommentTok"/>
+              </w:rPr>
+              <w:t xml:space="preserve"># get only lake I3</w:t>
+            </w:r>
+            <w:r>
+              <w:br/>
+            </w:r>
+            <w:r>
+              <w:rPr>
+                <w:rStyle w:val="NormalTok"/>
+              </w:rPr>
+              <w:t xml:space="preserve">i3_df </w:t>
+            </w:r>
+            <w:r>
+              <w:rPr>
+                <w:rStyle w:val="OtherTok"/>
+              </w:rPr>
+              <w:t xml:space="preserve">&lt;-</w:t>
+            </w:r>
+            <w:r>
+              <w:rPr>
+                <w:rStyle w:val="NormalTok"/>
+              </w:rPr>
+              <w:t xml:space="preserve"> grayling_df </w:t>
+            </w:r>
+            <w:r>
+              <w:rPr>
+                <w:rStyle w:val="SpecialCharTok"/>
+              </w:rPr>
+              <w:t xml:space="preserve">%&gt;%</w:t>
+            </w:r>
+            <w:r>
+              <w:rPr>
+                <w:rStyle w:val="NormalTok"/>
+              </w:rPr>
+              <w:t xml:space="preserve"> </w:t>
+            </w:r>
+            <w:r>
+              <w:rPr>
+                <w:rStyle w:val="FunctionTok"/>
+              </w:rPr>
+              <w:t xml:space="preserve">filter</w:t>
+            </w:r>
+            <w:r>
+              <w:rPr>
+                <w:rStyle w:val="NormalTok"/>
+              </w:rPr>
+              <w:t xml:space="preserve">(lake</w:t>
+            </w:r>
+            <w:r>
+              <w:rPr>
+                <w:rStyle w:val="SpecialCharTok"/>
+              </w:rPr>
+              <w:t xml:space="preserve">==</w:t>
+            </w:r>
+            <w:r>
+              <w:rPr>
+                <w:rStyle w:val="StringTok"/>
+              </w:rPr>
+              <w:t xml:space="preserve">"I3"</w:t>
+            </w:r>
+            <w:r>
+              <w:rPr>
+                <w:rStyle w:val="NormalTok"/>
+              </w:rPr>
+              <w:t xml:space="preserve">)</w:t>
+            </w:r>
+            <w:r>
+              <w:br/>
+            </w:r>
+            <w:r>
+              <w:br/>
+            </w:r>
+            <w:r>
+              <w:rPr>
+                <w:rStyle w:val="CommentTok"/>
+              </w:rPr>
+              <w:t xml:space="preserve"># what is the mean</w:t>
+            </w:r>
+            <w:r>
+              <w:br/>
+            </w:r>
+            <w:r>
+              <w:rPr>
+                <w:rStyle w:val="NormalTok"/>
+              </w:rPr>
+              <w:t xml:space="preserve">i3_mean </w:t>
+            </w:r>
+            <w:r>
+              <w:rPr>
+                <w:rStyle w:val="OtherTok"/>
+              </w:rPr>
+              <w:t xml:space="preserve">&lt;-</w:t>
+            </w:r>
+            <w:r>
+              <w:rPr>
+                <w:rStyle w:val="NormalTok"/>
+              </w:rPr>
+              <w:t xml:space="preserve"> </w:t>
+            </w:r>
+            <w:r>
+              <w:rPr>
+                <w:rStyle w:val="FunctionTok"/>
+              </w:rPr>
+              <w:t xml:space="preserve">mean</w:t>
+            </w:r>
+            <w:r>
+              <w:rPr>
+                <w:rStyle w:val="NormalTok"/>
+              </w:rPr>
+              <w:t xml:space="preserve">(i3_df</w:t>
+            </w:r>
+            <w:r>
+              <w:rPr>
+                <w:rStyle w:val="SpecialCharTok"/>
+              </w:rPr>
+              <w:t xml:space="preserve">$</w:t>
+            </w:r>
+            <w:r>
+              <w:rPr>
+                <w:rStyle w:val="NormalTok"/>
+              </w:rPr>
+              <w:t xml:space="preserve">length_mm, </w:t>
+            </w:r>
+            <w:r>
+              <w:rPr>
+                <w:rStyle w:val="AttributeTok"/>
+              </w:rPr>
+              <w:t xml:space="preserve">na.rm=</w:t>
+            </w:r>
+            <w:r>
+              <w:rPr>
+                <w:rStyle w:val="ConstantTok"/>
+              </w:rPr>
+              <w:t xml:space="preserve">TRUE</w:t>
+            </w:r>
+            <w:r>
+              <w:rPr>
+                <w:rStyle w:val="NormalTok"/>
+              </w:rPr>
+              <w:t xml:space="preserve">)</w:t>
+            </w:r>
+            <w:r>
+              <w:br/>
+            </w:r>
+            <w:r>
+              <w:rPr>
+                <w:rStyle w:val="FunctionTok"/>
+              </w:rPr>
+              <w:t xml:space="preserve">cat</w:t>
+            </w:r>
+            <w:r>
+              <w:rPr>
+                <w:rStyle w:val="NormalTok"/>
+              </w:rPr>
+              <w:t xml:space="preserve">(</w:t>
+            </w:r>
+            <w:r>
+              <w:rPr>
+                <w:rStyle w:val="StringTok"/>
+              </w:rPr>
+              <w:t xml:space="preserve">"Mean:"</w:t>
+            </w:r>
+            <w:r>
+              <w:rPr>
+                <w:rStyle w:val="NormalTok"/>
+              </w:rPr>
+              <w:t xml:space="preserve">, </w:t>
+            </w:r>
+            <w:r>
+              <w:rPr>
+                <w:rStyle w:val="FunctionTok"/>
+              </w:rPr>
+              <w:t xml:space="preserve">round</w:t>
+            </w:r>
+            <w:r>
+              <w:rPr>
+                <w:rStyle w:val="NormalTok"/>
+              </w:rPr>
+              <w:t xml:space="preserve">(i3_mean, </w:t>
+            </w:r>
+            <w:r>
+              <w:rPr>
+                <w:rStyle w:val="DecValTok"/>
+              </w:rPr>
+              <w:t xml:space="preserve">1</w:t>
+            </w:r>
+            <w:r>
+              <w:rPr>
+                <w:rStyle w:val="NormalTok"/>
+              </w:rPr>
+              <w:t xml:space="preserve">), </w:t>
+            </w:r>
+            <w:r>
+              <w:rPr>
+                <w:rStyle w:val="StringTok"/>
+              </w:rPr>
+              <w:t xml:space="preserve">"mm</w:t>
+            </w:r>
+            <w:r>
+              <w:rPr>
+                <w:rStyle w:val="SpecialCharTok"/>
+              </w:rPr>
+              <w:t xml:space="preserve">\n</w:t>
+            </w:r>
+            <w:r>
+              <w:rPr>
+                <w:rStyle w:val="StringTok"/>
+              </w:rPr>
+              <w:t xml:space="preserve">"</w:t>
+            </w:r>
+            <w:r>
+              <w:rPr>
+                <w:rStyle w:val="NormalTok"/>
+              </w:rPr>
+              <w:t xml:space="preserve">)</w:t>
+            </w:r>
+          </w:p>
+          <w:p>
+            <w:pPr>
+              <w:pStyle w:val="SourceCode"/>
+            </w:pPr>
+            <w:r>
+              <w:rPr>
+                <w:rStyle w:val="VerbatimChar"/>
+              </w:rPr>
+              <w:t xml:space="preserve">Mean: 265.6 mm</w:t>
+            </w:r>
+          </w:p>
+          <w:p>
+            <w:pPr>
+              <w:pStyle w:val="SourceCode"/>
+            </w:pPr>
+            <w:r>
+              <w:rPr>
+                <w:rStyle w:val="CommentTok"/>
+              </w:rPr>
+              <w:t xml:space="preserve"># Perform a one-sample t-test</w:t>
+            </w:r>
+            <w:r>
+              <w:br/>
+            </w:r>
+            <w:r>
+              <w:rPr>
+                <w:rStyle w:val="NormalTok"/>
+              </w:rPr>
+              <w:t xml:space="preserve">t_test_result </w:t>
+            </w:r>
+            <w:r>
+              <w:rPr>
+                <w:rStyle w:val="OtherTok"/>
+              </w:rPr>
+              <w:t xml:space="preserve">&lt;-</w:t>
+            </w:r>
+            <w:r>
+              <w:rPr>
+                <w:rStyle w:val="NormalTok"/>
+              </w:rPr>
+              <w:t xml:space="preserve"> </w:t>
+            </w:r>
+            <w:r>
+              <w:rPr>
+                <w:rStyle w:val="FunctionTok"/>
+              </w:rPr>
+              <w:t xml:space="preserve">t.test</w:t>
+            </w:r>
+            <w:r>
+              <w:rPr>
+                <w:rStyle w:val="NormalTok"/>
+              </w:rPr>
+              <w:t xml:space="preserve">(i3_df</w:t>
+            </w:r>
+            <w:r>
+              <w:rPr>
+                <w:rStyle w:val="SpecialCharTok"/>
+              </w:rPr>
+              <w:t xml:space="preserve">$</w:t>
+            </w:r>
+            <w:r>
+              <w:rPr>
+                <w:rStyle w:val="NormalTok"/>
+              </w:rPr>
+              <w:t xml:space="preserve">length_mm, </w:t>
+            </w:r>
+            <w:r>
+              <w:rPr>
+                <w:rStyle w:val="AttributeTok"/>
+              </w:rPr>
+              <w:t xml:space="preserve">mu =</w:t>
+            </w:r>
+            <w:r>
+              <w:rPr>
+                <w:rStyle w:val="NormalTok"/>
+              </w:rPr>
+              <w:t xml:space="preserve"> </w:t>
+            </w:r>
+            <w:r>
+              <w:rPr>
+                <w:rStyle w:val="DecValTok"/>
+              </w:rPr>
+              <w:t xml:space="preserve">260</w:t>
+            </w:r>
+            <w:r>
+              <w:rPr>
+                <w:rStyle w:val="NormalTok"/>
+              </w:rPr>
+              <w:t xml:space="preserve">)</w:t>
+            </w:r>
+            <w:r>
+              <w:br/>
+            </w:r>
+            <w:r>
+              <w:br/>
+            </w:r>
+            <w:r>
+              <w:rPr>
+                <w:rStyle w:val="CommentTok"/>
+              </w:rPr>
+              <w:t xml:space="preserve"># View the test results</w:t>
+            </w:r>
+            <w:r>
+              <w:br/>
+            </w:r>
+            <w:r>
+              <w:rPr>
+                <w:rStyle w:val="NormalTok"/>
+              </w:rPr>
+              <w:t xml:space="preserve">t_test_result</w:t>
+            </w:r>
+          </w:p>
+          <w:p>
+            <w:pPr>
+              <w:pStyle w:val="SourceCode"/>
+            </w:pPr>
+            <w:r>
+              <w:br/>
+            </w:r>
+            <w:r>
+              <w:rPr>
+                <w:rStyle w:val="VerbatimChar"/>
+              </w:rPr>
+              <w:t xml:space="preserve">    One Sample t-test</w:t>
+            </w:r>
+            <w:r>
+              <w:br/>
+            </w:r>
+            <w:r>
+              <w:br/>
+            </w:r>
+            <w:r>
+              <w:rPr>
+                <w:rStyle w:val="VerbatimChar"/>
+              </w:rPr>
+              <w:t xml:space="preserve">data:  i3_df$length_mm</w:t>
+            </w:r>
+            <w:r>
+              <w:br/>
+            </w:r>
+            <w:r>
+              <w:rPr>
+                <w:rStyle w:val="VerbatimChar"/>
+              </w:rPr>
+              <w:t xml:space="preserve">t = 1.6091, df = 65, p-value = 0.1124</w:t>
+            </w:r>
+            <w:r>
+              <w:br/>
+            </w:r>
+            <w:r>
+              <w:rPr>
+                <w:rStyle w:val="VerbatimChar"/>
+              </w:rPr>
+              <w:t xml:space="preserve">alternative hypothesis: true mean is not equal to 260</w:t>
+            </w:r>
+            <w:r>
+              <w:br/>
+            </w:r>
+            <w:r>
+              <w:rPr>
+                <w:rStyle w:val="VerbatimChar"/>
+              </w:rPr>
+              <w:t xml:space="preserve">95 percent confidence interval:</w:t>
+            </w:r>
+            <w:r>
+              <w:br/>
+            </w:r>
+            <w:r>
+              <w:rPr>
+                <w:rStyle w:val="VerbatimChar"/>
+              </w:rPr>
+              <w:t xml:space="preserve"> 258.6481 272.5640</w:t>
+            </w:r>
+            <w:r>
+              <w:br/>
+            </w:r>
+            <w:r>
+              <w:rPr>
+                <w:rStyle w:val="VerbatimChar"/>
+              </w:rPr>
+              <w:t xml:space="preserve">sample estimates:</w:t>
+            </w:r>
+            <w:r>
+              <w:br/>
+            </w:r>
+            <w:r>
+              <w:rPr>
+                <w:rStyle w:val="VerbatimChar"/>
+              </w:rPr>
+              <w:t xml:space="preserve">mean of x </w:t>
+            </w:r>
+            <w:r>
+              <w:br/>
+            </w:r>
+            <w:r>
+              <w:rPr>
+                <w:rStyle w:val="VerbatimChar"/>
+              </w:rPr>
+              <w:t xml:space="preserve"> 265.6061 </w:t>
+            </w:r>
+          </w:p>
+          <w:p>
+            <w:pPr>
+              <w:pStyle w:val="FirstParagraph"/>
+            </w:pPr>
+            <w:r>
+              <w:t xml:space="preserve">Interpret this test result by answering these questions:</w:t>
+            </w:r>
+          </w:p>
+          <w:p>
+            <w:pPr>
+              <w:pStyle w:val="Compact"/>
+              <w:numPr>
+                <w:ilvl w:val="0"/>
+                <w:numId w:val="1032"/>
+              </w:numPr>
+            </w:pPr>
+            <w:r>
+              <w:t xml:space="preserve">What was the null hypothesis?</w:t>
+            </w:r>
+          </w:p>
+          <w:p>
+            <w:pPr>
+              <w:pStyle w:val="Compact"/>
+              <w:numPr>
+                <w:ilvl w:val="0"/>
+                <w:numId w:val="1032"/>
+              </w:numPr>
+            </w:pPr>
+            <w:r>
+              <w:t xml:space="preserve">What was the alternative hypothesis?</w:t>
+            </w:r>
+          </w:p>
+          <w:p>
+            <w:pPr>
+              <w:pStyle w:val="Compact"/>
+              <w:numPr>
+                <w:ilvl w:val="0"/>
+                <w:numId w:val="1032"/>
+              </w:numPr>
+            </w:pPr>
+            <w:r>
+              <w:t xml:space="preserve">What does the p-value tell us?</w:t>
+            </w:r>
+          </w:p>
+          <w:p>
+            <w:pPr>
+              <w:pStyle w:val="Compact"/>
+              <w:numPr>
+                <w:ilvl w:val="0"/>
+                <w:numId w:val="1032"/>
+              </w:numPr>
+            </w:pPr>
+            <w:r>
+              <w:t xml:space="preserve">Should we reject or fail to reject the null hypothesis at α = 0.05?</w:t>
+            </w:r>
+          </w:p>
+          <w:p>
+            <w:pPr>
+              <w:pStyle w:val="Compact"/>
+              <w:numPr>
+                <w:ilvl w:val="0"/>
+                <w:numId w:val="1032"/>
+              </w:numPr>
+            </w:pPr>
+            <w:r>
+              <w:t xml:space="preserve">What is the practical interpretation of this result for fish</w:t>
+            </w:r>
+            <w:r>
+              <w:t xml:space="preserve"> </w:t>
+            </w:r>
+            <w:r>
+              <w:t xml:space="preserve">biologists?</w:t>
+            </w:r>
+          </w:p>
+          <w:p/>
+        </w:tc>
+      </w:tr>
+    </w:tbl>
     <w:bookmarkEnd w:id="116"/>
-    <w:bookmarkStart w:id="119" w:name="practice-exercise-5-one-sample-t-test"/>
-    <w:p>
-      <w:pPr>
-        <w:pStyle w:val="Heading1"/>
-      </w:pPr>
-      <w:r>
-        <w:t xml:space="preserve">Practice Exercise 5: One-Sample t-Test</w:t>
+    <w:bookmarkStart w:id="119" w:name="X3067b548be1e04e40e4a065616f256b8a6f8e52"/>
+    <w:p>
+      <w:pPr>
+        <w:pStyle w:val="Heading2"/>
+      </w:pPr>
+      <w:r>
+        <w:t xml:space="preserve">Practice Exercise 6: Formulating Hypotheses</w:t>
       </w:r>
     </w:p>
     <w:tbl>
@@ -7436,7 +7797,7 @@
               <w:t xml:space="preserve"> </w:t>
             </w:r>
             <w:r>
-              <w:t xml:space="preserve">Practice Exercise 5: Lets practice a One-Sample t-Test</w:t>
+              <w:t xml:space="preserve">Practice Exercise 6: Formulating Hypotheses</w:t>
             </w:r>
           </w:p>
         </w:tc>
@@ -7460,446 +7821,13 @@
               <w:spacing w:before="16"/>
             </w:pPr>
             <w:r>
-              <w:t xml:space="preserve">Let’s perform a one-sample t-test to determine if the mean fish length</w:t>
+              <w:t xml:space="preserve">For the following research questions about Arctic grayling, write the</w:t>
             </w:r>
             <w:r>
               <w:t xml:space="preserve"> </w:t>
             </w:r>
             <w:r>
-              <w:t xml:space="preserve">in Lake I3 differs from 260 mm:</w:t>
-            </w:r>
-          </w:p>
-          <w:p>
-            <w:pPr>
-              <w:pStyle w:val="SourceCode"/>
-            </w:pPr>
-            <w:r>
-              <w:rPr>
-                <w:rStyle w:val="CommentTok"/>
-              </w:rPr>
-              <w:t xml:space="preserve"># get only lake I3</w:t>
-            </w:r>
-            <w:r>
-              <w:br/>
-            </w:r>
-            <w:r>
-              <w:rPr>
-                <w:rStyle w:val="NormalTok"/>
-              </w:rPr>
-              <w:t xml:space="preserve">i3_df </w:t>
-            </w:r>
-            <w:r>
-              <w:rPr>
-                <w:rStyle w:val="OtherTok"/>
-              </w:rPr>
-              <w:t xml:space="preserve">&lt;-</w:t>
-            </w:r>
-            <w:r>
-              <w:rPr>
-                <w:rStyle w:val="NormalTok"/>
-              </w:rPr>
-              <w:t xml:space="preserve"> grayling_df </w:t>
-            </w:r>
-            <w:r>
-              <w:rPr>
-                <w:rStyle w:val="SpecialCharTok"/>
-              </w:rPr>
-              <w:t xml:space="preserve">%&gt;%</w:t>
-            </w:r>
-            <w:r>
-              <w:rPr>
-                <w:rStyle w:val="NormalTok"/>
-              </w:rPr>
-              <w:t xml:space="preserve"> </w:t>
-            </w:r>
-            <w:r>
-              <w:rPr>
-                <w:rStyle w:val="FunctionTok"/>
-              </w:rPr>
-              <w:t xml:space="preserve">filter</w:t>
-            </w:r>
-            <w:r>
-              <w:rPr>
-                <w:rStyle w:val="NormalTok"/>
-              </w:rPr>
-              <w:t xml:space="preserve">(lake</w:t>
-            </w:r>
-            <w:r>
-              <w:rPr>
-                <w:rStyle w:val="SpecialCharTok"/>
-              </w:rPr>
-              <w:t xml:space="preserve">==</w:t>
-            </w:r>
-            <w:r>
-              <w:rPr>
-                <w:rStyle w:val="StringTok"/>
-              </w:rPr>
-              <w:t xml:space="preserve">"I3"</w:t>
-            </w:r>
-            <w:r>
-              <w:rPr>
-                <w:rStyle w:val="NormalTok"/>
-              </w:rPr>
-              <w:t xml:space="preserve">)</w:t>
-            </w:r>
-            <w:r>
-              <w:br/>
-            </w:r>
-            <w:r>
-              <w:br/>
-            </w:r>
-            <w:r>
-              <w:rPr>
-                <w:rStyle w:val="CommentTok"/>
-              </w:rPr>
-              <w:t xml:space="preserve"># what is the mean</w:t>
-            </w:r>
-            <w:r>
-              <w:br/>
-            </w:r>
-            <w:r>
-              <w:rPr>
-                <w:rStyle w:val="NormalTok"/>
-              </w:rPr>
-              <w:t xml:space="preserve">i3_mean </w:t>
-            </w:r>
-            <w:r>
-              <w:rPr>
-                <w:rStyle w:val="OtherTok"/>
-              </w:rPr>
-              <w:t xml:space="preserve">&lt;-</w:t>
-            </w:r>
-            <w:r>
-              <w:rPr>
-                <w:rStyle w:val="NormalTok"/>
-              </w:rPr>
-              <w:t xml:space="preserve"> </w:t>
-            </w:r>
-            <w:r>
-              <w:rPr>
-                <w:rStyle w:val="FunctionTok"/>
-              </w:rPr>
-              <w:t xml:space="preserve">mean</w:t>
-            </w:r>
-            <w:r>
-              <w:rPr>
-                <w:rStyle w:val="NormalTok"/>
-              </w:rPr>
-              <w:t xml:space="preserve">(i3_df</w:t>
-            </w:r>
-            <w:r>
-              <w:rPr>
-                <w:rStyle w:val="SpecialCharTok"/>
-              </w:rPr>
-              <w:t xml:space="preserve">$</w:t>
-            </w:r>
-            <w:r>
-              <w:rPr>
-                <w:rStyle w:val="NormalTok"/>
-              </w:rPr>
-              <w:t xml:space="preserve">length_mm, </w:t>
-            </w:r>
-            <w:r>
-              <w:rPr>
-                <w:rStyle w:val="AttributeTok"/>
-              </w:rPr>
-              <w:t xml:space="preserve">na.rm=</w:t>
-            </w:r>
-            <w:r>
-              <w:rPr>
-                <w:rStyle w:val="ConstantTok"/>
-              </w:rPr>
-              <w:t xml:space="preserve">TRUE</w:t>
-            </w:r>
-            <w:r>
-              <w:rPr>
-                <w:rStyle w:val="NormalTok"/>
-              </w:rPr>
-              <w:t xml:space="preserve">)</w:t>
-            </w:r>
-            <w:r>
-              <w:br/>
-            </w:r>
-            <w:r>
-              <w:rPr>
-                <w:rStyle w:val="FunctionTok"/>
-              </w:rPr>
-              <w:t xml:space="preserve">cat</w:t>
-            </w:r>
-            <w:r>
-              <w:rPr>
-                <w:rStyle w:val="NormalTok"/>
-              </w:rPr>
-              <w:t xml:space="preserve">(</w:t>
-            </w:r>
-            <w:r>
-              <w:rPr>
-                <w:rStyle w:val="StringTok"/>
-              </w:rPr>
-              <w:t xml:space="preserve">"Mean:"</w:t>
-            </w:r>
-            <w:r>
-              <w:rPr>
-                <w:rStyle w:val="NormalTok"/>
-              </w:rPr>
-              <w:t xml:space="preserve">, </w:t>
-            </w:r>
-            <w:r>
-              <w:rPr>
-                <w:rStyle w:val="FunctionTok"/>
-              </w:rPr>
-              <w:t xml:space="preserve">round</w:t>
-            </w:r>
-            <w:r>
-              <w:rPr>
-                <w:rStyle w:val="NormalTok"/>
-              </w:rPr>
-              <w:t xml:space="preserve">(i3_mean, </w:t>
-            </w:r>
-            <w:r>
-              <w:rPr>
-                <w:rStyle w:val="DecValTok"/>
-              </w:rPr>
-              <w:t xml:space="preserve">1</w:t>
-            </w:r>
-            <w:r>
-              <w:rPr>
-                <w:rStyle w:val="NormalTok"/>
-              </w:rPr>
-              <w:t xml:space="preserve">), </w:t>
-            </w:r>
-            <w:r>
-              <w:rPr>
-                <w:rStyle w:val="StringTok"/>
-              </w:rPr>
-              <w:t xml:space="preserve">"mm</w:t>
-            </w:r>
-            <w:r>
-              <w:rPr>
-                <w:rStyle w:val="SpecialCharTok"/>
-              </w:rPr>
-              <w:t xml:space="preserve">\n</w:t>
-            </w:r>
-            <w:r>
-              <w:rPr>
-                <w:rStyle w:val="StringTok"/>
-              </w:rPr>
-              <w:t xml:space="preserve">"</w:t>
-            </w:r>
-            <w:r>
-              <w:rPr>
-                <w:rStyle w:val="NormalTok"/>
-              </w:rPr>
-              <w:t xml:space="preserve">)</w:t>
-            </w:r>
-          </w:p>
-          <w:p>
-            <w:pPr>
-              <w:pStyle w:val="SourceCode"/>
-            </w:pPr>
-            <w:r>
-              <w:rPr>
-                <w:rStyle w:val="VerbatimChar"/>
-              </w:rPr>
-              <w:t xml:space="preserve">Mean: 265.6 mm</w:t>
-            </w:r>
-          </w:p>
-          <w:p>
-            <w:pPr>
-              <w:pStyle w:val="SourceCode"/>
-            </w:pPr>
-            <w:r>
-              <w:rPr>
-                <w:rStyle w:val="CommentTok"/>
-              </w:rPr>
-              <w:t xml:space="preserve"># Perform a one-sample t-test</w:t>
-            </w:r>
-            <w:r>
-              <w:br/>
-            </w:r>
-            <w:r>
-              <w:rPr>
-                <w:rStyle w:val="NormalTok"/>
-              </w:rPr>
-              <w:t xml:space="preserve">t_test_result </w:t>
-            </w:r>
-            <w:r>
-              <w:rPr>
-                <w:rStyle w:val="OtherTok"/>
-              </w:rPr>
-              <w:t xml:space="preserve">&lt;-</w:t>
-            </w:r>
-            <w:r>
-              <w:rPr>
-                <w:rStyle w:val="NormalTok"/>
-              </w:rPr>
-              <w:t xml:space="preserve"> </w:t>
-            </w:r>
-            <w:r>
-              <w:rPr>
-                <w:rStyle w:val="FunctionTok"/>
-              </w:rPr>
-              <w:t xml:space="preserve">t.test</w:t>
-            </w:r>
-            <w:r>
-              <w:rPr>
-                <w:rStyle w:val="NormalTok"/>
-              </w:rPr>
-              <w:t xml:space="preserve">(i3_df</w:t>
-            </w:r>
-            <w:r>
-              <w:rPr>
-                <w:rStyle w:val="SpecialCharTok"/>
-              </w:rPr>
-              <w:t xml:space="preserve">$</w:t>
-            </w:r>
-            <w:r>
-              <w:rPr>
-                <w:rStyle w:val="NormalTok"/>
-              </w:rPr>
-              <w:t xml:space="preserve">length_mm, </w:t>
-            </w:r>
-            <w:r>
-              <w:rPr>
-                <w:rStyle w:val="AttributeTok"/>
-              </w:rPr>
-              <w:t xml:space="preserve">mu =</w:t>
-            </w:r>
-            <w:r>
-              <w:rPr>
-                <w:rStyle w:val="NormalTok"/>
-              </w:rPr>
-              <w:t xml:space="preserve"> </w:t>
-            </w:r>
-            <w:r>
-              <w:rPr>
-                <w:rStyle w:val="DecValTok"/>
-              </w:rPr>
-              <w:t xml:space="preserve">260</w:t>
-            </w:r>
-            <w:r>
-              <w:rPr>
-                <w:rStyle w:val="NormalTok"/>
-              </w:rPr>
-              <w:t xml:space="preserve">)</w:t>
-            </w:r>
-            <w:r>
-              <w:br/>
-            </w:r>
-            <w:r>
-              <w:br/>
-            </w:r>
-            <w:r>
-              <w:rPr>
-                <w:rStyle w:val="CommentTok"/>
-              </w:rPr>
-              <w:t xml:space="preserve"># View the test results</w:t>
-            </w:r>
-            <w:r>
-              <w:br/>
-            </w:r>
-            <w:r>
-              <w:rPr>
-                <w:rStyle w:val="NormalTok"/>
-              </w:rPr>
-              <w:t xml:space="preserve">t_test_result</w:t>
-            </w:r>
-          </w:p>
-          <w:p>
-            <w:pPr>
-              <w:pStyle w:val="SourceCode"/>
-            </w:pPr>
-            <w:r>
-              <w:br/>
-            </w:r>
-            <w:r>
-              <w:rPr>
-                <w:rStyle w:val="VerbatimChar"/>
-              </w:rPr>
-              <w:t xml:space="preserve">    One Sample t-test</w:t>
-            </w:r>
-            <w:r>
-              <w:br/>
-            </w:r>
-            <w:r>
-              <w:br/>
-            </w:r>
-            <w:r>
-              <w:rPr>
-                <w:rStyle w:val="VerbatimChar"/>
-              </w:rPr>
-              <w:t xml:space="preserve">data:  i3_df$length_mm</w:t>
-            </w:r>
-            <w:r>
-              <w:br/>
-            </w:r>
-            <w:r>
-              <w:rPr>
-                <w:rStyle w:val="VerbatimChar"/>
-              </w:rPr>
-              <w:t xml:space="preserve">t = 1.6091, df = 65, p-value = 0.1124</w:t>
-            </w:r>
-            <w:r>
-              <w:br/>
-            </w:r>
-            <w:r>
-              <w:rPr>
-                <w:rStyle w:val="VerbatimChar"/>
-              </w:rPr>
-              <w:t xml:space="preserve">alternative hypothesis: true mean is not equal to 260</w:t>
-            </w:r>
-            <w:r>
-              <w:br/>
-            </w:r>
-            <w:r>
-              <w:rPr>
-                <w:rStyle w:val="VerbatimChar"/>
-              </w:rPr>
-              <w:t xml:space="preserve">95 percent confidence interval:</w:t>
-            </w:r>
-            <w:r>
-              <w:br/>
-            </w:r>
-            <w:r>
-              <w:rPr>
-                <w:rStyle w:val="VerbatimChar"/>
-              </w:rPr>
-              <w:t xml:space="preserve"> 258.6481 272.5640</w:t>
-            </w:r>
-            <w:r>
-              <w:br/>
-            </w:r>
-            <w:r>
-              <w:rPr>
-                <w:rStyle w:val="VerbatimChar"/>
-              </w:rPr>
-              <w:t xml:space="preserve">sample estimates:</w:t>
-            </w:r>
-            <w:r>
-              <w:br/>
-            </w:r>
-            <w:r>
-              <w:rPr>
-                <w:rStyle w:val="VerbatimChar"/>
-              </w:rPr>
-              <w:t xml:space="preserve">mean of x </w:t>
-            </w:r>
-            <w:r>
-              <w:br/>
-            </w:r>
-            <w:r>
-              <w:rPr>
-                <w:rStyle w:val="VerbatimChar"/>
-              </w:rPr>
-              <w:t xml:space="preserve"> 265.6061 </w:t>
-            </w:r>
-          </w:p>
-          <w:p>
-            <w:pPr>
-              <w:pStyle w:val="FirstParagraph"/>
-            </w:pPr>
-            <w:r>
-              <w:t xml:space="preserve">Interpret this test result by answering these questions:</w:t>
+              <w:t xml:space="preserve">null and alternative hypotheses:</w:t>
             </w:r>
           </w:p>
           <w:p>
@@ -7907,65 +7835,257 @@
               <w:pStyle w:val="Compact"/>
               <w:numPr>
                 <w:ilvl w:val="0"/>
-                <w:numId w:val="1032"/>
+                <w:numId w:val="1033"/>
               </w:numPr>
             </w:pPr>
             <w:r>
-              <w:t xml:space="preserve">What was the null hypothesis?</w:t>
+              <w:t xml:space="preserve">Are fish in Lake I8 longer than fish in Lake I3?</w:t>
             </w:r>
           </w:p>
           <w:p>
             <w:pPr>
-              <w:pStyle w:val="Compact"/>
-              <w:numPr>
-                <w:ilvl w:val="0"/>
-                <w:numId w:val="1032"/>
-              </w:numPr>
+              <w:pStyle w:val="SourceCode"/>
             </w:pPr>
             <w:r>
-              <w:t xml:space="preserve">What was the alternative hypothesis?</w:t>
+              <w:rPr>
+                <w:rStyle w:val="CommentTok"/>
+              </w:rPr>
+              <w:t xml:space="preserve"># Let's test one of these hypotheses: Are fish in Lake I8 longer than fish in Lake I3?</w:t>
+            </w:r>
+            <w:r>
+              <w:br/>
+            </w:r>
+            <w:r>
+              <w:br/>
+            </w:r>
+            <w:r>
+              <w:rPr>
+                <w:rStyle w:val="CommentTok"/>
+              </w:rPr>
+              <w:t xml:space="preserve"># Perform an independent t-test</w:t>
+            </w:r>
+            <w:r>
+              <w:br/>
+            </w:r>
+            <w:r>
+              <w:rPr>
+                <w:rStyle w:val="NormalTok"/>
+              </w:rPr>
+              <w:t xml:space="preserve">t_test_result </w:t>
+            </w:r>
+            <w:r>
+              <w:rPr>
+                <w:rStyle w:val="OtherTok"/>
+              </w:rPr>
+              <w:t xml:space="preserve">&lt;-</w:t>
+            </w:r>
+            <w:r>
+              <w:rPr>
+                <w:rStyle w:val="NormalTok"/>
+              </w:rPr>
+              <w:t xml:space="preserve"> </w:t>
+            </w:r>
+            <w:r>
+              <w:rPr>
+                <w:rStyle w:val="FunctionTok"/>
+              </w:rPr>
+              <w:t xml:space="preserve">t.test</w:t>
+            </w:r>
+            <w:r>
+              <w:rPr>
+                <w:rStyle w:val="NormalTok"/>
+              </w:rPr>
+              <w:t xml:space="preserve">(length_mm </w:t>
+            </w:r>
+            <w:r>
+              <w:rPr>
+                <w:rStyle w:val="SpecialCharTok"/>
+              </w:rPr>
+              <w:t xml:space="preserve">~</w:t>
+            </w:r>
+            <w:r>
+              <w:rPr>
+                <w:rStyle w:val="NormalTok"/>
+              </w:rPr>
+              <w:t xml:space="preserve"> lake, </w:t>
+            </w:r>
+            <w:r>
+              <w:rPr>
+                <w:rStyle w:val="AttributeTok"/>
+              </w:rPr>
+              <w:t xml:space="preserve">data =</w:t>
+            </w:r>
+            <w:r>
+              <w:rPr>
+                <w:rStyle w:val="NormalTok"/>
+              </w:rPr>
+              <w:t xml:space="preserve"> grayling_df, </w:t>
+            </w:r>
+            <w:r>
+              <w:br/>
+            </w:r>
+            <w:r>
+              <w:rPr>
+                <w:rStyle w:val="NormalTok"/>
+              </w:rPr>
+              <w:t xml:space="preserve">                       </w:t>
+            </w:r>
+            <w:r>
+              <w:rPr>
+                <w:rStyle w:val="AttributeTok"/>
+              </w:rPr>
+              <w:t xml:space="preserve">alternative =</w:t>
+            </w:r>
+            <w:r>
+              <w:rPr>
+                <w:rStyle w:val="NormalTok"/>
+              </w:rPr>
+              <w:t xml:space="preserve"> </w:t>
+            </w:r>
+            <w:r>
+              <w:rPr>
+                <w:rStyle w:val="StringTok"/>
+              </w:rPr>
+              <w:t xml:space="preserve">"less"</w:t>
+            </w:r>
+            <w:r>
+              <w:rPr>
+                <w:rStyle w:val="NormalTok"/>
+              </w:rPr>
+              <w:t xml:space="preserve">)  </w:t>
+            </w:r>
+            <w:r>
+              <w:rPr>
+                <w:rStyle w:val="CommentTok"/>
+              </w:rPr>
+              <w:t xml:space="preserve"># H₀: μ_I3 ≥ μ_I8, H₁: μ_I3 &lt; μ_I8</w:t>
+            </w:r>
+            <w:r>
+              <w:br/>
+            </w:r>
+            <w:r>
+              <w:br/>
+            </w:r>
+            <w:r>
+              <w:rPr>
+                <w:rStyle w:val="CommentTok"/>
+              </w:rPr>
+              <w:t xml:space="preserve"># Display the results</w:t>
+            </w:r>
+            <w:r>
+              <w:br/>
+            </w:r>
+            <w:r>
+              <w:rPr>
+                <w:rStyle w:val="NormalTok"/>
+              </w:rPr>
+              <w:t xml:space="preserve">t_test_result</w:t>
             </w:r>
           </w:p>
           <w:p>
             <w:pPr>
-              <w:pStyle w:val="Compact"/>
-              <w:numPr>
-                <w:ilvl w:val="0"/>
-                <w:numId w:val="1032"/>
-              </w:numPr>
+              <w:pStyle w:val="SourceCode"/>
             </w:pPr>
             <w:r>
-              <w:t xml:space="preserve">What does the p-value tell us?</w:t>
+              <w:br/>
+            </w:r>
+            <w:r>
+              <w:rPr>
+                <w:rStyle w:val="VerbatimChar"/>
+              </w:rPr>
+              <w:t xml:space="preserve">    Welch Two Sample t-test</w:t>
+            </w:r>
+            <w:r>
+              <w:br/>
+            </w:r>
+            <w:r>
+              <w:br/>
+            </w:r>
+            <w:r>
+              <w:rPr>
+                <w:rStyle w:val="VerbatimChar"/>
+              </w:rPr>
+              <w:t xml:space="preserve">data:  length_mm by lake</w:t>
+            </w:r>
+            <w:r>
+              <w:br/>
+            </w:r>
+            <w:r>
+              <w:rPr>
+                <w:rStyle w:val="VerbatimChar"/>
+              </w:rPr>
+              <w:t xml:space="preserve">t = -15.532, df = 161.63, p-value &lt; 2.2e-16</w:t>
+            </w:r>
+            <w:r>
+              <w:br/>
+            </w:r>
+            <w:r>
+              <w:rPr>
+                <w:rStyle w:val="VerbatimChar"/>
+              </w:rPr>
+              <w:t xml:space="preserve">alternative hypothesis: true difference in means between group I3 and group I8 is less than 0</w:t>
+            </w:r>
+            <w:r>
+              <w:br/>
+            </w:r>
+            <w:r>
+              <w:rPr>
+                <w:rStyle w:val="VerbatimChar"/>
+              </w:rPr>
+              <w:t xml:space="preserve">95 percent confidence interval:</w:t>
+            </w:r>
+            <w:r>
+              <w:br/>
+            </w:r>
+            <w:r>
+              <w:rPr>
+                <w:rStyle w:val="VerbatimChar"/>
+              </w:rPr>
+              <w:t xml:space="preserve">      -Inf -86.66138</w:t>
+            </w:r>
+            <w:r>
+              <w:br/>
+            </w:r>
+            <w:r>
+              <w:rPr>
+                <w:rStyle w:val="VerbatimChar"/>
+              </w:rPr>
+              <w:t xml:space="preserve">sample estimates:</w:t>
+            </w:r>
+            <w:r>
+              <w:br/>
+            </w:r>
+            <w:r>
+              <w:rPr>
+                <w:rStyle w:val="VerbatimChar"/>
+              </w:rPr>
+              <w:t xml:space="preserve">mean in group I3 mean in group I8 </w:t>
+            </w:r>
+            <w:r>
+              <w:br/>
+            </w:r>
+            <w:r>
+              <w:rPr>
+                <w:rStyle w:val="VerbatimChar"/>
+              </w:rPr>
+              <w:t xml:space="preserve">        265.6061         362.5980 </w:t>
             </w:r>
           </w:p>
           <w:p>
             <w:pPr>
-              <w:pStyle w:val="Compact"/>
-              <w:numPr>
-                <w:ilvl w:val="0"/>
-                <w:numId w:val="1032"/>
-              </w:numPr>
+              <w:pStyle w:val="FirstParagraph"/>
             </w:pPr>
-            <w:r>
-              <w:t xml:space="preserve">Should we reject or fail to reject the null hypothesis at α = 0.05?</w:t>
-            </w:r>
-          </w:p>
-          <w:p>
             <w:pPr>
-              <w:pStyle w:val="Compact"/>
-              <w:numPr>
-                <w:ilvl w:val="0"/>
-                <w:numId w:val="1032"/>
-              </w:numPr>
+              <w:spacing w:after="16"/>
             </w:pPr>
             <w:r>
-              <w:t xml:space="preserve">What is the practical interpretation of this result for fish</w:t>
+              <w:t xml:space="preserve">Based on this t-test, what can we conclude about the difference in fish</w:t>
             </w:r>
             <w:r>
               <w:t xml:space="preserve"> </w:t>
             </w:r>
             <w:r>
-              <w:t xml:space="preserve">biologists?</w:t>
+              <w:t xml:space="preserve">length between the two lakes?</w:t>
             </w:r>
           </w:p>
           <w:p/>
@@ -7973,13 +8093,734 @@
       </w:tr>
     </w:tbl>
     <w:bookmarkEnd w:id="119"/>
-    <w:bookmarkStart w:id="122" w:name="X3067b548be1e04e40e4a065616f256b8a6f8e52"/>
-    <w:p>
-      <w:pPr>
-        <w:pStyle w:val="Heading1"/>
-      </w:pPr>
-      <w:r>
-        <w:t xml:space="preserve">Practice Exercise 6: Formulating Hypotheses</w:t>
+    <w:bookmarkStart w:id="123" w:name="lecture-4-understanding-p-values"/>
+    <w:p>
+      <w:pPr>
+        <w:pStyle w:val="Heading2"/>
+      </w:pPr>
+      <w:r>
+        <w:rPr>
+          <w:b/>
+          <w:bCs/>
+        </w:rPr>
+        <w:t xml:space="preserve">Lecture 4:</w:t>
+      </w:r>
+      <w:r>
+        <w:t xml:space="preserve"> </w:t>
+      </w:r>
+      <w:r>
+        <w:t xml:space="preserve">Understanding P-values</w:t>
+      </w:r>
+    </w:p>
+    <w:p>
+      <w:pPr>
+        <w:pStyle w:val="FirstParagraph"/>
+      </w:pPr>
+      <w:r>
+        <w:t xml:space="preserve">A</w:t>
+      </w:r>
+      <w:r>
+        <w:t xml:space="preserve"> </w:t>
+      </w:r>
+      <w:r>
+        <w:rPr>
+          <w:b/>
+          <w:bCs/>
+        </w:rPr>
+        <w:t xml:space="preserve">p-value</w:t>
+      </w:r>
+      <w:r>
+        <w:t xml:space="preserve"> </w:t>
+      </w:r>
+      <w:r>
+        <w:t xml:space="preserve">is the probability of observing the sample result (or</w:t>
+      </w:r>
+      <w:r>
+        <w:t xml:space="preserve"> </w:t>
+      </w:r>
+      <w:r>
+        <w:t xml:space="preserve">something more extreme) if the null hypothesis is true.</w:t>
+      </w:r>
+    </w:p>
+    <w:p>
+      <w:pPr>
+        <w:pStyle w:val="BodyText"/>
+      </w:pPr>
+      <w:r>
+        <w:rPr>
+          <w:b/>
+          <w:bCs/>
+        </w:rPr>
+        <w:t xml:space="preserve">Common interpretations:</w:t>
+      </w:r>
+    </w:p>
+    <w:p>
+      <w:pPr>
+        <w:pStyle w:val="Compact"/>
+        <w:numPr>
+          <w:ilvl w:val="0"/>
+          <w:numId w:val="1034"/>
+        </w:numPr>
+      </w:pPr>
+      <w:r>
+        <w:t xml:space="preserve">- p &lt; 0.05: Strong evidence against H₀</w:t>
+      </w:r>
+    </w:p>
+    <w:p>
+      <w:pPr>
+        <w:pStyle w:val="Compact"/>
+        <w:numPr>
+          <w:ilvl w:val="0"/>
+          <w:numId w:val="1034"/>
+        </w:numPr>
+      </w:pPr>
+      <w:r>
+        <w:t xml:space="preserve">- 0.05 ≤ p &lt; 0.10: Moderate evidence against H₀</w:t>
+      </w:r>
+    </w:p>
+    <w:p>
+      <w:pPr>
+        <w:pStyle w:val="Compact"/>
+        <w:numPr>
+          <w:ilvl w:val="0"/>
+          <w:numId w:val="1034"/>
+        </w:numPr>
+      </w:pPr>
+      <w:r>
+        <w:t xml:space="preserve">- p ≥ 0.10: Insufficient evidence against H₀</w:t>
+      </w:r>
+    </w:p>
+    <w:p>
+      <w:pPr>
+        <w:pStyle w:val="FirstParagraph"/>
+      </w:pPr>
+      <w:r>
+        <w:rPr>
+          <w:b/>
+          <w:bCs/>
+        </w:rPr>
+        <w:t xml:space="preserve">Common misinterpretations:</w:t>
+      </w:r>
+    </w:p>
+    <w:p>
+      <w:pPr>
+        <w:pStyle w:val="Compact"/>
+        <w:numPr>
+          <w:ilvl w:val="0"/>
+          <w:numId w:val="1035"/>
+        </w:numPr>
+      </w:pPr>
+      <w:r>
+        <w:t xml:space="preserve">- p-value is NOT the probability that H₀ is true</w:t>
+      </w:r>
+    </w:p>
+    <w:p>
+      <w:pPr>
+        <w:pStyle w:val="Compact"/>
+        <w:numPr>
+          <w:ilvl w:val="0"/>
+          <w:numId w:val="1035"/>
+        </w:numPr>
+      </w:pPr>
+      <w:r>
+        <w:t xml:space="preserve">- p-value is NOT the probability that results occurred by chance</w:t>
+      </w:r>
+    </w:p>
+    <w:p>
+      <w:pPr>
+        <w:pStyle w:val="Compact"/>
+        <w:numPr>
+          <w:ilvl w:val="0"/>
+          <w:numId w:val="1035"/>
+        </w:numPr>
+      </w:pPr>
+      <w:r>
+        <w:t xml:space="preserve">- Statistical significance ≠ practical significance</w:t>
+      </w:r>
+    </w:p>
+    <w:p>
+      <w:pPr>
+        <w:pStyle w:val="Compact"/>
+        <w:numPr>
+          <w:ilvl w:val="0"/>
+          <w:numId w:val="1035"/>
+        </w:numPr>
+      </w:pPr>
+      <w:r>
+        <w:t xml:space="preserve">the smaller the p value does not necessarily mean much… use &lt;</w:t>
+      </w:r>
+      <w:r>
+        <w:t xml:space="preserve"> </w:t>
+      </w:r>
+      <w:r>
+        <w:t xml:space="preserve">0.05 even if is is 10^-16</w:t>
+      </w:r>
+    </w:p>
+    <w:p>
+      <w:pPr>
+        <w:pStyle w:val="FirstParagraph"/>
+      </w:pPr>
+      <w:r>
+        <w:drawing>
+          <wp:inline>
+            <wp:extent cx="4572000" cy="3657600"/>
+            <wp:effectExtent b="0" l="0" r="0" t="0"/>
+            <wp:docPr descr="" title="" id="121" name="Picture"/>
+            <a:graphic>
+              <a:graphicData uri="http://schemas.openxmlformats.org/drawingml/2006/picture">
+                <pic:pic>
+                  <pic:nvPicPr>
+                    <pic:cNvPr descr="probability_inference_lecture_files/figure-docx/l04-22-1.png" id="122" name="Picture"/>
+                    <pic:cNvPicPr>
+                      <a:picLocks noChangeArrowheads="1" noChangeAspect="1"/>
+                    </pic:cNvPicPr>
+                  </pic:nvPicPr>
+                  <pic:blipFill>
+                    <a:blip r:embed="rId120"/>
+                    <a:stretch>
+                      <a:fillRect/>
+                    </a:stretch>
+                  </pic:blipFill>
+                  <pic:spPr bwMode="auto">
+                    <a:xfrm>
+                      <a:off x="0" y="0"/>
+                      <a:ext cx="4572000" cy="3657600"/>
+                    </a:xfrm>
+                    <a:prstGeom prst="rect">
+                      <a:avLst/>
+                    </a:prstGeom>
+                    <a:noFill/>
+                    <a:ln w="9525">
+                      <a:noFill/>
+                      <a:headEnd/>
+                      <a:tailEnd/>
+                    </a:ln>
+                  </pic:spPr>
+                </pic:pic>
+              </a:graphicData>
+            </a:graphic>
+          </wp:inline>
+        </w:drawing>
+      </w:r>
+    </w:p>
+    <w:bookmarkEnd w:id="123"/>
+    <w:bookmarkStart w:id="127" w:name="lecture-4-type-i-and-type-ii-errors"/>
+    <w:p>
+      <w:pPr>
+        <w:pStyle w:val="Heading2"/>
+      </w:pPr>
+      <w:r>
+        <w:rPr>
+          <w:b/>
+          <w:bCs/>
+        </w:rPr>
+        <w:t xml:space="preserve">Lecture 4:</w:t>
+      </w:r>
+      <w:r>
+        <w:t xml:space="preserve"> </w:t>
+      </w:r>
+      <w:r>
+        <w:t xml:space="preserve">Type I and Type II Errors</w:t>
+      </w:r>
+    </w:p>
+    <w:p>
+      <w:pPr>
+        <w:pStyle w:val="FirstParagraph"/>
+      </w:pPr>
+      <w:r>
+        <w:t xml:space="preserve">When making decisions based on hypothesis tests, two types of errors can</w:t>
+      </w:r>
+      <w:r>
+        <w:t xml:space="preserve"> </w:t>
+      </w:r>
+      <w:r>
+        <w:t xml:space="preserve">occur:</w:t>
+      </w:r>
+    </w:p>
+    <w:p>
+      <w:pPr>
+        <w:pStyle w:val="BodyText"/>
+      </w:pPr>
+      <w:r>
+        <w:rPr>
+          <w:b/>
+          <w:bCs/>
+        </w:rPr>
+        <w:t xml:space="preserve">Type I Error (False Positive)</w:t>
+      </w:r>
+    </w:p>
+    <w:p>
+      <w:pPr>
+        <w:pStyle w:val="Compact"/>
+        <w:numPr>
+          <w:ilvl w:val="0"/>
+          <w:numId w:val="1036"/>
+        </w:numPr>
+      </w:pPr>
+      <w:r>
+        <w:t xml:space="preserve">- Rejecting H₀ when it’s actually true</w:t>
+      </w:r>
+    </w:p>
+    <w:p>
+      <w:pPr>
+        <w:pStyle w:val="Compact"/>
+        <w:numPr>
+          <w:ilvl w:val="0"/>
+          <w:numId w:val="1036"/>
+        </w:numPr>
+      </w:pPr>
+      <w:r>
+        <w:t xml:space="preserve">- Probability = α (significance level)</w:t>
+      </w:r>
+    </w:p>
+    <w:p>
+      <w:pPr>
+        <w:pStyle w:val="Compact"/>
+        <w:numPr>
+          <w:ilvl w:val="0"/>
+          <w:numId w:val="1036"/>
+        </w:numPr>
+      </w:pPr>
+      <w:r>
+        <w:t xml:space="preserve">-</w:t>
+      </w:r>
+      <w:r>
+        <w:t xml:space="preserve"> </w:t>
+      </w:r>
+      <w:r>
+        <w:t xml:space="preserve">“Finding an effect that isn’t real”</w:t>
+      </w:r>
+    </w:p>
+    <w:p>
+      <w:pPr>
+        <w:pStyle w:val="FirstParagraph"/>
+      </w:pPr>
+      <w:r>
+        <w:rPr>
+          <w:b/>
+          <w:bCs/>
+        </w:rPr>
+        <w:t xml:space="preserve">Type II Error (False Negative)</w:t>
+      </w:r>
+    </w:p>
+    <w:p>
+      <w:pPr>
+        <w:pStyle w:val="Compact"/>
+        <w:numPr>
+          <w:ilvl w:val="0"/>
+          <w:numId w:val="1037"/>
+        </w:numPr>
+      </w:pPr>
+      <w:r>
+        <w:t xml:space="preserve">- Failing to reject H₀ when it’s actually false</w:t>
+      </w:r>
+    </w:p>
+    <w:p>
+      <w:pPr>
+        <w:pStyle w:val="Compact"/>
+        <w:numPr>
+          <w:ilvl w:val="0"/>
+          <w:numId w:val="1037"/>
+        </w:numPr>
+      </w:pPr>
+      <w:r>
+        <w:t xml:space="preserve">- Probability = β -</w:t>
+      </w:r>
+      <w:r>
+        <w:t xml:space="preserve"> </w:t>
+      </w:r>
+      <w:r>
+        <w:t xml:space="preserve">“Missing an effect that is real”</w:t>
+      </w:r>
+    </w:p>
+    <w:p>
+      <w:pPr>
+        <w:pStyle w:val="FirstParagraph"/>
+      </w:pPr>
+      <w:r>
+        <w:rPr>
+          <w:b/>
+          <w:bCs/>
+        </w:rPr>
+        <w:t xml:space="preserve">Statistical Power = 1 - β</w:t>
+      </w:r>
+    </w:p>
+    <w:p>
+      <w:pPr>
+        <w:pStyle w:val="Compact"/>
+        <w:numPr>
+          <w:ilvl w:val="0"/>
+          <w:numId w:val="1038"/>
+        </w:numPr>
+      </w:pPr>
+      <w:r>
+        <w:t xml:space="preserve">- Probability of correctly rejecting a false H₀</w:t>
+      </w:r>
+    </w:p>
+    <w:p>
+      <w:pPr>
+        <w:pStyle w:val="Compact"/>
+        <w:numPr>
+          <w:ilvl w:val="0"/>
+          <w:numId w:val="1038"/>
+        </w:numPr>
+      </w:pPr>
+      <w:r>
+        <w:t xml:space="preserve">- Increases with:</w:t>
+      </w:r>
+    </w:p>
+    <w:p>
+      <w:pPr>
+        <w:numPr>
+          <w:ilvl w:val="1"/>
+          <w:numId w:val="1039"/>
+        </w:numPr>
+      </w:pPr>
+      <w:r>
+        <w:t xml:space="preserve">- Larger sample size</w:t>
+      </w:r>
+    </w:p>
+    <w:p>
+      <w:pPr>
+        <w:numPr>
+          <w:ilvl w:val="1"/>
+          <w:numId w:val="1039"/>
+        </w:numPr>
+      </w:pPr>
+      <w:r>
+        <w:t xml:space="preserve">- Larger effect size</w:t>
+      </w:r>
+    </w:p>
+    <w:p>
+      <w:pPr>
+        <w:numPr>
+          <w:ilvl w:val="1"/>
+          <w:numId w:val="1039"/>
+        </w:numPr>
+      </w:pPr>
+      <w:r>
+        <w:t xml:space="preserve">- Lower variability</w:t>
+      </w:r>
+    </w:p>
+    <w:p>
+      <w:pPr>
+        <w:numPr>
+          <w:ilvl w:val="1"/>
+          <w:numId w:val="1039"/>
+        </w:numPr>
+      </w:pPr>
+      <w:r>
+        <w:t xml:space="preserve">- Higher α level</w:t>
+      </w:r>
+    </w:p>
+    <w:p>
+      <w:pPr>
+        <w:pStyle w:val="FirstParagraph"/>
+      </w:pPr>
+      <w:r>
+        <w:drawing>
+          <wp:inline>
+            <wp:extent cx="4572000" cy="4572000"/>
+            <wp:effectExtent b="0" l="0" r="0" t="0"/>
+            <wp:docPr descr="" title="" id="125" name="Picture"/>
+            <a:graphic>
+              <a:graphicData uri="http://schemas.openxmlformats.org/drawingml/2006/picture">
+                <pic:pic>
+                  <pic:nvPicPr>
+                    <pic:cNvPr descr="probability_inference_lecture_files/figure-docx/l04-23-1.png" id="126" name="Picture"/>
+                    <pic:cNvPicPr>
+                      <a:picLocks noChangeArrowheads="1" noChangeAspect="1"/>
+                    </pic:cNvPicPr>
+                  </pic:nvPicPr>
+                  <pic:blipFill>
+                    <a:blip r:embed="rId124"/>
+                    <a:stretch>
+                      <a:fillRect/>
+                    </a:stretch>
+                  </pic:blipFill>
+                  <pic:spPr bwMode="auto">
+                    <a:xfrm>
+                      <a:off x="0" y="0"/>
+                      <a:ext cx="4572000" cy="4572000"/>
+                    </a:xfrm>
+                    <a:prstGeom prst="rect">
+                      <a:avLst/>
+                    </a:prstGeom>
+                    <a:noFill/>
+                    <a:ln w="9525">
+                      <a:noFill/>
+                      <a:headEnd/>
+                      <a:tailEnd/>
+                    </a:ln>
+                  </pic:spPr>
+                </pic:pic>
+              </a:graphicData>
+            </a:graphic>
+          </wp:inline>
+        </w:drawing>
+      </w:r>
+    </w:p>
+    <w:bookmarkEnd w:id="127"/>
+    <w:bookmarkStart w:id="131" w:name="X465b63c9ea16f3825942f82bab14ccc2c88d021"/>
+    <w:p>
+      <w:pPr>
+        <w:pStyle w:val="Heading2"/>
+      </w:pPr>
+      <w:r>
+        <w:rPr>
+          <w:b/>
+          <w:bCs/>
+        </w:rPr>
+        <w:t xml:space="preserve">Lecture 4:</w:t>
+      </w:r>
+      <w:r>
+        <w:t xml:space="preserve"> </w:t>
+      </w:r>
+      <w:r>
+        <w:t xml:space="preserve">Type I and Type II Errors — What It Means</w:t>
+      </w:r>
+    </w:p>
+    <w:p>
+      <w:pPr>
+        <w:pStyle w:val="Compact"/>
+        <w:numPr>
+          <w:ilvl w:val="0"/>
+          <w:numId w:val="1040"/>
+        </w:numPr>
+      </w:pPr>
+      <w:r>
+        <w:t xml:space="preserve">What does it mean…</w:t>
+      </w:r>
+    </w:p>
+    <w:p>
+      <w:pPr>
+        <w:numPr>
+          <w:ilvl w:val="1"/>
+          <w:numId w:val="1041"/>
+        </w:numPr>
+      </w:pPr>
+      <w:r>
+        <w:t xml:space="preserve">Black curve (Null Distribution): distribution of test statistics</w:t>
+      </w:r>
+      <w:r>
+        <w:t xml:space="preserve"> </w:t>
+      </w:r>
+      <w:r>
+        <w:t xml:space="preserve">when Ho is true</w:t>
+      </w:r>
+    </w:p>
+    <w:p>
+      <w:pPr>
+        <w:numPr>
+          <w:ilvl w:val="1"/>
+          <w:numId w:val="1041"/>
+        </w:numPr>
+      </w:pPr>
+      <w:r>
+        <w:t xml:space="preserve">Green curve (Alternative Distribution): distribution when Ha is</w:t>
+      </w:r>
+      <w:r>
+        <w:t xml:space="preserve"> </w:t>
+      </w:r>
+      <w:r>
+        <w:t xml:space="preserve">true (is an effect)</w:t>
+      </w:r>
+    </w:p>
+    <w:p>
+      <w:pPr>
+        <w:pStyle w:val="Compact"/>
+        <w:numPr>
+          <w:ilvl w:val="0"/>
+          <w:numId w:val="1040"/>
+        </w:numPr>
+      </w:pPr>
+      <w:r>
+        <w:t xml:space="preserve">Red shaded area (Type I Error): probability of rejecting Ho when</w:t>
+      </w:r>
+      <w:r>
+        <w:t xml:space="preserve"> </w:t>
+      </w:r>
+      <w:r>
+        <w:t xml:space="preserve">it’s actually tru</w:t>
+      </w:r>
+    </w:p>
+    <w:p>
+      <w:pPr>
+        <w:pStyle w:val="Compact"/>
+        <w:numPr>
+          <w:ilvl w:val="1"/>
+          <w:numId w:val="1042"/>
+        </w:numPr>
+      </w:pPr>
+      <w:r>
+        <w:t xml:space="preserve">area under the null distribution (black curve) to the right α</w:t>
+      </w:r>
+      <w:r>
+        <w:t xml:space="preserve"> </w:t>
+      </w:r>
+      <w:r>
+        <w:t xml:space="preserve">(p=0.05)</w:t>
+      </w:r>
+    </w:p>
+    <w:p>
+      <w:pPr>
+        <w:pStyle w:val="Compact"/>
+        <w:numPr>
+          <w:ilvl w:val="0"/>
+          <w:numId w:val="1040"/>
+        </w:numPr>
+      </w:pPr>
+      <w:r>
+        <w:t xml:space="preserve">Blue shaded area (Type II Error): probability of failing to reject</w:t>
+      </w:r>
+      <w:r>
+        <w:t xml:space="preserve"> </w:t>
+      </w:r>
+      <w:r>
+        <w:t xml:space="preserve">Ho when alternative is actually true</w:t>
+      </w:r>
+    </w:p>
+    <w:p>
+      <w:pPr>
+        <w:pStyle w:val="Compact"/>
+        <w:numPr>
+          <w:ilvl w:val="1"/>
+          <w:numId w:val="1043"/>
+        </w:numPr>
+      </w:pPr>
+      <w:r>
+        <w:t xml:space="preserve">area under alternative distribution (green curve) left of α</w:t>
+      </w:r>
+      <w:r>
+        <w:t xml:space="preserve"> </w:t>
+      </w:r>
+      <w:r>
+        <w:t xml:space="preserve">(depends on effect size, sample size, etc.)</w:t>
+      </w:r>
+    </w:p>
+    <w:p>
+      <w:pPr>
+        <w:pStyle w:val="FirstParagraph"/>
+      </w:pPr>
+      <w:r>
+        <w:t xml:space="preserve">The Key Insight fundamental trade-off in hypothesis testing:</w:t>
+      </w:r>
+    </w:p>
+    <w:p>
+      <w:pPr>
+        <w:pStyle w:val="Compact"/>
+        <w:numPr>
+          <w:ilvl w:val="0"/>
+          <w:numId w:val="1044"/>
+        </w:numPr>
+      </w:pPr>
+      <w:r>
+        <w:t xml:space="preserve">as α value moves left or right, change balance between Type I and</w:t>
+      </w:r>
+      <w:r>
+        <w:t xml:space="preserve"> </w:t>
+      </w:r>
+      <w:r>
+        <w:t xml:space="preserve">Type II errors</w:t>
+      </w:r>
+    </w:p>
+    <w:p>
+      <w:pPr>
+        <w:pStyle w:val="Compact"/>
+        <w:numPr>
+          <w:ilvl w:val="0"/>
+          <w:numId w:val="1044"/>
+        </w:numPr>
+      </w:pPr>
+      <w:r>
+        <w:t xml:space="preserve">Moving left reduces Type II errors increases Type I errors, and vice</w:t>
+      </w:r>
+      <w:r>
+        <w:t xml:space="preserve"> </w:t>
+      </w:r>
+      <w:r>
+        <w:t xml:space="preserve">versa</w:t>
+      </w:r>
+    </w:p>
+    <w:p>
+      <w:pPr>
+        <w:pStyle w:val="Compact"/>
+        <w:numPr>
+          <w:ilvl w:val="0"/>
+          <w:numId w:val="1044"/>
+        </w:numPr>
+      </w:pPr>
+      <w:r>
+        <w:t xml:space="preserve">power (1 - β) area under the green curve RIGHT of dashed line</w:t>
+      </w:r>
+    </w:p>
+    <w:p>
+      <w:pPr>
+        <w:pStyle w:val="Compact"/>
+        <w:numPr>
+          <w:ilvl w:val="0"/>
+          <w:numId w:val="1044"/>
+        </w:numPr>
+      </w:pPr>
+      <w:r>
+        <w:t xml:space="preserve">the probability of correctly detecting a real effect.</w:t>
+      </w:r>
+    </w:p>
+    <w:p>
+      <w:pPr>
+        <w:pStyle w:val="FirstParagraph"/>
+      </w:pPr>
+      <w:r>
+        <w:drawing>
+          <wp:inline>
+            <wp:extent cx="4572000" cy="4572000"/>
+            <wp:effectExtent b="0" l="0" r="0" t="0"/>
+            <wp:docPr descr="" title="" id="129" name="Picture"/>
+            <a:graphic>
+              <a:graphicData uri="http://schemas.openxmlformats.org/drawingml/2006/picture">
+                <pic:pic>
+                  <pic:nvPicPr>
+                    <pic:cNvPr descr="probability_inference_lecture_files/figure-docx/l04-24-1.png" id="130" name="Picture"/>
+                    <pic:cNvPicPr>
+                      <a:picLocks noChangeArrowheads="1" noChangeAspect="1"/>
+                    </pic:cNvPicPr>
+                  </pic:nvPicPr>
+                  <pic:blipFill>
+                    <a:blip r:embed="rId128"/>
+                    <a:stretch>
+                      <a:fillRect/>
+                    </a:stretch>
+                  </pic:blipFill>
+                  <pic:spPr bwMode="auto">
+                    <a:xfrm>
+                      <a:off x="0" y="0"/>
+                      <a:ext cx="4572000" cy="4572000"/>
+                    </a:xfrm>
+                    <a:prstGeom prst="rect">
+                      <a:avLst/>
+                    </a:prstGeom>
+                    <a:noFill/>
+                    <a:ln w="9525">
+                      <a:noFill/>
+                      <a:headEnd/>
+                      <a:tailEnd/>
+                    </a:ln>
+                  </pic:spPr>
+                </pic:pic>
+              </a:graphicData>
+            </a:graphic>
+          </wp:inline>
+        </w:drawing>
+      </w:r>
+    </w:p>
+    <w:bookmarkEnd w:id="131"/>
+    <w:bookmarkStart w:id="134" w:name="Xb978d4759940b7502e06ce02d94a39bb9acbc9d"/>
+    <w:p>
+      <w:pPr>
+        <w:pStyle w:val="Heading2"/>
+      </w:pPr>
+      <w:r>
+        <w:t xml:space="preserve">Practice Exercise 7: Interpreting Errors and Power</w:t>
       </w:r>
     </w:p>
     <w:tbl>
@@ -8023,12 +8864,12 @@
                 <wp:inline>
                   <wp:extent cx="152400" cy="152400"/>
                   <wp:effectExtent b="0" l="0" r="0" t="0"/>
-                  <wp:docPr descr="" title="" id="120" name="Picture"/>
+                  <wp:docPr descr="" title="" id="132" name="Picture"/>
                   <a:graphic>
                     <a:graphicData uri="http://schemas.openxmlformats.org/drawingml/2006/picture">
                       <pic:pic>
                         <pic:nvPicPr>
-                          <pic:cNvPr descr="/Applications/Positron.app/Contents/Resources/app/quarto/share/formats/docx/tip.png" id="121" name="Picture"/>
+                          <pic:cNvPr descr="/Applications/Positron.app/Contents/Resources/app/quarto/share/formats/docx/tip.png" id="133" name="Picture"/>
                           <pic:cNvPicPr>
                             <a:picLocks noChangeArrowheads="1" noChangeAspect="1"/>
                           </pic:cNvPicPr>
@@ -8067,7 +8908,7 @@
               <w:t xml:space="preserve"> </w:t>
             </w:r>
             <w:r>
-              <w:t xml:space="preserve">Practice Exercise 6: Formulating Hypotheses</w:t>
+              <w:t xml:space="preserve">Practice Exercise 7: Interpreting P-values and Errors</w:t>
             </w:r>
           </w:p>
         </w:tc>
@@ -8091,25 +8932,64 @@
               <w:spacing w:before="16"/>
             </w:pPr>
             <w:r>
-              <w:t xml:space="preserve">For the following research questions about Arctic grayling, write the</w:t>
+              <w:t xml:space="preserve">Given the following scenarios, identify whether a Type I or Type II</w:t>
             </w:r>
             <w:r>
               <w:t xml:space="preserve"> </w:t>
             </w:r>
             <w:r>
-              <w:t xml:space="preserve">null and alternative hypotheses:</w:t>
+              <w:t xml:space="preserve">error might have occurred:</w:t>
             </w:r>
           </w:p>
           <w:p>
             <w:pPr>
-              <w:pStyle w:val="Compact"/>
               <w:numPr>
                 <w:ilvl w:val="0"/>
-                <w:numId w:val="1033"/>
+                <w:numId w:val="1045"/>
               </w:numPr>
             </w:pPr>
             <w:r>
-              <w:t xml:space="preserve">Are fish in Lake I8 longer than fish in Lake I3?</w:t>
+              <w:t xml:space="preserve">A researcher concludes that a new fishing regulation increased</w:t>
+            </w:r>
+            <w:r>
+              <w:t xml:space="preserve"> </w:t>
+            </w:r>
+            <w:r>
+              <w:t xml:space="preserve">grayling size, when in fact it had no effect.</w:t>
+            </w:r>
+          </w:p>
+          <w:p>
+            <w:pPr>
+              <w:numPr>
+                <w:ilvl w:val="0"/>
+                <w:numId w:val="1045"/>
+              </w:numPr>
+            </w:pPr>
+            <w:r>
+              <w:t xml:space="preserve">A study fails to detect a real decline in grayling population due to</w:t>
+            </w:r>
+            <w:r>
+              <w:t xml:space="preserve"> </w:t>
+            </w:r>
+            <w:r>
+              <w:t xml:space="preserve">warming water, concluding there was no effect.</w:t>
+            </w:r>
+          </w:p>
+          <w:p>
+            <w:pPr>
+              <w:numPr>
+                <w:ilvl w:val="0"/>
+                <w:numId w:val="1045"/>
+              </w:numPr>
+            </w:pPr>
+            <w:r>
+              <w:t xml:space="preserve">Let’s calculate the power of our t-test to detect a 30 mm difference</w:t>
+            </w:r>
+            <w:r>
+              <w:t xml:space="preserve"> </w:t>
+            </w:r>
+            <w:r>
+              <w:t xml:space="preserve">in length between lakes:</w:t>
             </w:r>
           </w:p>
           <w:p>
@@ -8120,19 +9000,442 @@
               <w:rPr>
                 <w:rStyle w:val="CommentTok"/>
               </w:rPr>
-              <w:t xml:space="preserve"># Let's test one of these hypotheses: Are fish in Lake I8 longer than fish in Lake I3?</w:t>
+              <w:t xml:space="preserve"># Calculate power for detecting a 30 mm difference</w:t>
             </w:r>
             <w:r>
               <w:br/>
             </w:r>
             <w:r>
+              <w:rPr>
+                <w:rStyle w:val="CommentTok"/>
+              </w:rPr>
+              <w:t xml:space="preserve"># First determine parameters</w:t>
+            </w:r>
+            <w:r>
               <w:br/>
             </w:r>
             <w:r>
               <w:rPr>
+                <w:rStyle w:val="NormalTok"/>
+              </w:rPr>
+              <w:t xml:space="preserve">lake_I3 </w:t>
+            </w:r>
+            <w:r>
+              <w:rPr>
+                <w:rStyle w:val="OtherTok"/>
+              </w:rPr>
+              <w:t xml:space="preserve">&lt;-</w:t>
+            </w:r>
+            <w:r>
+              <w:rPr>
+                <w:rStyle w:val="NormalTok"/>
+              </w:rPr>
+              <w:t xml:space="preserve"> grayling_df </w:t>
+            </w:r>
+            <w:r>
+              <w:rPr>
+                <w:rStyle w:val="SpecialCharTok"/>
+              </w:rPr>
+              <w:t xml:space="preserve">%&gt;%</w:t>
+            </w:r>
+            <w:r>
+              <w:rPr>
+                <w:rStyle w:val="NormalTok"/>
+              </w:rPr>
+              <w:t xml:space="preserve"> </w:t>
+            </w:r>
+            <w:r>
+              <w:rPr>
+                <w:rStyle w:val="FunctionTok"/>
+              </w:rPr>
+              <w:t xml:space="preserve">filter</w:t>
+            </w:r>
+            <w:r>
+              <w:rPr>
+                <w:rStyle w:val="NormalTok"/>
+              </w:rPr>
+              <w:t xml:space="preserve">(lake </w:t>
+            </w:r>
+            <w:r>
+              <w:rPr>
+                <w:rStyle w:val="SpecialCharTok"/>
+              </w:rPr>
+              <w:t xml:space="preserve">==</w:t>
+            </w:r>
+            <w:r>
+              <w:rPr>
+                <w:rStyle w:val="NormalTok"/>
+              </w:rPr>
+              <w:t xml:space="preserve"> </w:t>
+            </w:r>
+            <w:r>
+              <w:rPr>
+                <w:rStyle w:val="StringTok"/>
+              </w:rPr>
+              <w:t xml:space="preserve">"I3"</w:t>
+            </w:r>
+            <w:r>
+              <w:rPr>
+                <w:rStyle w:val="NormalTok"/>
+              </w:rPr>
+              <w:t xml:space="preserve">)</w:t>
+            </w:r>
+            <w:r>
+              <w:br/>
+            </w:r>
+            <w:r>
+              <w:rPr>
+                <w:rStyle w:val="NormalTok"/>
+              </w:rPr>
+              <w:t xml:space="preserve">lake_I8 </w:t>
+            </w:r>
+            <w:r>
+              <w:rPr>
+                <w:rStyle w:val="OtherTok"/>
+              </w:rPr>
+              <w:t xml:space="preserve">&lt;-</w:t>
+            </w:r>
+            <w:r>
+              <w:rPr>
+                <w:rStyle w:val="NormalTok"/>
+              </w:rPr>
+              <w:t xml:space="preserve"> grayling_df </w:t>
+            </w:r>
+            <w:r>
+              <w:rPr>
+                <w:rStyle w:val="SpecialCharTok"/>
+              </w:rPr>
+              <w:t xml:space="preserve">%&gt;%</w:t>
+            </w:r>
+            <w:r>
+              <w:rPr>
+                <w:rStyle w:val="NormalTok"/>
+              </w:rPr>
+              <w:t xml:space="preserve"> </w:t>
+            </w:r>
+            <w:r>
+              <w:rPr>
+                <w:rStyle w:val="FunctionTok"/>
+              </w:rPr>
+              <w:t xml:space="preserve">filter</w:t>
+            </w:r>
+            <w:r>
+              <w:rPr>
+                <w:rStyle w:val="NormalTok"/>
+              </w:rPr>
+              <w:t xml:space="preserve">(lake </w:t>
+            </w:r>
+            <w:r>
+              <w:rPr>
+                <w:rStyle w:val="SpecialCharTok"/>
+              </w:rPr>
+              <w:t xml:space="preserve">==</w:t>
+            </w:r>
+            <w:r>
+              <w:rPr>
+                <w:rStyle w:val="NormalTok"/>
+              </w:rPr>
+              <w:t xml:space="preserve"> </w:t>
+            </w:r>
+            <w:r>
+              <w:rPr>
+                <w:rStyle w:val="StringTok"/>
+              </w:rPr>
+              <w:t xml:space="preserve">"I8"</w:t>
+            </w:r>
+            <w:r>
+              <w:rPr>
+                <w:rStyle w:val="NormalTok"/>
+              </w:rPr>
+              <w:t xml:space="preserve">) </w:t>
+            </w:r>
+            <w:r>
+              <w:br/>
+            </w:r>
+            <w:r>
+              <w:br/>
+            </w:r>
+            <w:r>
+              <w:rPr>
+                <w:rStyle w:val="NormalTok"/>
+              </w:rPr>
+              <w:t xml:space="preserve">n1 </w:t>
+            </w:r>
+            <w:r>
+              <w:rPr>
+                <w:rStyle w:val="OtherTok"/>
+              </w:rPr>
+              <w:t xml:space="preserve">&lt;-</w:t>
+            </w:r>
+            <w:r>
+              <w:rPr>
+                <w:rStyle w:val="NormalTok"/>
+              </w:rPr>
+              <w:t xml:space="preserve"> </w:t>
+            </w:r>
+            <w:r>
+              <w:rPr>
+                <w:rStyle w:val="FunctionTok"/>
+              </w:rPr>
+              <w:t xml:space="preserve">nrow</w:t>
+            </w:r>
+            <w:r>
+              <w:rPr>
+                <w:rStyle w:val="NormalTok"/>
+              </w:rPr>
+              <w:t xml:space="preserve">(lake_I3)</w:t>
+            </w:r>
+            <w:r>
+              <w:br/>
+            </w:r>
+            <w:r>
+              <w:rPr>
+                <w:rStyle w:val="NormalTok"/>
+              </w:rPr>
+              <w:t xml:space="preserve">n2 </w:t>
+            </w:r>
+            <w:r>
+              <w:rPr>
+                <w:rStyle w:val="OtherTok"/>
+              </w:rPr>
+              <w:t xml:space="preserve">&lt;-</w:t>
+            </w:r>
+            <w:r>
+              <w:rPr>
+                <w:rStyle w:val="NormalTok"/>
+              </w:rPr>
+              <w:t xml:space="preserve"> </w:t>
+            </w:r>
+            <w:r>
+              <w:rPr>
+                <w:rStyle w:val="FunctionTok"/>
+              </w:rPr>
+              <w:t xml:space="preserve">nrow</w:t>
+            </w:r>
+            <w:r>
+              <w:rPr>
+                <w:rStyle w:val="NormalTok"/>
+              </w:rPr>
+              <w:t xml:space="preserve">(lake_I8)</w:t>
+            </w:r>
+            <w:r>
+              <w:br/>
+            </w:r>
+            <w:r>
+              <w:rPr>
+                <w:rStyle w:val="NormalTok"/>
+              </w:rPr>
+              <w:t xml:space="preserve">sd_pooled </w:t>
+            </w:r>
+            <w:r>
+              <w:rPr>
+                <w:rStyle w:val="OtherTok"/>
+              </w:rPr>
+              <w:t xml:space="preserve">&lt;-</w:t>
+            </w:r>
+            <w:r>
+              <w:rPr>
+                <w:rStyle w:val="NormalTok"/>
+              </w:rPr>
+              <w:t xml:space="preserve"> </w:t>
+            </w:r>
+            <w:r>
+              <w:rPr>
+                <w:rStyle w:val="FunctionTok"/>
+              </w:rPr>
+              <w:t xml:space="preserve">sqrt</w:t>
+            </w:r>
+            <w:r>
+              <w:rPr>
+                <w:rStyle w:val="NormalTok"/>
+              </w:rPr>
+              <w:t xml:space="preserve">((</w:t>
+            </w:r>
+            <w:r>
+              <w:rPr>
+                <w:rStyle w:val="FunctionTok"/>
+              </w:rPr>
+              <w:t xml:space="preserve">var</w:t>
+            </w:r>
+            <w:r>
+              <w:rPr>
+                <w:rStyle w:val="NormalTok"/>
+              </w:rPr>
+              <w:t xml:space="preserve">(lake_I3</w:t>
+            </w:r>
+            <w:r>
+              <w:rPr>
+                <w:rStyle w:val="SpecialCharTok"/>
+              </w:rPr>
+              <w:t xml:space="preserve">$</w:t>
+            </w:r>
+            <w:r>
+              <w:rPr>
+                <w:rStyle w:val="NormalTok"/>
+              </w:rPr>
+              <w:t xml:space="preserve">length_mm) </w:t>
+            </w:r>
+            <w:r>
+              <w:rPr>
+                <w:rStyle w:val="SpecialCharTok"/>
+              </w:rPr>
+              <w:t xml:space="preserve">*</w:t>
+            </w:r>
+            <w:r>
+              <w:rPr>
+                <w:rStyle w:val="NormalTok"/>
+              </w:rPr>
+              <w:t xml:space="preserve"> (n1</w:t>
+            </w:r>
+            <w:r>
+              <w:rPr>
+                <w:rStyle w:val="DecValTok"/>
+              </w:rPr>
+              <w:t xml:space="preserve">-1</w:t>
+            </w:r>
+            <w:r>
+              <w:rPr>
+                <w:rStyle w:val="NormalTok"/>
+              </w:rPr>
+              <w:t xml:space="preserve">) </w:t>
+            </w:r>
+            <w:r>
+              <w:rPr>
+                <w:rStyle w:val="SpecialCharTok"/>
+              </w:rPr>
+              <w:t xml:space="preserve">+</w:t>
+            </w:r>
+            <w:r>
+              <w:rPr>
+                <w:rStyle w:val="NormalTok"/>
+              </w:rPr>
+              <w:t xml:space="preserve"> </w:t>
+            </w:r>
+            <w:r>
+              <w:br/>
+            </w:r>
+            <w:r>
+              <w:rPr>
+                <w:rStyle w:val="NormalTok"/>
+              </w:rPr>
+              <w:t xml:space="preserve">                  </w:t>
+            </w:r>
+            <w:r>
+              <w:rPr>
+                <w:rStyle w:val="FunctionTok"/>
+              </w:rPr>
+              <w:t xml:space="preserve">var</w:t>
+            </w:r>
+            <w:r>
+              <w:rPr>
+                <w:rStyle w:val="NormalTok"/>
+              </w:rPr>
+              <w:t xml:space="preserve">(lake_I8</w:t>
+            </w:r>
+            <w:r>
+              <w:rPr>
+                <w:rStyle w:val="SpecialCharTok"/>
+              </w:rPr>
+              <w:t xml:space="preserve">$</w:t>
+            </w:r>
+            <w:r>
+              <w:rPr>
+                <w:rStyle w:val="NormalTok"/>
+              </w:rPr>
+              <w:t xml:space="preserve">length_mm) </w:t>
+            </w:r>
+            <w:r>
+              <w:rPr>
+                <w:rStyle w:val="SpecialCharTok"/>
+              </w:rPr>
+              <w:t xml:space="preserve">*</w:t>
+            </w:r>
+            <w:r>
+              <w:rPr>
+                <w:rStyle w:val="NormalTok"/>
+              </w:rPr>
+              <w:t xml:space="preserve"> (n2</w:t>
+            </w:r>
+            <w:r>
+              <w:rPr>
+                <w:rStyle w:val="DecValTok"/>
+              </w:rPr>
+              <w:t xml:space="preserve">-1</w:t>
+            </w:r>
+            <w:r>
+              <w:rPr>
+                <w:rStyle w:val="NormalTok"/>
+              </w:rPr>
+              <w:t xml:space="preserve">)) </w:t>
+            </w:r>
+            <w:r>
+              <w:rPr>
+                <w:rStyle w:val="SpecialCharTok"/>
+              </w:rPr>
+              <w:t xml:space="preserve">/</w:t>
+            </w:r>
+            <w:r>
+              <w:rPr>
+                <w:rStyle w:val="NormalTok"/>
+              </w:rPr>
+              <w:t xml:space="preserve"> </w:t>
+            </w:r>
+            <w:r>
+              <w:br/>
+            </w:r>
+            <w:r>
+              <w:rPr>
+                <w:rStyle w:val="NormalTok"/>
+              </w:rPr>
+              <w:t xml:space="preserve">                  (n1 </w:t>
+            </w:r>
+            <w:r>
+              <w:rPr>
+                <w:rStyle w:val="SpecialCharTok"/>
+              </w:rPr>
+              <w:t xml:space="preserve">+</w:t>
+            </w:r>
+            <w:r>
+              <w:rPr>
+                <w:rStyle w:val="NormalTok"/>
+              </w:rPr>
+              <w:t xml:space="preserve"> n2 </w:t>
+            </w:r>
+            <w:r>
+              <w:rPr>
+                <w:rStyle w:val="SpecialCharTok"/>
+              </w:rPr>
+              <w:t xml:space="preserve">-</w:t>
+            </w:r>
+            <w:r>
+              <w:rPr>
+                <w:rStyle w:val="NormalTok"/>
+              </w:rPr>
+              <w:t xml:space="preserve"> </w:t>
+            </w:r>
+            <w:r>
+              <w:rPr>
+                <w:rStyle w:val="DecValTok"/>
+              </w:rPr>
+              <w:t xml:space="preserve">2</w:t>
+            </w:r>
+            <w:r>
+              <w:rPr>
+                <w:rStyle w:val="NormalTok"/>
+              </w:rPr>
+              <w:t xml:space="preserve">))</w:t>
+            </w:r>
+            <w:r>
+              <w:br/>
+            </w:r>
+            <w:r>
+              <w:br/>
+            </w:r>
+            <w:r>
+              <w:rPr>
                 <w:rStyle w:val="CommentTok"/>
               </w:rPr>
-              <w:t xml:space="preserve"># Perform an independent t-test</w:t>
+              <w:t xml:space="preserve"># Calculate power</w:t>
             </w:r>
             <w:r>
               <w:br/>
@@ -8141,7 +9444,7 @@
               <w:rPr>
                 <w:rStyle w:val="NormalTok"/>
               </w:rPr>
-              <w:t xml:space="preserve">t_test_result </w:t>
+              <w:t xml:space="preserve">effect_size </w:t>
             </w:r>
             <w:r>
               <w:rPr>
@@ -8157,39 +9460,168 @@
             </w:r>
             <w:r>
               <w:rPr>
+                <w:rStyle w:val="DecValTok"/>
+              </w:rPr>
+              <w:t xml:space="preserve">30</w:t>
+            </w:r>
+            <w:r>
+              <w:rPr>
+                <w:rStyle w:val="NormalTok"/>
+              </w:rPr>
+              <w:t xml:space="preserve"> </w:t>
+            </w:r>
+            <w:r>
+              <w:rPr>
+                <w:rStyle w:val="SpecialCharTok"/>
+              </w:rPr>
+              <w:t xml:space="preserve">/</w:t>
+            </w:r>
+            <w:r>
+              <w:rPr>
+                <w:rStyle w:val="NormalTok"/>
+              </w:rPr>
+              <w:t xml:space="preserve"> sd_pooled  </w:t>
+            </w:r>
+            <w:r>
+              <w:rPr>
+                <w:rStyle w:val="CommentTok"/>
+              </w:rPr>
+              <w:t xml:space="preserve"># Cohen's d</w:t>
+            </w:r>
+            <w:r>
+              <w:br/>
+            </w:r>
+            <w:r>
+              <w:rPr>
+                <w:rStyle w:val="NormalTok"/>
+              </w:rPr>
+              <w:t xml:space="preserve">df </w:t>
+            </w:r>
+            <w:r>
+              <w:rPr>
+                <w:rStyle w:val="OtherTok"/>
+              </w:rPr>
+              <w:t xml:space="preserve">&lt;-</w:t>
+            </w:r>
+            <w:r>
+              <w:rPr>
+                <w:rStyle w:val="NormalTok"/>
+              </w:rPr>
+              <w:t xml:space="preserve"> n1 </w:t>
+            </w:r>
+            <w:r>
+              <w:rPr>
+                <w:rStyle w:val="SpecialCharTok"/>
+              </w:rPr>
+              <w:t xml:space="preserve">+</w:t>
+            </w:r>
+            <w:r>
+              <w:rPr>
+                <w:rStyle w:val="NormalTok"/>
+              </w:rPr>
+              <w:t xml:space="preserve"> n2 </w:t>
+            </w:r>
+            <w:r>
+              <w:rPr>
+                <w:rStyle w:val="SpecialCharTok"/>
+              </w:rPr>
+              <w:t xml:space="preserve">-</w:t>
+            </w:r>
+            <w:r>
+              <w:rPr>
+                <w:rStyle w:val="NormalTok"/>
+              </w:rPr>
+              <w:t xml:space="preserve"> </w:t>
+            </w:r>
+            <w:r>
+              <w:rPr>
+                <w:rStyle w:val="DecValTok"/>
+              </w:rPr>
+              <w:t xml:space="preserve">2</w:t>
+            </w:r>
+            <w:r>
+              <w:br/>
+            </w:r>
+            <w:r>
+              <w:rPr>
+                <w:rStyle w:val="NormalTok"/>
+              </w:rPr>
+              <w:t xml:space="preserve">alpha </w:t>
+            </w:r>
+            <w:r>
+              <w:rPr>
+                <w:rStyle w:val="OtherTok"/>
+              </w:rPr>
+              <w:t xml:space="preserve">&lt;-</w:t>
+            </w:r>
+            <w:r>
+              <w:rPr>
+                <w:rStyle w:val="NormalTok"/>
+              </w:rPr>
+              <w:t xml:space="preserve"> </w:t>
+            </w:r>
+            <w:r>
+              <w:rPr>
+                <w:rStyle w:val="FloatTok"/>
+              </w:rPr>
+              <w:t xml:space="preserve">0.05</w:t>
+            </w:r>
+            <w:r>
+              <w:br/>
+            </w:r>
+            <w:r>
+              <w:rPr>
+                <w:rStyle w:val="NormalTok"/>
+              </w:rPr>
+              <w:t xml:space="preserve">power </w:t>
+            </w:r>
+            <w:r>
+              <w:rPr>
+                <w:rStyle w:val="OtherTok"/>
+              </w:rPr>
+              <w:t xml:space="preserve">&lt;-</w:t>
+            </w:r>
+            <w:r>
+              <w:rPr>
+                <w:rStyle w:val="NormalTok"/>
+              </w:rPr>
+              <w:t xml:space="preserve"> </w:t>
+            </w:r>
+            <w:r>
+              <w:rPr>
                 <w:rStyle w:val="FunctionTok"/>
               </w:rPr>
-              <w:t xml:space="preserve">t.test</w:t>
-            </w:r>
-            <w:r>
-              <w:rPr>
-                <w:rStyle w:val="NormalTok"/>
-              </w:rPr>
-              <w:t xml:space="preserve">(length_mm </w:t>
-            </w:r>
-            <w:r>
-              <w:rPr>
-                <w:rStyle w:val="SpecialCharTok"/>
-              </w:rPr>
-              <w:t xml:space="preserve">~</w:t>
-            </w:r>
-            <w:r>
-              <w:rPr>
-                <w:rStyle w:val="NormalTok"/>
-              </w:rPr>
-              <w:t xml:space="preserve"> lake, </w:t>
+              <w:t xml:space="preserve">power.t.test</w:t>
+            </w:r>
+            <w:r>
+              <w:rPr>
+                <w:rStyle w:val="NormalTok"/>
+              </w:rPr>
+              <w:t xml:space="preserve">(</w:t>
             </w:r>
             <w:r>
               <w:rPr>
                 <w:rStyle w:val="AttributeTok"/>
               </w:rPr>
-              <w:t xml:space="preserve">data =</w:t>
-            </w:r>
-            <w:r>
-              <w:rPr>
-                <w:rStyle w:val="NormalTok"/>
-              </w:rPr>
-              <w:t xml:space="preserve"> grayling_df, </w:t>
+              <w:t xml:space="preserve">n =</w:t>
+            </w:r>
+            <w:r>
+              <w:rPr>
+                <w:rStyle w:val="NormalTok"/>
+              </w:rPr>
+              <w:t xml:space="preserve"> </w:t>
+            </w:r>
+            <w:r>
+              <w:rPr>
+                <w:rStyle w:val="FunctionTok"/>
+              </w:rPr>
+              <w:t xml:space="preserve">min</w:t>
+            </w:r>
+            <w:r>
+              <w:rPr>
+                <w:rStyle w:val="NormalTok"/>
+              </w:rPr>
+              <w:t xml:space="preserve">(n1, n2), </w:t>
             </w:r>
             <w:r>
               <w:br/>
@@ -8198,12 +9630,126 @@
               <w:rPr>
                 <w:rStyle w:val="NormalTok"/>
               </w:rPr>
-              <w:t xml:space="preserve">                       </w:t>
+              <w:t xml:space="preserve">                     </w:t>
             </w:r>
             <w:r>
               <w:rPr>
                 <w:rStyle w:val="AttributeTok"/>
               </w:rPr>
+              <w:t xml:space="preserve">delta =</w:t>
+            </w:r>
+            <w:r>
+              <w:rPr>
+                <w:rStyle w:val="NormalTok"/>
+              </w:rPr>
+              <w:t xml:space="preserve"> effect_size,</w:t>
+            </w:r>
+            <w:r>
+              <w:br/>
+            </w:r>
+            <w:r>
+              <w:rPr>
+                <w:rStyle w:val="NormalTok"/>
+              </w:rPr>
+              <w:t xml:space="preserve">                     </w:t>
+            </w:r>
+            <w:r>
+              <w:rPr>
+                <w:rStyle w:val="AttributeTok"/>
+              </w:rPr>
+              <w:t xml:space="preserve">sd =</w:t>
+            </w:r>
+            <w:r>
+              <w:rPr>
+                <w:rStyle w:val="NormalTok"/>
+              </w:rPr>
+              <w:t xml:space="preserve"> </w:t>
+            </w:r>
+            <w:r>
+              <w:rPr>
+                <w:rStyle w:val="DecValTok"/>
+              </w:rPr>
+              <w:t xml:space="preserve">1</w:t>
+            </w:r>
+            <w:r>
+              <w:rPr>
+                <w:rStyle w:val="NormalTok"/>
+              </w:rPr>
+              <w:t xml:space="preserve">,  </w:t>
+            </w:r>
+            <w:r>
+              <w:rPr>
+                <w:rStyle w:val="CommentTok"/>
+              </w:rPr>
+              <w:t xml:space="preserve"># Using standardized effect size</w:t>
+            </w:r>
+            <w:r>
+              <w:br/>
+            </w:r>
+            <w:r>
+              <w:rPr>
+                <w:rStyle w:val="NormalTok"/>
+              </w:rPr>
+              <w:t xml:space="preserve">                     </w:t>
+            </w:r>
+            <w:r>
+              <w:rPr>
+                <w:rStyle w:val="AttributeTok"/>
+              </w:rPr>
+              <w:t xml:space="preserve">sig.level =</w:t>
+            </w:r>
+            <w:r>
+              <w:rPr>
+                <w:rStyle w:val="NormalTok"/>
+              </w:rPr>
+              <w:t xml:space="preserve"> alpha,</w:t>
+            </w:r>
+            <w:r>
+              <w:br/>
+            </w:r>
+            <w:r>
+              <w:rPr>
+                <w:rStyle w:val="NormalTok"/>
+              </w:rPr>
+              <w:t xml:space="preserve">                     </w:t>
+            </w:r>
+            <w:r>
+              <w:rPr>
+                <w:rStyle w:val="AttributeTok"/>
+              </w:rPr>
+              <w:t xml:space="preserve">type =</w:t>
+            </w:r>
+            <w:r>
+              <w:rPr>
+                <w:rStyle w:val="NormalTok"/>
+              </w:rPr>
+              <w:t xml:space="preserve"> </w:t>
+            </w:r>
+            <w:r>
+              <w:rPr>
+                <w:rStyle w:val="StringTok"/>
+              </w:rPr>
+              <w:t xml:space="preserve">"two.sample"</w:t>
+            </w:r>
+            <w:r>
+              <w:rPr>
+                <w:rStyle w:val="NormalTok"/>
+              </w:rPr>
+              <w:t xml:space="preserve">,</w:t>
+            </w:r>
+            <w:r>
+              <w:br/>
+            </w:r>
+            <w:r>
+              <w:rPr>
+                <w:rStyle w:val="NormalTok"/>
+              </w:rPr>
+              <w:t xml:space="preserve">                     </w:t>
+            </w:r>
+            <w:r>
+              <w:rPr>
+                <w:rStyle w:val="AttributeTok"/>
+              </w:rPr>
               <w:t xml:space="preserve">alternative =</w:t>
             </w:r>
             <w:r>
@@ -8216,40 +9762,34 @@
               <w:rPr>
                 <w:rStyle w:val="StringTok"/>
               </w:rPr>
-              <w:t xml:space="preserve">"less"</w:t>
-            </w:r>
-            <w:r>
-              <w:rPr>
-                <w:rStyle w:val="NormalTok"/>
-              </w:rPr>
-              <w:t xml:space="preserve">)  </w:t>
+              <w:t xml:space="preserve">"two.sided"</w:t>
+            </w:r>
+            <w:r>
+              <w:rPr>
+                <w:rStyle w:val="NormalTok"/>
+              </w:rPr>
+              <w:t xml:space="preserve">)</w:t>
+            </w:r>
+            <w:r>
+              <w:br/>
+            </w:r>
+            <w:r>
+              <w:br/>
             </w:r>
             <w:r>
               <w:rPr>
                 <w:rStyle w:val="CommentTok"/>
               </w:rPr>
-              <w:t xml:space="preserve"># H₀: μ_I3 ≥ μ_I8, H₁: μ_I3 &lt; μ_I8</w:t>
+              <w:t xml:space="preserve"># Display results</w:t>
             </w:r>
             <w:r>
               <w:br/>
             </w:r>
             <w:r>
-              <w:br/>
-            </w:r>
-            <w:r>
-              <w:rPr>
-                <w:rStyle w:val="CommentTok"/>
-              </w:rPr>
-              <w:t xml:space="preserve"># Display the results</w:t>
-            </w:r>
-            <w:r>
-              <w:br/>
-            </w:r>
-            <w:r>
-              <w:rPr>
-                <w:rStyle w:val="NormalTok"/>
-              </w:rPr>
-              <w:t xml:space="preserve">t_test_result</w:t>
+              <w:rPr>
+                <w:rStyle w:val="NormalTok"/>
+              </w:rPr>
+              <w:t xml:space="preserve">power</w:t>
             </w:r>
           </w:p>
           <w:p>
@@ -8263,7 +9803,7 @@
               <w:rPr>
                 <w:rStyle w:val="VerbatimChar"/>
               </w:rPr>
-              <w:t xml:space="preserve">    Welch Two Sample t-test</w:t>
+              <w:t xml:space="preserve">     Two-sample t test power calculation </w:t>
             </w:r>
             <w:r>
               <w:br/>
@@ -8275,7 +9815,7 @@
               <w:rPr>
                 <w:rStyle w:val="VerbatimChar"/>
               </w:rPr>
-              <w:t xml:space="preserve">data:  length_mm by lake</w:t>
+              <w:t xml:space="preserve">              n = 66</w:t>
             </w:r>
             <w:r>
               <w:br/>
@@ -8284,7 +9824,7 @@
               <w:rPr>
                 <w:rStyle w:val="VerbatimChar"/>
               </w:rPr>
-              <w:t xml:space="preserve">t = -15.532, df = 161.63, p-value &lt; 2.2e-16</w:t>
+              <w:t xml:space="preserve">          delta = 0.6741298</w:t>
             </w:r>
             <w:r>
               <w:br/>
@@ -8293,7 +9833,7 @@
               <w:rPr>
                 <w:rStyle w:val="VerbatimChar"/>
               </w:rPr>
-              <w:t xml:space="preserve">alternative hypothesis: true difference in means between group I3 and group I8 is less than 0</w:t>
+              <w:t xml:space="preserve">             sd = 1</w:t>
             </w:r>
             <w:r>
               <w:br/>
@@ -8302,7 +9842,7 @@
               <w:rPr>
                 <w:rStyle w:val="VerbatimChar"/>
               </w:rPr>
-              <w:t xml:space="preserve">95 percent confidence interval:</w:t>
+              <w:t xml:space="preserve">      sig.level = 0.05</w:t>
             </w:r>
             <w:r>
               <w:br/>
@@ -8311,7 +9851,7 @@
               <w:rPr>
                 <w:rStyle w:val="VerbatimChar"/>
               </w:rPr>
-              <w:t xml:space="preserve">      -Inf -86.66138</w:t>
+              <w:t xml:space="preserve">          power = 0.9702076</w:t>
             </w:r>
             <w:r>
               <w:br/>
@@ -8320,53 +9860,30 @@
               <w:rPr>
                 <w:rStyle w:val="VerbatimChar"/>
               </w:rPr>
-              <w:t xml:space="preserve">sample estimates:</w:t>
+              <w:t xml:space="preserve">    alternative = two.sided</w:t>
             </w:r>
             <w:r>
               <w:br/>
             </w:r>
             <w:r>
+              <w:br/>
+            </w:r>
+            <w:r>
               <w:rPr>
                 <w:rStyle w:val="VerbatimChar"/>
               </w:rPr>
-              <w:t xml:space="preserve">mean in group I3 mean in group I8 </w:t>
-            </w:r>
-            <w:r>
-              <w:br/>
-            </w:r>
-            <w:r>
-              <w:rPr>
-                <w:rStyle w:val="VerbatimChar"/>
-              </w:rPr>
-              <w:t xml:space="preserve">        265.6061         362.5980 </w:t>
-            </w:r>
-          </w:p>
-          <w:p>
-            <w:pPr>
-              <w:pStyle w:val="FirstParagraph"/>
-            </w:pPr>
-            <w:pPr>
-              <w:spacing w:after="16"/>
-            </w:pPr>
-            <w:r>
-              <w:t xml:space="preserve">Based on this t-test, what can we conclude about the difference in fish</w:t>
-            </w:r>
-            <w:r>
-              <w:t xml:space="preserve"> </w:t>
-            </w:r>
-            <w:r>
-              <w:t xml:space="preserve">length between the two lakes?</w:t>
+              <w:t xml:space="preserve">NOTE: n is number in *each* group</w:t>
             </w:r>
           </w:p>
           <w:p/>
         </w:tc>
       </w:tr>
     </w:tbl>
-    <w:bookmarkEnd w:id="122"/>
-    <w:bookmarkStart w:id="126" w:name="lecture-4-understanding-p-values"/>
-    <w:p>
-      <w:pPr>
-        <w:pStyle w:val="Heading1"/>
+    <w:bookmarkEnd w:id="134"/>
+    <w:bookmarkStart w:id="138" w:name="lecture-4-summary"/>
+    <w:p>
+      <w:pPr>
+        <w:pStyle w:val="Heading2"/>
       </w:pPr>
       <w:r>
         <w:rPr>
@@ -8379,151 +9896,224 @@
         <w:t xml:space="preserve"> </w:t>
       </w:r>
       <w:r>
-        <w:t xml:space="preserve">Understanding P-values</w:t>
+        <w:t xml:space="preserve">Summary</w:t>
       </w:r>
     </w:p>
     <w:p>
       <w:pPr>
         <w:pStyle w:val="FirstParagraph"/>
       </w:pPr>
-      <w:r>
-        <w:t xml:space="preserve">A</w:t>
-      </w:r>
-      <w:r>
-        <w:t xml:space="preserve"> </w:t>
-      </w:r>
       <w:r>
         <w:rPr>
           <w:b/>
           <w:bCs/>
         </w:rPr>
-        <w:t xml:space="preserve">p-value</w:t>
-      </w:r>
-      <w:r>
-        <w:t xml:space="preserve"> </w:t>
-      </w:r>
-      <w:r>
-        <w:t xml:space="preserve">is the probability of observing the sample result (or</w:t>
-      </w:r>
-      <w:r>
-        <w:t xml:space="preserve"> </w:t>
-      </w:r>
-      <w:r>
-        <w:t xml:space="preserve">something more extreme) if the null hypothesis is true.</w:t>
-      </w:r>
-    </w:p>
-    <w:p>
-      <w:pPr>
-        <w:pStyle w:val="BodyText"/>
+        <w:t xml:space="preserve">Key concepts covered:</w:t>
+      </w:r>
+    </w:p>
+    <w:p>
+      <w:pPr>
+        <w:pStyle w:val="Compact"/>
+        <w:numPr>
+          <w:ilvl w:val="0"/>
+          <w:numId w:val="1046"/>
+        </w:numPr>
       </w:pPr>
       <w:r>
         <w:rPr>
           <w:b/>
           <w:bCs/>
         </w:rPr>
-        <w:t xml:space="preserve">Common interpretations:</w:t>
+        <w:t xml:space="preserve">Probability distributions</w:t>
+      </w:r>
+      <w:r>
+        <w:t xml:space="preserve"> </w:t>
+      </w:r>
+      <w:r>
+        <w:t xml:space="preserve">model random phenomena</w:t>
       </w:r>
     </w:p>
     <w:p>
       <w:pPr>
         <w:pStyle w:val="Compact"/>
         <w:numPr>
+          <w:ilvl w:val="1"/>
+          <w:numId w:val="1047"/>
+        </w:numPr>
+      </w:pPr>
+      <w:r>
+        <w:t xml:space="preserve">Normal distribution is especially important</w:t>
+      </w:r>
+    </w:p>
+    <w:p>
+      <w:pPr>
+        <w:pStyle w:val="Compact"/>
+        <w:numPr>
+          <w:ilvl w:val="1"/>
+          <w:numId w:val="1047"/>
+        </w:numPr>
+      </w:pPr>
+      <w:r>
+        <w:t xml:space="preserve">Z-scores standardize measurements</w:t>
+      </w:r>
+    </w:p>
+    <w:p>
+      <w:pPr>
+        <w:pStyle w:val="Compact"/>
+        <w:numPr>
           <w:ilvl w:val="0"/>
-          <w:numId w:val="1034"/>
-        </w:numPr>
-      </w:pPr>
-      <w:r>
-        <w:t xml:space="preserve">- p &lt; 0.05: Strong evidence against H₀</w:t>
-      </w:r>
-    </w:p>
-    <w:p>
-      <w:pPr>
-        <w:pStyle w:val="Compact"/>
-        <w:numPr>
-          <w:ilvl w:val="0"/>
-          <w:numId w:val="1034"/>
-        </w:numPr>
-      </w:pPr>
-      <w:r>
-        <w:t xml:space="preserve">- 0.05 ≤ p &lt; 0.10: Moderate evidence against H₀</w:t>
-      </w:r>
-    </w:p>
-    <w:p>
-      <w:pPr>
-        <w:pStyle w:val="Compact"/>
-        <w:numPr>
-          <w:ilvl w:val="0"/>
-          <w:numId w:val="1034"/>
-        </w:numPr>
-      </w:pPr>
-      <w:r>
-        <w:t xml:space="preserve">- p ≥ 0.10: Insufficient evidence against H₀</w:t>
-      </w:r>
-    </w:p>
-    <w:p>
-      <w:pPr>
-        <w:pStyle w:val="FirstParagraph"/>
+          <w:numId w:val="1046"/>
+        </w:numPr>
       </w:pPr>
       <w:r>
         <w:rPr>
           <w:b/>
           <w:bCs/>
         </w:rPr>
-        <w:t xml:space="preserve">Common misinterpretations:</w:t>
+        <w:t xml:space="preserve">Standard error</w:t>
+      </w:r>
+      <w:r>
+        <w:t xml:space="preserve"> </w:t>
+      </w:r>
+      <w:r>
+        <w:t xml:space="preserve">measures precision of estimates</w:t>
       </w:r>
     </w:p>
     <w:p>
       <w:pPr>
         <w:pStyle w:val="Compact"/>
         <w:numPr>
+          <w:ilvl w:val="1"/>
+          <w:numId w:val="1048"/>
+        </w:numPr>
+      </w:pPr>
+      <w:r>
+        <w:t xml:space="preserve">Decreases with larger sample sizes</w:t>
+      </w:r>
+    </w:p>
+    <w:p>
+      <w:pPr>
+        <w:pStyle w:val="Compact"/>
+        <w:numPr>
+          <w:ilvl w:val="1"/>
+          <w:numId w:val="1048"/>
+        </w:numPr>
+      </w:pPr>
+      <w:r>
+        <w:t xml:space="preserve">Used to construct confidence intervals</w:t>
+      </w:r>
+    </w:p>
+    <w:p>
+      <w:pPr>
+        <w:pStyle w:val="Compact"/>
+        <w:numPr>
           <w:ilvl w:val="0"/>
-          <w:numId w:val="1035"/>
-        </w:numPr>
-      </w:pPr>
-      <w:r>
-        <w:t xml:space="preserve">- p-value is NOT the probability that H₀ is true</w:t>
+          <w:numId w:val="1046"/>
+        </w:numPr>
+      </w:pPr>
+      <w:r>
+        <w:rPr>
+          <w:b/>
+          <w:bCs/>
+        </w:rPr>
+        <w:t xml:space="preserve">Confidence intervals</w:t>
+      </w:r>
+      <w:r>
+        <w:t xml:space="preserve"> </w:t>
+      </w:r>
+      <w:r>
+        <w:t xml:space="preserve">express uncertainty</w:t>
       </w:r>
     </w:p>
     <w:p>
       <w:pPr>
         <w:pStyle w:val="Compact"/>
         <w:numPr>
+          <w:ilvl w:val="1"/>
+          <w:numId w:val="1049"/>
+        </w:numPr>
+      </w:pPr>
+      <w:r>
+        <w:t xml:space="preserve">Provide plausible range for parameters</w:t>
+      </w:r>
+    </w:p>
+    <w:p>
+      <w:pPr>
+        <w:pStyle w:val="Compact"/>
+        <w:numPr>
+          <w:ilvl w:val="1"/>
+          <w:numId w:val="1049"/>
+        </w:numPr>
+      </w:pPr>
+      <w:r>
+        <w:t xml:space="preserve">95% CI:</w:t>
+      </w:r>
+      <w:r>
+        <w:t xml:space="preserve"> </w:t>
+      </w:r>
+      <w:r>
+        <w:rPr>
+          <w:rStyle w:val="VerbatimChar"/>
+        </w:rPr>
+        <w:t xml:space="preserve">mean ± 1.96 × SE</w:t>
+      </w:r>
+    </w:p>
+    <w:p>
+      <w:pPr>
+        <w:pStyle w:val="Compact"/>
+        <w:numPr>
           <w:ilvl w:val="0"/>
-          <w:numId w:val="1035"/>
-        </w:numPr>
-      </w:pPr>
-      <w:r>
-        <w:t xml:space="preserve">- p-value is NOT the probability that results occurred by chance</w:t>
+          <w:numId w:val="1046"/>
+        </w:numPr>
+      </w:pPr>
+      <w:r>
+        <w:rPr>
+          <w:b/>
+          <w:bCs/>
+        </w:rPr>
+        <w:t xml:space="preserve">Hypothesis testing</w:t>
+      </w:r>
+      <w:r>
+        <w:t xml:space="preserve"> </w:t>
+      </w:r>
+      <w:r>
+        <w:t xml:space="preserve">evaluates claims</w:t>
       </w:r>
     </w:p>
     <w:p>
       <w:pPr>
         <w:pStyle w:val="Compact"/>
         <w:numPr>
-          <w:ilvl w:val="0"/>
-          <w:numId w:val="1035"/>
-        </w:numPr>
-      </w:pPr>
-      <w:r>
-        <w:t xml:space="preserve">- Statistical significance ≠ practical significance</w:t>
+          <w:ilvl w:val="1"/>
+          <w:numId w:val="1050"/>
+        </w:numPr>
+      </w:pPr>
+      <w:r>
+        <w:t xml:space="preserve">Null vs. alternative hypotheses</w:t>
       </w:r>
     </w:p>
     <w:p>
       <w:pPr>
         <w:pStyle w:val="Compact"/>
         <w:numPr>
-          <w:ilvl w:val="0"/>
-          <w:numId w:val="1035"/>
-        </w:numPr>
-      </w:pPr>
-      <w:r>
-        <w:t xml:space="preserve">the smaller the p value does not necessarily mean much… use &lt;</w:t>
-      </w:r>
-      <w:r>
-        <w:t xml:space="preserve"> </w:t>
-      </w:r>
-      <w:r>
-        <w:t xml:space="preserve">0.05 even if is is 10^-16</w:t>
+          <w:ilvl w:val="1"/>
+          <w:numId w:val="1050"/>
+        </w:numPr>
+      </w:pPr>
+      <w:r>
+        <w:t xml:space="preserve">P-values quantify evidence against H₀</w:t>
+      </w:r>
+    </w:p>
+    <w:p>
+      <w:pPr>
+        <w:pStyle w:val="Compact"/>
+        <w:numPr>
+          <w:ilvl w:val="1"/>
+          <w:numId w:val="1050"/>
+        </w:numPr>
+      </w:pPr>
+      <w:r>
+        <w:t xml:space="preserve">Consider both statistical and practical significance</w:t>
       </w:r>
     </w:p>
     <w:p>
@@ -8533,277 +10123,20 @@
       <w:r>
         <w:drawing>
           <wp:inline>
-            <wp:extent cx="4572000" cy="3657600"/>
+            <wp:extent cx="4572000" cy="4572000"/>
             <wp:effectExtent b="0" l="0" r="0" t="0"/>
-            <wp:docPr descr="" title="" id="124" name="Picture"/>
+            <wp:docPr descr="" title="" id="136" name="Picture"/>
             <a:graphic>
               <a:graphicData uri="http://schemas.openxmlformats.org/drawingml/2006/picture">
                 <pic:pic>
                   <pic:nvPicPr>
-                    <pic:cNvPr descr="probability_inference_lecture_files/figure-docx/l04-22-1.png" id="125" name="Picture"/>
+                    <pic:cNvPr descr="probability_inference_lecture_files/figure-docx/l04-26-1.png" id="137" name="Picture"/>
                     <pic:cNvPicPr>
                       <a:picLocks noChangeArrowheads="1" noChangeAspect="1"/>
                     </pic:cNvPicPr>
                   </pic:nvPicPr>
                   <pic:blipFill>
-                    <a:blip r:embed="rId123"/>
-                    <a:stretch>
-                      <a:fillRect/>
-                    </a:stretch>
-                  </pic:blipFill>
-                  <pic:spPr bwMode="auto">
-                    <a:xfrm>
-                      <a:off x="0" y="0"/>
-                      <a:ext cx="4572000" cy="3657600"/>
-                    </a:xfrm>
-                    <a:prstGeom prst="rect">
-                      <a:avLst/>
-                    </a:prstGeom>
-                    <a:noFill/>
-                    <a:ln w="9525">
-                      <a:noFill/>
-                      <a:headEnd/>
-                      <a:tailEnd/>
-                    </a:ln>
-                  </pic:spPr>
-                </pic:pic>
-              </a:graphicData>
-            </a:graphic>
-          </wp:inline>
-        </w:drawing>
-      </w:r>
-    </w:p>
-    <w:bookmarkEnd w:id="126"/>
-    <w:bookmarkStart w:id="130" w:name="lecture-4-type-i-and-type-ii-errors"/>
-    <w:p>
-      <w:pPr>
-        <w:pStyle w:val="Heading1"/>
-      </w:pPr>
-      <w:r>
-        <w:rPr>
-          <w:b/>
-          <w:bCs/>
-        </w:rPr>
-        <w:t xml:space="preserve">Lecture 4:</w:t>
-      </w:r>
-      <w:r>
-        <w:t xml:space="preserve"> </w:t>
-      </w:r>
-      <w:r>
-        <w:t xml:space="preserve">Type I and Type II Errors</w:t>
-      </w:r>
-    </w:p>
-    <w:p>
-      <w:pPr>
-        <w:pStyle w:val="FirstParagraph"/>
-      </w:pPr>
-      <w:r>
-        <w:t xml:space="preserve">When making decisions based on hypothesis tests, two types of errors can</w:t>
-      </w:r>
-      <w:r>
-        <w:t xml:space="preserve"> </w:t>
-      </w:r>
-      <w:r>
-        <w:t xml:space="preserve">occur:</w:t>
-      </w:r>
-    </w:p>
-    <w:p>
-      <w:pPr>
-        <w:pStyle w:val="BodyText"/>
-      </w:pPr>
-      <w:r>
-        <w:rPr>
-          <w:b/>
-          <w:bCs/>
-        </w:rPr>
-        <w:t xml:space="preserve">Type I Error (False Positive)</w:t>
-      </w:r>
-    </w:p>
-    <w:p>
-      <w:pPr>
-        <w:pStyle w:val="Compact"/>
-        <w:numPr>
-          <w:ilvl w:val="0"/>
-          <w:numId w:val="1036"/>
-        </w:numPr>
-      </w:pPr>
-      <w:r>
-        <w:t xml:space="preserve">- Rejecting H₀ when it’s actually true</w:t>
-      </w:r>
-    </w:p>
-    <w:p>
-      <w:pPr>
-        <w:pStyle w:val="Compact"/>
-        <w:numPr>
-          <w:ilvl w:val="0"/>
-          <w:numId w:val="1036"/>
-        </w:numPr>
-      </w:pPr>
-      <w:r>
-        <w:t xml:space="preserve">- Probability = α (significance level)</w:t>
-      </w:r>
-    </w:p>
-    <w:p>
-      <w:pPr>
-        <w:pStyle w:val="Compact"/>
-        <w:numPr>
-          <w:ilvl w:val="0"/>
-          <w:numId w:val="1036"/>
-        </w:numPr>
-      </w:pPr>
-      <w:r>
-        <w:t xml:space="preserve">-</w:t>
-      </w:r>
-      <w:r>
-        <w:t xml:space="preserve"> </w:t>
-      </w:r>
-      <w:r>
-        <w:t xml:space="preserve">“Finding an effect that isn’t real”</w:t>
-      </w:r>
-    </w:p>
-    <w:p>
-      <w:pPr>
-        <w:pStyle w:val="FirstParagraph"/>
-      </w:pPr>
-      <w:r>
-        <w:rPr>
-          <w:b/>
-          <w:bCs/>
-        </w:rPr>
-        <w:t xml:space="preserve">Type II Error (False Negative)</w:t>
-      </w:r>
-    </w:p>
-    <w:p>
-      <w:pPr>
-        <w:pStyle w:val="Compact"/>
-        <w:numPr>
-          <w:ilvl w:val="0"/>
-          <w:numId w:val="1037"/>
-        </w:numPr>
-      </w:pPr>
-      <w:r>
-        <w:t xml:space="preserve">- Failing to reject H₀ when it’s actually false</w:t>
-      </w:r>
-    </w:p>
-    <w:p>
-      <w:pPr>
-        <w:pStyle w:val="Compact"/>
-        <w:numPr>
-          <w:ilvl w:val="0"/>
-          <w:numId w:val="1037"/>
-        </w:numPr>
-      </w:pPr>
-      <w:r>
-        <w:t xml:space="preserve">- Probability = β -</w:t>
-      </w:r>
-      <w:r>
-        <w:t xml:space="preserve"> </w:t>
-      </w:r>
-      <w:r>
-        <w:t xml:space="preserve">“Missing an effect that is real”</w:t>
-      </w:r>
-    </w:p>
-    <w:p>
-      <w:pPr>
-        <w:pStyle w:val="FirstParagraph"/>
-      </w:pPr>
-      <w:r>
-        <w:rPr>
-          <w:b/>
-          <w:bCs/>
-        </w:rPr>
-        <w:t xml:space="preserve">Statistical Power = 1 - β</w:t>
-      </w:r>
-    </w:p>
-    <w:p>
-      <w:pPr>
-        <w:pStyle w:val="Compact"/>
-        <w:numPr>
-          <w:ilvl w:val="0"/>
-          <w:numId w:val="1038"/>
-        </w:numPr>
-      </w:pPr>
-      <w:r>
-        <w:t xml:space="preserve">- Probability of correctly rejecting a false H₀</w:t>
-      </w:r>
-    </w:p>
-    <w:p>
-      <w:pPr>
-        <w:pStyle w:val="Compact"/>
-        <w:numPr>
-          <w:ilvl w:val="0"/>
-          <w:numId w:val="1038"/>
-        </w:numPr>
-      </w:pPr>
-      <w:r>
-        <w:t xml:space="preserve">- Increases with:</w:t>
-      </w:r>
-    </w:p>
-    <w:p>
-      <w:pPr>
-        <w:numPr>
-          <w:ilvl w:val="1"/>
-          <w:numId w:val="1039"/>
-        </w:numPr>
-      </w:pPr>
-      <w:r>
-        <w:t xml:space="preserve">- Larger sample size</w:t>
-      </w:r>
-    </w:p>
-    <w:p>
-      <w:pPr>
-        <w:numPr>
-          <w:ilvl w:val="1"/>
-          <w:numId w:val="1039"/>
-        </w:numPr>
-      </w:pPr>
-      <w:r>
-        <w:t xml:space="preserve">- Larger effect size</w:t>
-      </w:r>
-    </w:p>
-    <w:p>
-      <w:pPr>
-        <w:numPr>
-          <w:ilvl w:val="1"/>
-          <w:numId w:val="1039"/>
-        </w:numPr>
-      </w:pPr>
-      <w:r>
-        <w:t xml:space="preserve">- Lower variability</w:t>
-      </w:r>
-    </w:p>
-    <w:p>
-      <w:pPr>
-        <w:numPr>
-          <w:ilvl w:val="1"/>
-          <w:numId w:val="1039"/>
-        </w:numPr>
-      </w:pPr>
-      <w:r>
-        <w:t xml:space="preserve">- Higher α level</w:t>
-      </w:r>
-    </w:p>
-    <w:p>
-      <w:pPr>
-        <w:pStyle w:val="FirstParagraph"/>
-      </w:pPr>
-      <w:r>
-        <w:drawing>
-          <wp:inline>
-            <wp:extent cx="4572000" cy="4572000"/>
-            <wp:effectExtent b="0" l="0" r="0" t="0"/>
-            <wp:docPr descr="" title="" id="128" name="Picture"/>
-            <a:graphic>
-              <a:graphicData uri="http://schemas.openxmlformats.org/drawingml/2006/picture">
-                <pic:pic>
-                  <pic:nvPicPr>
-                    <pic:cNvPr descr="probability_inference_lecture_files/figure-docx/l04-23-1.png" id="129" name="Picture"/>
-                    <pic:cNvPicPr>
-                      <a:picLocks noChangeArrowheads="1" noChangeAspect="1"/>
-                    </pic:cNvPicPr>
-                  </pic:nvPicPr>
-                  <pic:blipFill>
-                    <a:blip r:embed="rId127"/>
+                    <a:blip r:embed="rId135"/>
                     <a:stretch>
                       <a:fillRect/>
                     </a:stretch>
@@ -8830,1617 +10163,7 @@
         </w:drawing>
       </w:r>
     </w:p>
-    <w:bookmarkEnd w:id="130"/>
-    <w:bookmarkStart w:id="134" w:name="lecture-4-type-i-and-type-ii-errors-1"/>
-    <w:p>
-      <w:pPr>
-        <w:pStyle w:val="Heading1"/>
-      </w:pPr>
-      <w:r>
-        <w:rPr>
-          <w:b/>
-          <w:bCs/>
-        </w:rPr>
-        <w:t xml:space="preserve">Lecture 4:</w:t>
-      </w:r>
-      <w:r>
-        <w:t xml:space="preserve"> </w:t>
-      </w:r>
-      <w:r>
-        <w:t xml:space="preserve">Type I and Type II Errors</w:t>
-      </w:r>
-    </w:p>
-    <w:p>
-      <w:pPr>
-        <w:pStyle w:val="Compact"/>
-        <w:numPr>
-          <w:ilvl w:val="0"/>
-          <w:numId w:val="1040"/>
-        </w:numPr>
-      </w:pPr>
-      <w:r>
-        <w:t xml:space="preserve">What does it mean…</w:t>
-      </w:r>
-    </w:p>
-    <w:p>
-      <w:pPr>
-        <w:numPr>
-          <w:ilvl w:val="1"/>
-          <w:numId w:val="1041"/>
-        </w:numPr>
-      </w:pPr>
-      <w:r>
-        <w:t xml:space="preserve">Black curve (Null Distribution): distribution of test statistics</w:t>
-      </w:r>
-      <w:r>
-        <w:t xml:space="preserve"> </w:t>
-      </w:r>
-      <w:r>
-        <w:t xml:space="preserve">when Ho is true</w:t>
-      </w:r>
-    </w:p>
-    <w:p>
-      <w:pPr>
-        <w:numPr>
-          <w:ilvl w:val="1"/>
-          <w:numId w:val="1041"/>
-        </w:numPr>
-      </w:pPr>
-      <w:r>
-        <w:t xml:space="preserve">Green curve (Alternative Distribution): distribution when Ha is</w:t>
-      </w:r>
-      <w:r>
-        <w:t xml:space="preserve"> </w:t>
-      </w:r>
-      <w:r>
-        <w:t xml:space="preserve">true (is an effect)</w:t>
-      </w:r>
-    </w:p>
-    <w:p>
-      <w:pPr>
-        <w:pStyle w:val="Compact"/>
-        <w:numPr>
-          <w:ilvl w:val="0"/>
-          <w:numId w:val="1040"/>
-        </w:numPr>
-      </w:pPr>
-      <w:r>
-        <w:t xml:space="preserve">Red shaded area (Type I Error): probability of rejecting Ho when</w:t>
-      </w:r>
-      <w:r>
-        <w:t xml:space="preserve"> </w:t>
-      </w:r>
-      <w:r>
-        <w:t xml:space="preserve">it’s actually tru</w:t>
-      </w:r>
-    </w:p>
-    <w:p>
-      <w:pPr>
-        <w:pStyle w:val="Compact"/>
-        <w:numPr>
-          <w:ilvl w:val="1"/>
-          <w:numId w:val="1042"/>
-        </w:numPr>
-      </w:pPr>
-      <w:r>
-        <w:t xml:space="preserve">area under the null distribution (black curve) to the right α</w:t>
-      </w:r>
-      <w:r>
-        <w:t xml:space="preserve"> </w:t>
-      </w:r>
-      <w:r>
-        <w:t xml:space="preserve">(p=0.05)</w:t>
-      </w:r>
-    </w:p>
-    <w:p>
-      <w:pPr>
-        <w:pStyle w:val="Compact"/>
-        <w:numPr>
-          <w:ilvl w:val="0"/>
-          <w:numId w:val="1040"/>
-        </w:numPr>
-      </w:pPr>
-      <w:r>
-        <w:t xml:space="preserve">Blue shaded area (Type II Error): probability of failing to reject</w:t>
-      </w:r>
-      <w:r>
-        <w:t xml:space="preserve"> </w:t>
-      </w:r>
-      <w:r>
-        <w:t xml:space="preserve">Ho when alternative is actually true</w:t>
-      </w:r>
-    </w:p>
-    <w:p>
-      <w:pPr>
-        <w:pStyle w:val="Compact"/>
-        <w:numPr>
-          <w:ilvl w:val="1"/>
-          <w:numId w:val="1043"/>
-        </w:numPr>
-      </w:pPr>
-      <w:r>
-        <w:t xml:space="preserve">area under alternative distribution (green curve) left of α</w:t>
-      </w:r>
-      <w:r>
-        <w:t xml:space="preserve"> </w:t>
-      </w:r>
-      <w:r>
-        <w:t xml:space="preserve">(depends on effect size, sample size, etc.)</w:t>
-      </w:r>
-    </w:p>
-    <w:p>
-      <w:pPr>
-        <w:pStyle w:val="FirstParagraph"/>
-      </w:pPr>
-      <w:r>
-        <w:t xml:space="preserve">The Key Insight fundamental trade-off in hypothesis testing:</w:t>
-      </w:r>
-    </w:p>
-    <w:p>
-      <w:pPr>
-        <w:pStyle w:val="Compact"/>
-        <w:numPr>
-          <w:ilvl w:val="0"/>
-          <w:numId w:val="1044"/>
-        </w:numPr>
-      </w:pPr>
-      <w:r>
-        <w:t xml:space="preserve">as α value moves left or right, change balance between Type I and</w:t>
-      </w:r>
-      <w:r>
-        <w:t xml:space="preserve"> </w:t>
-      </w:r>
-      <w:r>
-        <w:t xml:space="preserve">Type II errors</w:t>
-      </w:r>
-    </w:p>
-    <w:p>
-      <w:pPr>
-        <w:pStyle w:val="Compact"/>
-        <w:numPr>
-          <w:ilvl w:val="0"/>
-          <w:numId w:val="1044"/>
-        </w:numPr>
-      </w:pPr>
-      <w:r>
-        <w:t xml:space="preserve">Moving left reduces Type II errors increases Type I errors, and vice</w:t>
-      </w:r>
-      <w:r>
-        <w:t xml:space="preserve"> </w:t>
-      </w:r>
-      <w:r>
-        <w:t xml:space="preserve">versa</w:t>
-      </w:r>
-    </w:p>
-    <w:p>
-      <w:pPr>
-        <w:pStyle w:val="Compact"/>
-        <w:numPr>
-          <w:ilvl w:val="0"/>
-          <w:numId w:val="1044"/>
-        </w:numPr>
-      </w:pPr>
-      <w:r>
-        <w:t xml:space="preserve">power (1 - β) area under the green curve RIGHT of dashed line</w:t>
-      </w:r>
-    </w:p>
-    <w:p>
-      <w:pPr>
-        <w:pStyle w:val="Compact"/>
-        <w:numPr>
-          <w:ilvl w:val="0"/>
-          <w:numId w:val="1044"/>
-        </w:numPr>
-      </w:pPr>
-      <w:r>
-        <w:t xml:space="preserve">the probability of correctly detecting a real effect.</w:t>
-      </w:r>
-    </w:p>
-    <w:p>
-      <w:pPr>
-        <w:pStyle w:val="FirstParagraph"/>
-      </w:pPr>
-      <w:r>
-        <w:drawing>
-          <wp:inline>
-            <wp:extent cx="4572000" cy="4572000"/>
-            <wp:effectExtent b="0" l="0" r="0" t="0"/>
-            <wp:docPr descr="" title="" id="132" name="Picture"/>
-            <a:graphic>
-              <a:graphicData uri="http://schemas.openxmlformats.org/drawingml/2006/picture">
-                <pic:pic>
-                  <pic:nvPicPr>
-                    <pic:cNvPr descr="probability_inference_lecture_files/figure-docx/l04-24-1.png" id="133" name="Picture"/>
-                    <pic:cNvPicPr>
-                      <a:picLocks noChangeArrowheads="1" noChangeAspect="1"/>
-                    </pic:cNvPicPr>
-                  </pic:nvPicPr>
-                  <pic:blipFill>
-                    <a:blip r:embed="rId131"/>
-                    <a:stretch>
-                      <a:fillRect/>
-                    </a:stretch>
-                  </pic:blipFill>
-                  <pic:spPr bwMode="auto">
-                    <a:xfrm>
-                      <a:off x="0" y="0"/>
-                      <a:ext cx="4572000" cy="4572000"/>
-                    </a:xfrm>
-                    <a:prstGeom prst="rect">
-                      <a:avLst/>
-                    </a:prstGeom>
-                    <a:noFill/>
-                    <a:ln w="9525">
-                      <a:noFill/>
-                      <a:headEnd/>
-                      <a:tailEnd/>
-                    </a:ln>
-                  </pic:spPr>
-                </pic:pic>
-              </a:graphicData>
-            </a:graphic>
-          </wp:inline>
-        </w:drawing>
-      </w:r>
-    </w:p>
-    <w:bookmarkEnd w:id="134"/>
-    <w:bookmarkStart w:id="135" w:name="section-1"/>
-    <w:p>
-      <w:pPr>
-        <w:pStyle w:val="Heading1"/>
-      </w:pPr>
-    </w:p>
-    <w:bookmarkEnd w:id="135"/>
-    <w:bookmarkStart w:id="138" w:name="Xb978d4759940b7502e06ce02d94a39bb9acbc9d"/>
-    <w:p>
-      <w:pPr>
-        <w:pStyle w:val="Heading1"/>
-      </w:pPr>
-      <w:r>
-        <w:t xml:space="preserve">Practice Exercise 7: Interpreting Errors and Power</w:t>
-      </w:r>
-    </w:p>
-    <w:tbl>
-      <w:tblPr>
-        <w:tblStyle w:val="Table"/>
-        <w:tblLook w:firstRow="0" w:lastRow="0" w:firstColumn="0" w:lastColumn="0" w:noHBand="0" w:noVBand="0" w:val="0000"/>
-        <w:tblBorders>
-          <w:top w:val="single" w:sz="4" w:space="0" w:color="00A047"/>
-          <w:left w:val="single" w:sz="24" w:space="0" w:color="00A047"/>
-          <w:bottom w:val="single" w:sz="4" w:space="0" w:color="00A047"/>
-          <w:right w:val="single" w:sz="4" w:space="0" w:color="00A047"/>
-        </w:tblBorders>
-        <w:tblCellMar>
-          <w:left w:w="144" w:type="dxa"/>
-          <w:right w:w="144" w:type="dxa"/>
-        </w:tblCellMar>
-        <w:tblLook w:firstRow="0" w:lastRow="0" w:firstColumn="0" w:lastColumn="0" w:noHBand="0" w:noVBand="0" w:val="0000"/>
-      </w:tblPr>
-      <w:tr>
-        <w:trPr>
-          <w:cantSplit/>
-        </w:trPr>
-        <w:tc>
-          <w:tcPr>
-            <w:shd w:color="auto" w:fill="ccf1e3" w:val="clear"/>
-            <w:tcMar>
-              <w:top w:w="92" w:type="dxa"/>
-              <w:bottom w:w="92" w:type="dxa"/>
-            </w:tcMar>
-          </w:tcPr>
-          <w:p>
-            <w:pPr>
-              <w:pStyle w:val="FirstParagraph"/>
-            </w:pPr>
-            <w:pPr>
-              <w:spacing w:before="0" w:after="0"/>
-              <w:textAlignment w:val="center"/>
-            </w:pPr>
-            <w:r>
-              <w:drawing>
-                <wp:inline>
-                  <wp:extent cx="152400" cy="152400"/>
-                  <wp:effectExtent b="0" l="0" r="0" t="0"/>
-                  <wp:docPr descr="" title="" id="136" name="Picture"/>
-                  <a:graphic>
-                    <a:graphicData uri="http://schemas.openxmlformats.org/drawingml/2006/picture">
-                      <pic:pic>
-                        <pic:nvPicPr>
-                          <pic:cNvPr descr="/Applications/Positron.app/Contents/Resources/app/quarto/share/formats/docx/tip.png" id="137" name="Picture"/>
-                          <pic:cNvPicPr>
-                            <a:picLocks noChangeArrowheads="1" noChangeAspect="1"/>
-                          </pic:cNvPicPr>
-                        </pic:nvPicPr>
-                        <pic:blipFill>
-                          <a:blip r:embed="rId13"/>
-                          <a:stretch>
-                            <a:fillRect/>
-                          </a:stretch>
-                        </pic:blipFill>
-                        <pic:spPr bwMode="auto">
-                          <a:xfrm>
-                            <a:off x="0" y="0"/>
-                            <a:ext cx="152400" cy="152400"/>
-                          </a:xfrm>
-                          <a:prstGeom prst="rect">
-                            <a:avLst/>
-                          </a:prstGeom>
-                          <a:noFill/>
-                          <a:ln w="9525">
-                            <a:noFill/>
-                            <a:headEnd/>
-                            <a:tailEnd/>
-                          </a:ln>
-                        </pic:spPr>
-                      </pic:pic>
-                    </a:graphicData>
-                  </a:graphic>
-                </wp:inline>
-              </w:drawing>
-            </w:r>
-            <w:r>
-              <w:t xml:space="preserve"> </w:t>
-            </w:r>
-            <w:r>
-              <w:t xml:space="preserve"> </w:t>
-            </w:r>
-            <w:r>
-              <w:t xml:space="preserve">Practice Exercise 6: Interpreting P-values and Errors</w:t>
-            </w:r>
-          </w:p>
-        </w:tc>
-      </w:tr>
-      <w:tr>
-        <w:trPr>
-          <w:cantSplit/>
-        </w:trPr>
-        <w:tc>
-          <w:tcPr>
-            <w:tcMar>
-              <w:top w:w="108" w:type="dxa"/>
-              <w:bottom w:w="108" w:type="dxa"/>
-            </w:tcMar>
-          </w:tcPr>
-          <w:p>
-            <w:pPr>
-              <w:pStyle w:val="BodyText"/>
-            </w:pPr>
-            <w:pPr>
-              <w:spacing w:before="16"/>
-            </w:pPr>
-            <w:r>
-              <w:t xml:space="preserve">Given the following scenarios, identify whether a Type I or Type II</w:t>
-            </w:r>
-            <w:r>
-              <w:t xml:space="preserve"> </w:t>
-            </w:r>
-            <w:r>
-              <w:t xml:space="preserve">error might have occurred:</w:t>
-            </w:r>
-          </w:p>
-          <w:p>
-            <w:pPr>
-              <w:numPr>
-                <w:ilvl w:val="0"/>
-                <w:numId w:val="1045"/>
-              </w:numPr>
-            </w:pPr>
-            <w:r>
-              <w:t xml:space="preserve">A researcher concludes that a new fishing regulation increased</w:t>
-            </w:r>
-            <w:r>
-              <w:t xml:space="preserve"> </w:t>
-            </w:r>
-            <w:r>
-              <w:t xml:space="preserve">grayling size, when in fact it had no effect.</w:t>
-            </w:r>
-          </w:p>
-          <w:p>
-            <w:pPr>
-              <w:numPr>
-                <w:ilvl w:val="0"/>
-                <w:numId w:val="1045"/>
-              </w:numPr>
-            </w:pPr>
-            <w:r>
-              <w:t xml:space="preserve">A study fails to detect a real decline in grayling population due to</w:t>
-            </w:r>
-            <w:r>
-              <w:t xml:space="preserve"> </w:t>
-            </w:r>
-            <w:r>
-              <w:t xml:space="preserve">warming water, concluding there was no effect.</w:t>
-            </w:r>
-          </w:p>
-          <w:p>
-            <w:pPr>
-              <w:numPr>
-                <w:ilvl w:val="0"/>
-                <w:numId w:val="1045"/>
-              </w:numPr>
-            </w:pPr>
-            <w:r>
-              <w:t xml:space="preserve">Let’s calculate the power of our t-test to detect a 30 mm difference</w:t>
-            </w:r>
-            <w:r>
-              <w:t xml:space="preserve"> </w:t>
-            </w:r>
-            <w:r>
-              <w:t xml:space="preserve">in length between lakes:</w:t>
-            </w:r>
-          </w:p>
-          <w:p>
-            <w:pPr>
-              <w:pStyle w:val="SourceCode"/>
-            </w:pPr>
-            <w:r>
-              <w:rPr>
-                <w:rStyle w:val="CommentTok"/>
-              </w:rPr>
-              <w:t xml:space="preserve"># Calculate power for detecting a 30 mm difference</w:t>
-            </w:r>
-            <w:r>
-              <w:br/>
-            </w:r>
-            <w:r>
-              <w:rPr>
-                <w:rStyle w:val="CommentTok"/>
-              </w:rPr>
-              <w:t xml:space="preserve"># First determine parameters</w:t>
-            </w:r>
-            <w:r>
-              <w:br/>
-            </w:r>
-            <w:r>
-              <w:rPr>
-                <w:rStyle w:val="NormalTok"/>
-              </w:rPr>
-              <w:t xml:space="preserve">lake_I3 </w:t>
-            </w:r>
-            <w:r>
-              <w:rPr>
-                <w:rStyle w:val="OtherTok"/>
-              </w:rPr>
-              <w:t xml:space="preserve">&lt;-</w:t>
-            </w:r>
-            <w:r>
-              <w:rPr>
-                <w:rStyle w:val="NormalTok"/>
-              </w:rPr>
-              <w:t xml:space="preserve"> grayling_df </w:t>
-            </w:r>
-            <w:r>
-              <w:rPr>
-                <w:rStyle w:val="SpecialCharTok"/>
-              </w:rPr>
-              <w:t xml:space="preserve">%&gt;%</w:t>
-            </w:r>
-            <w:r>
-              <w:rPr>
-                <w:rStyle w:val="NormalTok"/>
-              </w:rPr>
-              <w:t xml:space="preserve"> </w:t>
-            </w:r>
-            <w:r>
-              <w:rPr>
-                <w:rStyle w:val="FunctionTok"/>
-              </w:rPr>
-              <w:t xml:space="preserve">filter</w:t>
-            </w:r>
-            <w:r>
-              <w:rPr>
-                <w:rStyle w:val="NormalTok"/>
-              </w:rPr>
-              <w:t xml:space="preserve">(lake </w:t>
-            </w:r>
-            <w:r>
-              <w:rPr>
-                <w:rStyle w:val="SpecialCharTok"/>
-              </w:rPr>
-              <w:t xml:space="preserve">==</w:t>
-            </w:r>
-            <w:r>
-              <w:rPr>
-                <w:rStyle w:val="NormalTok"/>
-              </w:rPr>
-              <w:t xml:space="preserve"> </w:t>
-            </w:r>
-            <w:r>
-              <w:rPr>
-                <w:rStyle w:val="StringTok"/>
-              </w:rPr>
-              <w:t xml:space="preserve">"I3"</w:t>
-            </w:r>
-            <w:r>
-              <w:rPr>
-                <w:rStyle w:val="NormalTok"/>
-              </w:rPr>
-              <w:t xml:space="preserve">)</w:t>
-            </w:r>
-            <w:r>
-              <w:br/>
-            </w:r>
-            <w:r>
-              <w:rPr>
-                <w:rStyle w:val="NormalTok"/>
-              </w:rPr>
-              <w:t xml:space="preserve">lake_I8 </w:t>
-            </w:r>
-            <w:r>
-              <w:rPr>
-                <w:rStyle w:val="OtherTok"/>
-              </w:rPr>
-              <w:t xml:space="preserve">&lt;-</w:t>
-            </w:r>
-            <w:r>
-              <w:rPr>
-                <w:rStyle w:val="NormalTok"/>
-              </w:rPr>
-              <w:t xml:space="preserve"> grayling_df </w:t>
-            </w:r>
-            <w:r>
-              <w:rPr>
-                <w:rStyle w:val="SpecialCharTok"/>
-              </w:rPr>
-              <w:t xml:space="preserve">%&gt;%</w:t>
-            </w:r>
-            <w:r>
-              <w:rPr>
-                <w:rStyle w:val="NormalTok"/>
-              </w:rPr>
-              <w:t xml:space="preserve"> </w:t>
-            </w:r>
-            <w:r>
-              <w:rPr>
-                <w:rStyle w:val="FunctionTok"/>
-              </w:rPr>
-              <w:t xml:space="preserve">filter</w:t>
-            </w:r>
-            <w:r>
-              <w:rPr>
-                <w:rStyle w:val="NormalTok"/>
-              </w:rPr>
-              <w:t xml:space="preserve">(lake </w:t>
-            </w:r>
-            <w:r>
-              <w:rPr>
-                <w:rStyle w:val="SpecialCharTok"/>
-              </w:rPr>
-              <w:t xml:space="preserve">==</w:t>
-            </w:r>
-            <w:r>
-              <w:rPr>
-                <w:rStyle w:val="NormalTok"/>
-              </w:rPr>
-              <w:t xml:space="preserve"> </w:t>
-            </w:r>
-            <w:r>
-              <w:rPr>
-                <w:rStyle w:val="StringTok"/>
-              </w:rPr>
-              <w:t xml:space="preserve">"I8"</w:t>
-            </w:r>
-            <w:r>
-              <w:rPr>
-                <w:rStyle w:val="NormalTok"/>
-              </w:rPr>
-              <w:t xml:space="preserve">) </w:t>
-            </w:r>
-            <w:r>
-              <w:br/>
-            </w:r>
-            <w:r>
-              <w:br/>
-            </w:r>
-            <w:r>
-              <w:rPr>
-                <w:rStyle w:val="NormalTok"/>
-              </w:rPr>
-              <w:t xml:space="preserve">n1 </w:t>
-            </w:r>
-            <w:r>
-              <w:rPr>
-                <w:rStyle w:val="OtherTok"/>
-              </w:rPr>
-              <w:t xml:space="preserve">&lt;-</w:t>
-            </w:r>
-            <w:r>
-              <w:rPr>
-                <w:rStyle w:val="NormalTok"/>
-              </w:rPr>
-              <w:t xml:space="preserve"> </w:t>
-            </w:r>
-            <w:r>
-              <w:rPr>
-                <w:rStyle w:val="FunctionTok"/>
-              </w:rPr>
-              <w:t xml:space="preserve">nrow</w:t>
-            </w:r>
-            <w:r>
-              <w:rPr>
-                <w:rStyle w:val="NormalTok"/>
-              </w:rPr>
-              <w:t xml:space="preserve">(lake_I3)</w:t>
-            </w:r>
-            <w:r>
-              <w:br/>
-            </w:r>
-            <w:r>
-              <w:rPr>
-                <w:rStyle w:val="NormalTok"/>
-              </w:rPr>
-              <w:t xml:space="preserve">n2 </w:t>
-            </w:r>
-            <w:r>
-              <w:rPr>
-                <w:rStyle w:val="OtherTok"/>
-              </w:rPr>
-              <w:t xml:space="preserve">&lt;-</w:t>
-            </w:r>
-            <w:r>
-              <w:rPr>
-                <w:rStyle w:val="NormalTok"/>
-              </w:rPr>
-              <w:t xml:space="preserve"> </w:t>
-            </w:r>
-            <w:r>
-              <w:rPr>
-                <w:rStyle w:val="FunctionTok"/>
-              </w:rPr>
-              <w:t xml:space="preserve">nrow</w:t>
-            </w:r>
-            <w:r>
-              <w:rPr>
-                <w:rStyle w:val="NormalTok"/>
-              </w:rPr>
-              <w:t xml:space="preserve">(lake_I8)</w:t>
-            </w:r>
-            <w:r>
-              <w:br/>
-            </w:r>
-            <w:r>
-              <w:rPr>
-                <w:rStyle w:val="NormalTok"/>
-              </w:rPr>
-              <w:t xml:space="preserve">sd_pooled </w:t>
-            </w:r>
-            <w:r>
-              <w:rPr>
-                <w:rStyle w:val="OtherTok"/>
-              </w:rPr>
-              <w:t xml:space="preserve">&lt;-</w:t>
-            </w:r>
-            <w:r>
-              <w:rPr>
-                <w:rStyle w:val="NormalTok"/>
-              </w:rPr>
-              <w:t xml:space="preserve"> </w:t>
-            </w:r>
-            <w:r>
-              <w:rPr>
-                <w:rStyle w:val="FunctionTok"/>
-              </w:rPr>
-              <w:t xml:space="preserve">sqrt</w:t>
-            </w:r>
-            <w:r>
-              <w:rPr>
-                <w:rStyle w:val="NormalTok"/>
-              </w:rPr>
-              <w:t xml:space="preserve">((</w:t>
-            </w:r>
-            <w:r>
-              <w:rPr>
-                <w:rStyle w:val="FunctionTok"/>
-              </w:rPr>
-              <w:t xml:space="preserve">var</w:t>
-            </w:r>
-            <w:r>
-              <w:rPr>
-                <w:rStyle w:val="NormalTok"/>
-              </w:rPr>
-              <w:t xml:space="preserve">(lake_I3</w:t>
-            </w:r>
-            <w:r>
-              <w:rPr>
-                <w:rStyle w:val="SpecialCharTok"/>
-              </w:rPr>
-              <w:t xml:space="preserve">$</w:t>
-            </w:r>
-            <w:r>
-              <w:rPr>
-                <w:rStyle w:val="NormalTok"/>
-              </w:rPr>
-              <w:t xml:space="preserve">length_mm) </w:t>
-            </w:r>
-            <w:r>
-              <w:rPr>
-                <w:rStyle w:val="SpecialCharTok"/>
-              </w:rPr>
-              <w:t xml:space="preserve">*</w:t>
-            </w:r>
-            <w:r>
-              <w:rPr>
-                <w:rStyle w:val="NormalTok"/>
-              </w:rPr>
-              <w:t xml:space="preserve"> (n1</w:t>
-            </w:r>
-            <w:r>
-              <w:rPr>
-                <w:rStyle w:val="DecValTok"/>
-              </w:rPr>
-              <w:t xml:space="preserve">-1</w:t>
-            </w:r>
-            <w:r>
-              <w:rPr>
-                <w:rStyle w:val="NormalTok"/>
-              </w:rPr>
-              <w:t xml:space="preserve">) </w:t>
-            </w:r>
-            <w:r>
-              <w:rPr>
-                <w:rStyle w:val="SpecialCharTok"/>
-              </w:rPr>
-              <w:t xml:space="preserve">+</w:t>
-            </w:r>
-            <w:r>
-              <w:rPr>
-                <w:rStyle w:val="NormalTok"/>
-              </w:rPr>
-              <w:t xml:space="preserve"> </w:t>
-            </w:r>
-            <w:r>
-              <w:br/>
-            </w:r>
-            <w:r>
-              <w:rPr>
-                <w:rStyle w:val="NormalTok"/>
-              </w:rPr>
-              <w:t xml:space="preserve">                  </w:t>
-            </w:r>
-            <w:r>
-              <w:rPr>
-                <w:rStyle w:val="FunctionTok"/>
-              </w:rPr>
-              <w:t xml:space="preserve">var</w:t>
-            </w:r>
-            <w:r>
-              <w:rPr>
-                <w:rStyle w:val="NormalTok"/>
-              </w:rPr>
-              <w:t xml:space="preserve">(lake_I8</w:t>
-            </w:r>
-            <w:r>
-              <w:rPr>
-                <w:rStyle w:val="SpecialCharTok"/>
-              </w:rPr>
-              <w:t xml:space="preserve">$</w:t>
-            </w:r>
-            <w:r>
-              <w:rPr>
-                <w:rStyle w:val="NormalTok"/>
-              </w:rPr>
-              <w:t xml:space="preserve">length_mm) </w:t>
-            </w:r>
-            <w:r>
-              <w:rPr>
-                <w:rStyle w:val="SpecialCharTok"/>
-              </w:rPr>
-              <w:t xml:space="preserve">*</w:t>
-            </w:r>
-            <w:r>
-              <w:rPr>
-                <w:rStyle w:val="NormalTok"/>
-              </w:rPr>
-              <w:t xml:space="preserve"> (n2</w:t>
-            </w:r>
-            <w:r>
-              <w:rPr>
-                <w:rStyle w:val="DecValTok"/>
-              </w:rPr>
-              <w:t xml:space="preserve">-1</w:t>
-            </w:r>
-            <w:r>
-              <w:rPr>
-                <w:rStyle w:val="NormalTok"/>
-              </w:rPr>
-              <w:t xml:space="preserve">)) </w:t>
-            </w:r>
-            <w:r>
-              <w:rPr>
-                <w:rStyle w:val="SpecialCharTok"/>
-              </w:rPr>
-              <w:t xml:space="preserve">/</w:t>
-            </w:r>
-            <w:r>
-              <w:rPr>
-                <w:rStyle w:val="NormalTok"/>
-              </w:rPr>
-              <w:t xml:space="preserve"> </w:t>
-            </w:r>
-            <w:r>
-              <w:br/>
-            </w:r>
-            <w:r>
-              <w:rPr>
-                <w:rStyle w:val="NormalTok"/>
-              </w:rPr>
-              <w:t xml:space="preserve">                  (n1 </w:t>
-            </w:r>
-            <w:r>
-              <w:rPr>
-                <w:rStyle w:val="SpecialCharTok"/>
-              </w:rPr>
-              <w:t xml:space="preserve">+</w:t>
-            </w:r>
-            <w:r>
-              <w:rPr>
-                <w:rStyle w:val="NormalTok"/>
-              </w:rPr>
-              <w:t xml:space="preserve"> n2 </w:t>
-            </w:r>
-            <w:r>
-              <w:rPr>
-                <w:rStyle w:val="SpecialCharTok"/>
-              </w:rPr>
-              <w:t xml:space="preserve">-</w:t>
-            </w:r>
-            <w:r>
-              <w:rPr>
-                <w:rStyle w:val="NormalTok"/>
-              </w:rPr>
-              <w:t xml:space="preserve"> </w:t>
-            </w:r>
-            <w:r>
-              <w:rPr>
-                <w:rStyle w:val="DecValTok"/>
-              </w:rPr>
-              <w:t xml:space="preserve">2</w:t>
-            </w:r>
-            <w:r>
-              <w:rPr>
-                <w:rStyle w:val="NormalTok"/>
-              </w:rPr>
-              <w:t xml:space="preserve">))</w:t>
-            </w:r>
-            <w:r>
-              <w:br/>
-            </w:r>
-            <w:r>
-              <w:br/>
-            </w:r>
-            <w:r>
-              <w:rPr>
-                <w:rStyle w:val="CommentTok"/>
-              </w:rPr>
-              <w:t xml:space="preserve"># Calculate power</w:t>
-            </w:r>
-            <w:r>
-              <w:br/>
-            </w:r>
-            <w:r>
-              <w:rPr>
-                <w:rStyle w:val="NormalTok"/>
-              </w:rPr>
-              <w:t xml:space="preserve">effect_size </w:t>
-            </w:r>
-            <w:r>
-              <w:rPr>
-                <w:rStyle w:val="OtherTok"/>
-              </w:rPr>
-              <w:t xml:space="preserve">&lt;-</w:t>
-            </w:r>
-            <w:r>
-              <w:rPr>
-                <w:rStyle w:val="NormalTok"/>
-              </w:rPr>
-              <w:t xml:space="preserve"> </w:t>
-            </w:r>
-            <w:r>
-              <w:rPr>
-                <w:rStyle w:val="DecValTok"/>
-              </w:rPr>
-              <w:t xml:space="preserve">30</w:t>
-            </w:r>
-            <w:r>
-              <w:rPr>
-                <w:rStyle w:val="NormalTok"/>
-              </w:rPr>
-              <w:t xml:space="preserve"> </w:t>
-            </w:r>
-            <w:r>
-              <w:rPr>
-                <w:rStyle w:val="SpecialCharTok"/>
-              </w:rPr>
-              <w:t xml:space="preserve">/</w:t>
-            </w:r>
-            <w:r>
-              <w:rPr>
-                <w:rStyle w:val="NormalTok"/>
-              </w:rPr>
-              <w:t xml:space="preserve"> sd_pooled  </w:t>
-            </w:r>
-            <w:r>
-              <w:rPr>
-                <w:rStyle w:val="CommentTok"/>
-              </w:rPr>
-              <w:t xml:space="preserve"># Cohen's d</w:t>
-            </w:r>
-            <w:r>
-              <w:br/>
-            </w:r>
-            <w:r>
-              <w:rPr>
-                <w:rStyle w:val="NormalTok"/>
-              </w:rPr>
-              <w:t xml:space="preserve">df </w:t>
-            </w:r>
-            <w:r>
-              <w:rPr>
-                <w:rStyle w:val="OtherTok"/>
-              </w:rPr>
-              <w:t xml:space="preserve">&lt;-</w:t>
-            </w:r>
-            <w:r>
-              <w:rPr>
-                <w:rStyle w:val="NormalTok"/>
-              </w:rPr>
-              <w:t xml:space="preserve"> n1 </w:t>
-            </w:r>
-            <w:r>
-              <w:rPr>
-                <w:rStyle w:val="SpecialCharTok"/>
-              </w:rPr>
-              <w:t xml:space="preserve">+</w:t>
-            </w:r>
-            <w:r>
-              <w:rPr>
-                <w:rStyle w:val="NormalTok"/>
-              </w:rPr>
-              <w:t xml:space="preserve"> n2 </w:t>
-            </w:r>
-            <w:r>
-              <w:rPr>
-                <w:rStyle w:val="SpecialCharTok"/>
-              </w:rPr>
-              <w:t xml:space="preserve">-</w:t>
-            </w:r>
-            <w:r>
-              <w:rPr>
-                <w:rStyle w:val="NormalTok"/>
-              </w:rPr>
-              <w:t xml:space="preserve"> </w:t>
-            </w:r>
-            <w:r>
-              <w:rPr>
-                <w:rStyle w:val="DecValTok"/>
-              </w:rPr>
-              <w:t xml:space="preserve">2</w:t>
-            </w:r>
-            <w:r>
-              <w:br/>
-            </w:r>
-            <w:r>
-              <w:rPr>
-                <w:rStyle w:val="NormalTok"/>
-              </w:rPr>
-              <w:t xml:space="preserve">alpha </w:t>
-            </w:r>
-            <w:r>
-              <w:rPr>
-                <w:rStyle w:val="OtherTok"/>
-              </w:rPr>
-              <w:t xml:space="preserve">&lt;-</w:t>
-            </w:r>
-            <w:r>
-              <w:rPr>
-                <w:rStyle w:val="NormalTok"/>
-              </w:rPr>
-              <w:t xml:space="preserve"> </w:t>
-            </w:r>
-            <w:r>
-              <w:rPr>
-                <w:rStyle w:val="FloatTok"/>
-              </w:rPr>
-              <w:t xml:space="preserve">0.05</w:t>
-            </w:r>
-            <w:r>
-              <w:br/>
-            </w:r>
-            <w:r>
-              <w:rPr>
-                <w:rStyle w:val="NormalTok"/>
-              </w:rPr>
-              <w:t xml:space="preserve">power </w:t>
-            </w:r>
-            <w:r>
-              <w:rPr>
-                <w:rStyle w:val="OtherTok"/>
-              </w:rPr>
-              <w:t xml:space="preserve">&lt;-</w:t>
-            </w:r>
-            <w:r>
-              <w:rPr>
-                <w:rStyle w:val="NormalTok"/>
-              </w:rPr>
-              <w:t xml:space="preserve"> </w:t>
-            </w:r>
-            <w:r>
-              <w:rPr>
-                <w:rStyle w:val="FunctionTok"/>
-              </w:rPr>
-              <w:t xml:space="preserve">power.t.test</w:t>
-            </w:r>
-            <w:r>
-              <w:rPr>
-                <w:rStyle w:val="NormalTok"/>
-              </w:rPr>
-              <w:t xml:space="preserve">(</w:t>
-            </w:r>
-            <w:r>
-              <w:rPr>
-                <w:rStyle w:val="AttributeTok"/>
-              </w:rPr>
-              <w:t xml:space="preserve">n =</w:t>
-            </w:r>
-            <w:r>
-              <w:rPr>
-                <w:rStyle w:val="NormalTok"/>
-              </w:rPr>
-              <w:t xml:space="preserve"> </w:t>
-            </w:r>
-            <w:r>
-              <w:rPr>
-                <w:rStyle w:val="FunctionTok"/>
-              </w:rPr>
-              <w:t xml:space="preserve">min</w:t>
-            </w:r>
-            <w:r>
-              <w:rPr>
-                <w:rStyle w:val="NormalTok"/>
-              </w:rPr>
-              <w:t xml:space="preserve">(n1, n2), </w:t>
-            </w:r>
-            <w:r>
-              <w:br/>
-            </w:r>
-            <w:r>
-              <w:rPr>
-                <w:rStyle w:val="NormalTok"/>
-              </w:rPr>
-              <w:t xml:space="preserve">                     </w:t>
-            </w:r>
-            <w:r>
-              <w:rPr>
-                <w:rStyle w:val="AttributeTok"/>
-              </w:rPr>
-              <w:t xml:space="preserve">delta =</w:t>
-            </w:r>
-            <w:r>
-              <w:rPr>
-                <w:rStyle w:val="NormalTok"/>
-              </w:rPr>
-              <w:t xml:space="preserve"> effect_size,</w:t>
-            </w:r>
-            <w:r>
-              <w:br/>
-            </w:r>
-            <w:r>
-              <w:rPr>
-                <w:rStyle w:val="NormalTok"/>
-              </w:rPr>
-              <w:t xml:space="preserve">                     </w:t>
-            </w:r>
-            <w:r>
-              <w:rPr>
-                <w:rStyle w:val="AttributeTok"/>
-              </w:rPr>
-              <w:t xml:space="preserve">sd =</w:t>
-            </w:r>
-            <w:r>
-              <w:rPr>
-                <w:rStyle w:val="NormalTok"/>
-              </w:rPr>
-              <w:t xml:space="preserve"> </w:t>
-            </w:r>
-            <w:r>
-              <w:rPr>
-                <w:rStyle w:val="DecValTok"/>
-              </w:rPr>
-              <w:t xml:space="preserve">1</w:t>
-            </w:r>
-            <w:r>
-              <w:rPr>
-                <w:rStyle w:val="NormalTok"/>
-              </w:rPr>
-              <w:t xml:space="preserve">,  </w:t>
-            </w:r>
-            <w:r>
-              <w:rPr>
-                <w:rStyle w:val="CommentTok"/>
-              </w:rPr>
-              <w:t xml:space="preserve"># Using standardized effect size</w:t>
-            </w:r>
-            <w:r>
-              <w:br/>
-            </w:r>
-            <w:r>
-              <w:rPr>
-                <w:rStyle w:val="NormalTok"/>
-              </w:rPr>
-              <w:t xml:space="preserve">                     </w:t>
-            </w:r>
-            <w:r>
-              <w:rPr>
-                <w:rStyle w:val="AttributeTok"/>
-              </w:rPr>
-              <w:t xml:space="preserve">sig.level =</w:t>
-            </w:r>
-            <w:r>
-              <w:rPr>
-                <w:rStyle w:val="NormalTok"/>
-              </w:rPr>
-              <w:t xml:space="preserve"> alpha,</w:t>
-            </w:r>
-            <w:r>
-              <w:br/>
-            </w:r>
-            <w:r>
-              <w:rPr>
-                <w:rStyle w:val="NormalTok"/>
-              </w:rPr>
-              <w:t xml:space="preserve">                     </w:t>
-            </w:r>
-            <w:r>
-              <w:rPr>
-                <w:rStyle w:val="AttributeTok"/>
-              </w:rPr>
-              <w:t xml:space="preserve">type =</w:t>
-            </w:r>
-            <w:r>
-              <w:rPr>
-                <w:rStyle w:val="NormalTok"/>
-              </w:rPr>
-              <w:t xml:space="preserve"> </w:t>
-            </w:r>
-            <w:r>
-              <w:rPr>
-                <w:rStyle w:val="StringTok"/>
-              </w:rPr>
-              <w:t xml:space="preserve">"two.sample"</w:t>
-            </w:r>
-            <w:r>
-              <w:rPr>
-                <w:rStyle w:val="NormalTok"/>
-              </w:rPr>
-              <w:t xml:space="preserve">,</w:t>
-            </w:r>
-            <w:r>
-              <w:br/>
-            </w:r>
-            <w:r>
-              <w:rPr>
-                <w:rStyle w:val="NormalTok"/>
-              </w:rPr>
-              <w:t xml:space="preserve">                     </w:t>
-            </w:r>
-            <w:r>
-              <w:rPr>
-                <w:rStyle w:val="AttributeTok"/>
-              </w:rPr>
-              <w:t xml:space="preserve">alternative =</w:t>
-            </w:r>
-            <w:r>
-              <w:rPr>
-                <w:rStyle w:val="NormalTok"/>
-              </w:rPr>
-              <w:t xml:space="preserve"> </w:t>
-            </w:r>
-            <w:r>
-              <w:rPr>
-                <w:rStyle w:val="StringTok"/>
-              </w:rPr>
-              <w:t xml:space="preserve">"two.sided"</w:t>
-            </w:r>
-            <w:r>
-              <w:rPr>
-                <w:rStyle w:val="NormalTok"/>
-              </w:rPr>
-              <w:t xml:space="preserve">)</w:t>
-            </w:r>
-            <w:r>
-              <w:br/>
-            </w:r>
-            <w:r>
-              <w:br/>
-            </w:r>
-            <w:r>
-              <w:rPr>
-                <w:rStyle w:val="CommentTok"/>
-              </w:rPr>
-              <w:t xml:space="preserve"># Display results</w:t>
-            </w:r>
-            <w:r>
-              <w:br/>
-            </w:r>
-            <w:r>
-              <w:rPr>
-                <w:rStyle w:val="NormalTok"/>
-              </w:rPr>
-              <w:t xml:space="preserve">power</w:t>
-            </w:r>
-          </w:p>
-          <w:p>
-            <w:pPr>
-              <w:pStyle w:val="SourceCode"/>
-            </w:pPr>
-            <w:r>
-              <w:br/>
-            </w:r>
-            <w:r>
-              <w:rPr>
-                <w:rStyle w:val="VerbatimChar"/>
-              </w:rPr>
-              <w:t xml:space="preserve">     Two-sample t test power calculation </w:t>
-            </w:r>
-            <w:r>
-              <w:br/>
-            </w:r>
-            <w:r>
-              <w:br/>
-            </w:r>
-            <w:r>
-              <w:rPr>
-                <w:rStyle w:val="VerbatimChar"/>
-              </w:rPr>
-              <w:t xml:space="preserve">              n = 66</w:t>
-            </w:r>
-            <w:r>
-              <w:br/>
-            </w:r>
-            <w:r>
-              <w:rPr>
-                <w:rStyle w:val="VerbatimChar"/>
-              </w:rPr>
-              <w:t xml:space="preserve">          delta = 0.6741298</w:t>
-            </w:r>
-            <w:r>
-              <w:br/>
-            </w:r>
-            <w:r>
-              <w:rPr>
-                <w:rStyle w:val="VerbatimChar"/>
-              </w:rPr>
-              <w:t xml:space="preserve">             sd = 1</w:t>
-            </w:r>
-            <w:r>
-              <w:br/>
-            </w:r>
-            <w:r>
-              <w:rPr>
-                <w:rStyle w:val="VerbatimChar"/>
-              </w:rPr>
-              <w:t xml:space="preserve">      sig.level = 0.05</w:t>
-            </w:r>
-            <w:r>
-              <w:br/>
-            </w:r>
-            <w:r>
-              <w:rPr>
-                <w:rStyle w:val="VerbatimChar"/>
-              </w:rPr>
-              <w:t xml:space="preserve">          power = 0.9702076</w:t>
-            </w:r>
-            <w:r>
-              <w:br/>
-            </w:r>
-            <w:r>
-              <w:rPr>
-                <w:rStyle w:val="VerbatimChar"/>
-              </w:rPr>
-              <w:t xml:space="preserve">    alternative = two.sided</w:t>
-            </w:r>
-            <w:r>
-              <w:br/>
-            </w:r>
-            <w:r>
-              <w:br/>
-            </w:r>
-            <w:r>
-              <w:rPr>
-                <w:rStyle w:val="VerbatimChar"/>
-              </w:rPr>
-              <w:t xml:space="preserve">NOTE: n is number in *each* group</w:t>
-            </w:r>
-          </w:p>
-          <w:p/>
-        </w:tc>
-      </w:tr>
-    </w:tbl>
     <w:bookmarkEnd w:id="138"/>
-    <w:bookmarkStart w:id="142" w:name="lecture-4-summary"/>
-    <w:p>
-      <w:pPr>
-        <w:pStyle w:val="Heading1"/>
-      </w:pPr>
-      <w:r>
-        <w:rPr>
-          <w:b/>
-          <w:bCs/>
-        </w:rPr>
-        <w:t xml:space="preserve">Lecture 4:</w:t>
-      </w:r>
-      <w:r>
-        <w:t xml:space="preserve"> </w:t>
-      </w:r>
-      <w:r>
-        <w:t xml:space="preserve">Summary</w:t>
-      </w:r>
-    </w:p>
-    <w:p>
-      <w:pPr>
-        <w:pStyle w:val="FirstParagraph"/>
-      </w:pPr>
-      <w:r>
-        <w:rPr>
-          <w:b/>
-          <w:bCs/>
-        </w:rPr>
-        <w:t xml:space="preserve">Key concepts covered:</w:t>
-      </w:r>
-    </w:p>
-    <w:p>
-      <w:pPr>
-        <w:pStyle w:val="Compact"/>
-        <w:numPr>
-          <w:ilvl w:val="0"/>
-          <w:numId w:val="1046"/>
-        </w:numPr>
-      </w:pPr>
-      <w:r>
-        <w:rPr>
-          <w:b/>
-          <w:bCs/>
-        </w:rPr>
-        <w:t xml:space="preserve">Probability distributions</w:t>
-      </w:r>
-      <w:r>
-        <w:t xml:space="preserve"> </w:t>
-      </w:r>
-      <w:r>
-        <w:t xml:space="preserve">model random phenomena</w:t>
-      </w:r>
-    </w:p>
-    <w:p>
-      <w:pPr>
-        <w:pStyle w:val="Compact"/>
-        <w:numPr>
-          <w:ilvl w:val="1"/>
-          <w:numId w:val="1047"/>
-        </w:numPr>
-      </w:pPr>
-      <w:r>
-        <w:t xml:space="preserve">Normal distribution is especially important</w:t>
-      </w:r>
-    </w:p>
-    <w:p>
-      <w:pPr>
-        <w:pStyle w:val="Compact"/>
-        <w:numPr>
-          <w:ilvl w:val="1"/>
-          <w:numId w:val="1047"/>
-        </w:numPr>
-      </w:pPr>
-      <w:r>
-        <w:t xml:space="preserve">Z-scores standardize measurements</w:t>
-      </w:r>
-    </w:p>
-    <w:p>
-      <w:pPr>
-        <w:pStyle w:val="Compact"/>
-        <w:numPr>
-          <w:ilvl w:val="0"/>
-          <w:numId w:val="1046"/>
-        </w:numPr>
-      </w:pPr>
-      <w:r>
-        <w:rPr>
-          <w:b/>
-          <w:bCs/>
-        </w:rPr>
-        <w:t xml:space="preserve">Standard error</w:t>
-      </w:r>
-      <w:r>
-        <w:t xml:space="preserve"> </w:t>
-      </w:r>
-      <w:r>
-        <w:t xml:space="preserve">measures precision of estimates</w:t>
-      </w:r>
-    </w:p>
-    <w:p>
-      <w:pPr>
-        <w:pStyle w:val="Compact"/>
-        <w:numPr>
-          <w:ilvl w:val="1"/>
-          <w:numId w:val="1048"/>
-        </w:numPr>
-      </w:pPr>
-      <w:r>
-        <w:t xml:space="preserve">Decreases with larger sample sizes</w:t>
-      </w:r>
-    </w:p>
-    <w:p>
-      <w:pPr>
-        <w:pStyle w:val="Compact"/>
-        <w:numPr>
-          <w:ilvl w:val="1"/>
-          <w:numId w:val="1048"/>
-        </w:numPr>
-      </w:pPr>
-      <w:r>
-        <w:t xml:space="preserve">Used to construct confidence intervals</w:t>
-      </w:r>
-    </w:p>
-    <w:p>
-      <w:pPr>
-        <w:pStyle w:val="Compact"/>
-        <w:numPr>
-          <w:ilvl w:val="0"/>
-          <w:numId w:val="1046"/>
-        </w:numPr>
-      </w:pPr>
-      <w:r>
-        <w:rPr>
-          <w:b/>
-          <w:bCs/>
-        </w:rPr>
-        <w:t xml:space="preserve">Confidence intervals</w:t>
-      </w:r>
-      <w:r>
-        <w:t xml:space="preserve"> </w:t>
-      </w:r>
-      <w:r>
-        <w:t xml:space="preserve">express uncertainty</w:t>
-      </w:r>
-    </w:p>
-    <w:p>
-      <w:pPr>
-        <w:pStyle w:val="Compact"/>
-        <w:numPr>
-          <w:ilvl w:val="1"/>
-          <w:numId w:val="1049"/>
-        </w:numPr>
-      </w:pPr>
-      <w:r>
-        <w:t xml:space="preserve">Provide plausible range for parameters</w:t>
-      </w:r>
-    </w:p>
-    <w:p>
-      <w:pPr>
-        <w:pStyle w:val="Compact"/>
-        <w:numPr>
-          <w:ilvl w:val="1"/>
-          <w:numId w:val="1049"/>
-        </w:numPr>
-      </w:pPr>
-      <w:r>
-        <w:t xml:space="preserve">95% CI:</w:t>
-      </w:r>
-      <w:r>
-        <w:t xml:space="preserve"> </w:t>
-      </w:r>
-      <w:r>
-        <w:rPr>
-          <w:rStyle w:val="VerbatimChar"/>
-        </w:rPr>
-        <w:t xml:space="preserve">mean ± 1.96 × SE</w:t>
-      </w:r>
-    </w:p>
-    <w:p>
-      <w:pPr>
-        <w:pStyle w:val="Compact"/>
-        <w:numPr>
-          <w:ilvl w:val="0"/>
-          <w:numId w:val="1046"/>
-        </w:numPr>
-      </w:pPr>
-      <w:r>
-        <w:rPr>
-          <w:b/>
-          <w:bCs/>
-        </w:rPr>
-        <w:t xml:space="preserve">Hypothesis testing</w:t>
-      </w:r>
-      <w:r>
-        <w:t xml:space="preserve"> </w:t>
-      </w:r>
-      <w:r>
-        <w:t xml:space="preserve">evaluates claims</w:t>
-      </w:r>
-    </w:p>
-    <w:p>
-      <w:pPr>
-        <w:pStyle w:val="Compact"/>
-        <w:numPr>
-          <w:ilvl w:val="1"/>
-          <w:numId w:val="1050"/>
-        </w:numPr>
-      </w:pPr>
-      <w:r>
-        <w:t xml:space="preserve">Null vs. alternative hypotheses</w:t>
-      </w:r>
-    </w:p>
-    <w:p>
-      <w:pPr>
-        <w:pStyle w:val="Compact"/>
-        <w:numPr>
-          <w:ilvl w:val="1"/>
-          <w:numId w:val="1050"/>
-        </w:numPr>
-      </w:pPr>
-      <w:r>
-        <w:t xml:space="preserve">P-values quantify evidence against H₀</w:t>
-      </w:r>
-    </w:p>
-    <w:p>
-      <w:pPr>
-        <w:pStyle w:val="Compact"/>
-        <w:numPr>
-          <w:ilvl w:val="1"/>
-          <w:numId w:val="1050"/>
-        </w:numPr>
-      </w:pPr>
-      <w:r>
-        <w:t xml:space="preserve">Consider both statistical and practical significance</w:t>
-      </w:r>
-    </w:p>
-    <w:p>
-      <w:pPr>
-        <w:pStyle w:val="FirstParagraph"/>
-      </w:pPr>
-      <w:r>
-        <w:drawing>
-          <wp:inline>
-            <wp:extent cx="4572000" cy="4572000"/>
-            <wp:effectExtent b="0" l="0" r="0" t="0"/>
-            <wp:docPr descr="" title="" id="140" name="Picture"/>
-            <a:graphic>
-              <a:graphicData uri="http://schemas.openxmlformats.org/drawingml/2006/picture">
-                <pic:pic>
-                  <pic:nvPicPr>
-                    <pic:cNvPr descr="probability_inference_lecture_files/figure-docx/l04-26-1.png" id="141" name="Picture"/>
-                    <pic:cNvPicPr>
-                      <a:picLocks noChangeArrowheads="1" noChangeAspect="1"/>
-                    </pic:cNvPicPr>
-                  </pic:nvPicPr>
-                  <pic:blipFill>
-                    <a:blip r:embed="rId139"/>
-                    <a:stretch>
-                      <a:fillRect/>
-                    </a:stretch>
-                  </pic:blipFill>
-                  <pic:spPr bwMode="auto">
-                    <a:xfrm>
-                      <a:off x="0" y="0"/>
-                      <a:ext cx="4572000" cy="4572000"/>
-                    </a:xfrm>
-                    <a:prstGeom prst="rect">
-                      <a:avLst/>
-                    </a:prstGeom>
-                    <a:noFill/>
-                    <a:ln w="9525">
-                      <a:noFill/>
-                      <a:headEnd/>
-                      <a:tailEnd/>
-                    </a:ln>
-                  </pic:spPr>
-                </pic:pic>
-              </a:graphicData>
-            </a:graphic>
-          </wp:inline>
-        </w:drawing>
-      </w:r>
-    </w:p>
-    <w:bookmarkEnd w:id="142"/>
     <w:sectPr>
       <w:pgSz w:h="15840" w:w="12240"/>
       <w:pgMar w:bottom="1440" w:footer="720" w:gutter="0" w:header="720" w:left="1440" w:right="1440" w:top="1440"/>

--- a/docs/content/probability_inference/probability_inference_lecture.docx
+++ b/docs/content/probability_inference/probability_inference_lecture.docx
@@ -5896,7 +5896,7 @@
               <w:rPr>
                 <w:rStyle w:val="VerbatimChar"/>
               </w:rPr>
-              <w:t xml:space="preserve">Mean: 248.3 mm</w:t>
+              <w:t xml:space="preserve">Mean: 270.4 mm</w:t>
             </w:r>
             <w:r>
               <w:br/>
@@ -5905,7 +5905,7 @@
               <w:rPr>
                 <w:rStyle w:val="VerbatimChar"/>
               </w:rPr>
-              <w:t xml:space="preserve"> Standard deviation: 28.75 mm</w:t>
+              <w:t xml:space="preserve"> Standard deviation: 30.51 mm</w:t>
             </w:r>
             <w:r>
               <w:br/>
@@ -5914,7 +5914,7 @@
               <w:rPr>
                 <w:rStyle w:val="VerbatimChar"/>
               </w:rPr>
-              <w:t xml:space="preserve"> Standard error: 9.09 mm</w:t>
+              <w:t xml:space="preserve"> Standard error: 9.65 mm</w:t>
             </w:r>
             <w:r>
               <w:br/>
@@ -5923,7 +5923,7 @@
               <w:rPr>
                 <w:rStyle w:val="VerbatimChar"/>
               </w:rPr>
-              <w:t xml:space="preserve"> 95% CI using z: 230.5 to 266.1 mm</w:t>
+              <w:t xml:space="preserve"> 95% CI using z: 251.5 to 289.3 mm</w:t>
             </w:r>
             <w:r>
               <w:br/>
@@ -5932,7 +5932,7 @@
               <w:rPr>
                 <w:rStyle w:val="VerbatimChar"/>
               </w:rPr>
-              <w:t xml:space="preserve"> 95% CI using t: 227.7 to 268.9 mm</w:t>
+              <w:t xml:space="preserve"> 95% CI using t: 248.6 to 292.2 mm</w:t>
             </w:r>
             <w:r>
               <w:br/>

--- a/docs/content/probability_inference/probability_inference_lecture.docx
+++ b/docs/content/probability_inference/probability_inference_lecture.docx
@@ -5896,7 +5896,7 @@
               <w:rPr>
                 <w:rStyle w:val="VerbatimChar"/>
               </w:rPr>
-              <w:t xml:space="preserve">Mean: 270.4 mm</w:t>
+              <w:t xml:space="preserve">Mean: 265.2 mm</w:t>
             </w:r>
             <w:r>
               <w:br/>
@@ -5905,7 +5905,7 @@
               <w:rPr>
                 <w:rStyle w:val="VerbatimChar"/>
               </w:rPr>
-              <w:t xml:space="preserve"> Standard deviation: 30.51 mm</w:t>
+              <w:t xml:space="preserve"> Standard deviation: 30.74 mm</w:t>
             </w:r>
             <w:r>
               <w:br/>
@@ -5914,7 +5914,7 @@
               <w:rPr>
                 <w:rStyle w:val="VerbatimChar"/>
               </w:rPr>
-              <w:t xml:space="preserve"> Standard error: 9.65 mm</w:t>
+              <w:t xml:space="preserve"> Standard error: 9.72 mm</w:t>
             </w:r>
             <w:r>
               <w:br/>
@@ -5923,7 +5923,7 @@
               <w:rPr>
                 <w:rStyle w:val="VerbatimChar"/>
               </w:rPr>
-              <w:t xml:space="preserve"> 95% CI using z: 251.5 to 289.3 mm</w:t>
+              <w:t xml:space="preserve"> 95% CI using z: 246.1 to 284.3 mm</w:t>
             </w:r>
             <w:r>
               <w:br/>
@@ -5932,7 +5932,7 @@
               <w:rPr>
                 <w:rStyle w:val="VerbatimChar"/>
               </w:rPr>
-              <w:t xml:space="preserve"> 95% CI using t: 248.6 to 292.2 mm</w:t>
+              <w:t xml:space="preserve"> 95% CI using t: 243.2 to 287.2 mm</w:t>
             </w:r>
             <w:r>
               <w:br/>
